--- a/Lolly Wren's Curious Science Adventures - SERIES/Book 2 - The Permitted Options/The_Permitted_Options_BOOK_2_REVISION_20261005.docx
+++ b/Lolly Wren's Curious Science Adventures - SERIES/Book 2 - The Permitted Options/The_Permitted_Options_BOOK_2_REVISION_20261005.docx
@@ -24881,7 +24881,7 @@
           <w:b/>
           <w:color w:val="444444"/>
         </w:rPr>
-        <w:t>Physics, Actually</w:t>
+        <w:t xml:space="preserve">Physics, Actually</w:t>
       </w:r>
     </w:p>
     <w:p>
@@ -24893,7 +24893,7 @@
         <w:rPr>
           <w:color w:val="444444"/>
         </w:rPr>
-        <w:t>Physics, Actually, Volume 1: Motion, Forces, Time, and Relativity</w:t>
+        <w:t xml:space="preserve">Physics, Actually, Volume 1: Motion, Forces, Time, and Relativity</w:t>
       </w:r>
     </w:p>
     <w:p>
@@ -24905,7 +24905,7 @@
         <w:rPr>
           <w:color w:val="444444"/>
         </w:rPr>
-        <w:t>Physics, Actually, Volume 2: Gravity, Cosmology, and the Limits of Spacetime</w:t>
+        <w:t xml:space="preserve">Physics, Actually, Volume 2: Gravity, Cosmology, and the Limits of Spacetime</w:t>
       </w:r>
     </w:p>
     <w:p>
@@ -24917,7 +24917,7 @@
         <w:rPr>
           <w:color w:val="444444"/>
         </w:rPr>
-        <w:t>Physics, Actually, Volume 3: The Standard Model, Chaos, and the Edge of Knowledge</w:t>
+        <w:t xml:space="preserve">Physics, Actually, Volume 3: The Standard Model, Chaos, and the Edge of Knowledge</w:t>
       </w:r>
     </w:p>
     <w:p>
@@ -24929,7 +24929,7 @@
         <w:rPr>
           <w:color w:val="444444"/>
         </w:rPr>
-        <w:t>Life, Actually: From the First Cell to the Edited Genome and the Search for Life Elsewhere</w:t>
+        <w:t xml:space="preserve">Life, Actually: From the First Cell to the Edited Genome and the Search for Life Elsewhere</w:t>
       </w:r>
     </w:p>
     <w:p>
@@ -24943,7 +24943,7 @@
           <w:b/>
           <w:color w:val="444444"/>
         </w:rPr>
-        <w:t>Math, Actually</w:t>
+        <w:t xml:space="preserve">More Actually Books</w:t>
       </w:r>
     </w:p>
     <w:p>
@@ -24955,7 +24955,7 @@
         <w:rPr>
           <w:color w:val="444444"/>
         </w:rPr>
-        <w:t>Math, Actually, Volume 1: From Arithmetic to Calculus</w:t>
+        <w:t xml:space="preserve">Gravitation, Actually: A Short Book on Gravity</w:t>
       </w:r>
     </w:p>
     <w:p>
@@ -24967,31 +24967,7 @@
         <w:rPr>
           <w:color w:val="444444"/>
         </w:rPr>
-        <w:t>Math, Actually, Volume 2: From Multivariable Calculus to Set Theory &amp; Logic</w:t>
-      </w:r>
-    </w:p>
-    <w:p>
-      <w:pPr>
-        <w:spacing w:after="20" w:line="240" w:lineRule="auto"/>
-        <w:jc w:val="center"/>
-      </w:pPr>
-      <w:r>
-        <w:rPr>
-          <w:color w:val="444444"/>
-        </w:rPr>
-        <w:t>Math, Actually, Volume 3: From Differential Equations to Abstract Algebra</w:t>
-      </w:r>
-    </w:p>
-    <w:p>
-      <w:pPr>
-        <w:spacing w:after="20" w:line="240" w:lineRule="auto"/>
-        <w:jc w:val="center"/>
-      </w:pPr>
-      <w:r>
-        <w:rPr>
-          <w:color w:val="444444"/>
-        </w:rPr>
-        <w:t>Math, Actually, Volume 4: From Category Theory to the Frontier</w:t>
+        <w:t xml:space="preserve">The Universe, Actually: What Humanity Currently Understands About Reality</w:t>
       </w:r>
     </w:p>
     <w:p>
@@ -25005,7 +24981,7 @@
           <w:b/>
           <w:color w:val="444444"/>
         </w:rPr>
-        <w:t>Quantum, Actually</w:t>
+        <w:t xml:space="preserve">Math, Actually</w:t>
       </w:r>
     </w:p>
     <w:p>
@@ -25017,7 +24993,7 @@
         <w:rPr>
           <w:color w:val="444444"/>
         </w:rPr>
-        <w:t>Quantum, Actually, Volume 1: Questions and Answers from the Double Slit to the Superconducting Wire</w:t>
+        <w:t xml:space="preserve">Math, Actually, Volume 1: From Arithmetic to Calculus</w:t>
       </w:r>
     </w:p>
     <w:p>
@@ -25029,7 +25005,31 @@
         <w:rPr>
           <w:color w:val="444444"/>
         </w:rPr>
-        <w:t>Quantum, Actually, Volume 2: A QED Course</w:t>
+        <w:t xml:space="preserve">Math, Actually, Volume 2: From Multivariable Calculus to Set Theory &amp; Logic</w:t>
+      </w:r>
+    </w:p>
+    <w:p>
+      <w:pPr>
+        <w:spacing w:after="20" w:line="240" w:lineRule="auto"/>
+        <w:jc w:val="center"/>
+      </w:pPr>
+      <w:r>
+        <w:rPr>
+          <w:color w:val="444444"/>
+        </w:rPr>
+        <w:t xml:space="preserve">Math, Actually, Volume 3: From Differential Equations to Abstract Algebra</w:t>
+      </w:r>
+    </w:p>
+    <w:p>
+      <w:pPr>
+        <w:spacing w:after="20" w:line="240" w:lineRule="auto"/>
+        <w:jc w:val="center"/>
+      </w:pPr>
+      <w:r>
+        <w:rPr>
+          <w:color w:val="444444"/>
+        </w:rPr>
+        <w:t xml:space="preserve">Math, Actually, Volume 4: From Category Theory to the Frontier</w:t>
       </w:r>
     </w:p>
     <w:p>
@@ -25043,7 +25043,7 @@
           <w:b/>
           <w:color w:val="444444"/>
         </w:rPr>
-        <w:t>Science Sparks</w:t>
+        <w:t xml:space="preserve">Quantum, Actually</w:t>
       </w:r>
     </w:p>
     <w:p>
@@ -25055,7 +25055,19 @@
         <w:rPr>
           <w:color w:val="444444"/>
         </w:rPr>
-        <w:t>Science Sparks: Physics, Life, and Mathematics — The Same Few Rules, Told in Highlights</w:t>
+        <w:t xml:space="preserve">Quantum, Actually, Volume 1: Questions and Answers from the Double Slit to the Superconducting Wire</w:t>
+      </w:r>
+    </w:p>
+    <w:p>
+      <w:pPr>
+        <w:spacing w:after="20" w:line="240" w:lineRule="auto"/>
+        <w:jc w:val="center"/>
+      </w:pPr>
+      <w:r>
+        <w:rPr>
+          <w:color w:val="444444"/>
+        </w:rPr>
+        <w:t xml:space="preserve">Quantum, Actually, Volume 2: A QED Course</w:t>
       </w:r>
     </w:p>
     <w:p>
@@ -25069,7 +25081,7 @@
           <w:b/>
           <w:color w:val="444444"/>
         </w:rPr>
-        <w:t>Look First</w:t>
+        <w:t xml:space="preserve">Science Sparks</w:t>
       </w:r>
     </w:p>
     <w:p>
@@ -25081,19 +25093,7 @@
         <w:rPr>
           <w:color w:val="444444"/>
         </w:rPr>
-        <w:t>Look First, Volume 1: The Universe Has No Now</w:t>
-      </w:r>
-    </w:p>
-    <w:p>
-      <w:pPr>
-        <w:spacing w:after="20" w:line="240" w:lineRule="auto"/>
-        <w:jc w:val="center"/>
-      </w:pPr>
-      <w:r>
-        <w:rPr>
-          <w:color w:val="444444"/>
-        </w:rPr>
-        <w:t>Look First, Volume 2: A Trip Is Not a New Life</w:t>
+        <w:t xml:space="preserve">Science Sparks: Physics, Life, and Mathematics — The Same Few Rules, Told in Highlights</w:t>
       </w:r>
     </w:p>
     <w:p>
@@ -25107,7 +25107,7 @@
           <w:b/>
           <w:color w:val="444444"/>
         </w:rPr>
-        <w:t>Electrical Engineering Series</w:t>
+        <w:t xml:space="preserve">Look First</w:t>
       </w:r>
     </w:p>
     <w:p>
@@ -25119,7 +25119,7 @@
         <w:rPr>
           <w:color w:val="444444"/>
         </w:rPr>
-        <w:t>Foundations of Electronics (Book 1)</w:t>
+        <w:t xml:space="preserve">Look First, Volume 1: The Universe Has No Now</w:t>
       </w:r>
     </w:p>
     <w:p>
@@ -25131,68 +25131,7 @@
         <w:rPr>
           <w:color w:val="444444"/>
         </w:rPr>
-        <w:lastRenderedPageBreak/>
-        <w:t>Circuits, Components, and Control (Book 2)</w:t>
-      </w:r>
-    </w:p>
-    <w:p>
-      <w:pPr>
-        <w:spacing w:after="20" w:line="240" w:lineRule="auto"/>
-        <w:jc w:val="center"/>
-      </w:pPr>
-      <w:r>
-        <w:rPr>
-          <w:color w:val="444444"/>
-        </w:rPr>
-        <w:t>Semiconductor Physics and Devices (Book 3)</w:t>
-      </w:r>
-    </w:p>
-    <w:p>
-      <w:pPr>
-        <w:spacing w:after="20" w:line="240" w:lineRule="auto"/>
-        <w:jc w:val="center"/>
-      </w:pPr>
-      <w:r>
-        <w:rPr>
-          <w:color w:val="444444"/>
-        </w:rPr>
-        <w:t>RF, Microwave, and Transceivers (Book 4)</w:t>
-      </w:r>
-    </w:p>
-    <w:p>
-      <w:pPr>
-        <w:spacing w:after="20" w:line="240" w:lineRule="auto"/>
-        <w:jc w:val="center"/>
-      </w:pPr>
-      <w:r>
-        <w:rPr>
-          <w:color w:val="444444"/>
-        </w:rPr>
-        <w:t>Communications, Wireless, and SDR (Book 5)</w:t>
-      </w:r>
-    </w:p>
-    <w:p>
-      <w:pPr>
-        <w:spacing w:after="20" w:line="240" w:lineRule="auto"/>
-        <w:jc w:val="center"/>
-      </w:pPr>
-      <w:r>
-        <w:rPr>
-          <w:color w:val="444444"/>
-        </w:rPr>
-        <w:t>Power and Energy (Book 6)</w:t>
-      </w:r>
-    </w:p>
-    <w:p>
-      <w:pPr>
-        <w:spacing w:after="20" w:line="240" w:lineRule="auto"/>
-        <w:jc w:val="center"/>
-      </w:pPr>
-      <w:r>
-        <w:rPr>
-          <w:color w:val="444444"/>
-        </w:rPr>
-        <w:t>Packaging, Layout, EMC, and Test (Book 7)</w:t>
+        <w:t xml:space="preserve">Look First, Volume 2: A Trip Is Not a New Life</w:t>
       </w:r>
     </w:p>
     <w:p>
@@ -25206,7 +25145,7 @@
           <w:b/>
           <w:color w:val="444444"/>
         </w:rPr>
-        <w:t>History</w:t>
+        <w:t xml:space="preserve">Electrical Engineering Series</w:t>
       </w:r>
     </w:p>
     <w:p>
@@ -25218,7 +25157,79 @@
         <w:rPr>
           <w:color w:val="444444"/>
         </w:rPr>
-        <w:t>The Dolphins’ View of History</w:t>
+        <w:t xml:space="preserve">Foundations of Electronics (Book 1)</w:t>
+      </w:r>
+    </w:p>
+    <w:p>
+      <w:pPr>
+        <w:spacing w:after="20" w:line="240" w:lineRule="auto"/>
+        <w:jc w:val="center"/>
+      </w:pPr>
+      <w:r>
+        <w:rPr>
+          <w:color w:val="444444"/>
+        </w:rPr>
+        <w:t xml:space="preserve">Circuits, Components, and Control (Book 2)</w:t>
+      </w:r>
+    </w:p>
+    <w:p>
+      <w:pPr>
+        <w:spacing w:after="20" w:line="240" w:lineRule="auto"/>
+        <w:jc w:val="center"/>
+      </w:pPr>
+      <w:r>
+        <w:rPr>
+          <w:color w:val="444444"/>
+        </w:rPr>
+        <w:t xml:space="preserve">Semiconductor Physics and Devices (Book 3)</w:t>
+      </w:r>
+    </w:p>
+    <w:p>
+      <w:pPr>
+        <w:spacing w:after="20" w:line="240" w:lineRule="auto"/>
+        <w:jc w:val="center"/>
+      </w:pPr>
+      <w:r>
+        <w:rPr>
+          <w:color w:val="444444"/>
+        </w:rPr>
+        <w:t xml:space="preserve">RF, Microwave, and Transceivers (Book 4)</w:t>
+      </w:r>
+    </w:p>
+    <w:p>
+      <w:pPr>
+        <w:spacing w:after="20" w:line="240" w:lineRule="auto"/>
+        <w:jc w:val="center"/>
+      </w:pPr>
+      <w:r>
+        <w:rPr>
+          <w:color w:val="444444"/>
+        </w:rPr>
+        <w:t xml:space="preserve">Communications, Wireless, and SDR (Book 5)</w:t>
+      </w:r>
+    </w:p>
+    <w:p>
+      <w:pPr>
+        <w:spacing w:after="20" w:line="240" w:lineRule="auto"/>
+        <w:jc w:val="center"/>
+      </w:pPr>
+      <w:r>
+        <w:rPr>
+          <w:color w:val="444444"/>
+        </w:rPr>
+        <w:t xml:space="preserve">Power and Energy (Book 6)</w:t>
+      </w:r>
+    </w:p>
+    <w:p>
+      <w:pPr>
+        <w:spacing w:after="20" w:line="240" w:lineRule="auto"/>
+        <w:jc w:val="center"/>
+      </w:pPr>
+      <w:r>
+        <w:rPr>
+          <w:color w:val="444444"/>
+        </w:rPr>
+        <w:t xml:space="preserve">Packaging, Layout, EMC, and Test (Book 7)</w:t>
       </w:r>
     </w:p>
     <w:p>
@@ -25232,7 +25243,7 @@
           <w:b/>
           <w:color w:val="444444"/>
         </w:rPr>
-        <w:t>Fiction</w:t>
+        <w:t xml:space="preserve">History</w:t>
       </w:r>
     </w:p>
     <w:p>
@@ -25244,55 +25255,7 @@
         <w:rPr>
           <w:color w:val="444444"/>
         </w:rPr>
-        <w:t>The Murder That Hadn’t Happened Yet (The Relativistic Investigation Bureau, Book 1)</w:t>
-      </w:r>
-    </w:p>
-    <w:p>
-      <w:pPr>
-        <w:spacing w:after="20" w:line="240" w:lineRule="auto"/>
-        <w:jc w:val="center"/>
-      </w:pPr>
-      <w:r>
-        <w:rPr>
-          <w:color w:val="444444"/>
-        </w:rPr>
-        <w:t>The Warning That Was Sent Too Late (The Relativistic Investigation Bureau, Book 2)</w:t>
-      </w:r>
-    </w:p>
-    <w:p>
-      <w:pPr>
-        <w:spacing w:after="20" w:line="240" w:lineRule="auto"/>
-        <w:jc w:val="center"/>
-      </w:pPr>
-      <w:r>
-        <w:rPr>
-          <w:color w:val="444444"/>
-        </w:rPr>
-        <w:t>Schrödinger’s Paperwork (Lolly Wren’s Curious Science Adventures, Book 1)</w:t>
-      </w:r>
-    </w:p>
-    <w:p>
-      <w:pPr>
-        <w:spacing w:after="20" w:line="240" w:lineRule="auto"/>
-        <w:jc w:val="center"/>
-      </w:pPr>
-      <w:r>
-        <w:rPr>
-          <w:color w:val="444444"/>
-        </w:rPr>
-        <w:t>The Permitted Options (Lolly Wren’s Curious Science Adventures, Book 2)</w:t>
-      </w:r>
-    </w:p>
-    <w:p>
-      <w:pPr>
-        <w:spacing w:after="20" w:line="240" w:lineRule="auto"/>
-        <w:jc w:val="center"/>
-      </w:pPr>
-      <w:r>
-        <w:rPr>
-          <w:color w:val="444444"/>
-        </w:rPr>
-        <w:t>Protocol Flamingo (The Invasion Storybooks, Book 1), as George Herbert Fontaine</w:t>
+        <w:t xml:space="preserve">The Dolphins’ View of History</w:t>
       </w:r>
     </w:p>
     <w:p>
@@ -25306,7 +25269,7 @@
           <w:b/>
           <w:color w:val="444444"/>
         </w:rPr>
-        <w:t>How-To</w:t>
+        <w:t xml:space="preserve">Fiction</w:t>
       </w:r>
     </w:p>
     <w:p>
@@ -25318,7 +25281,7 @@
         <w:rPr>
           <w:color w:val="444444"/>
         </w:rPr>
-        <w:t>Your First Book That Sells</w:t>
+        <w:t xml:space="preserve">The Murder That Hadn’t Happened Yet (The Relativistic Investigation Bureau, Book 1), Lothar J. Musiol writing as Spezala Genara Relavi (S.G.R.)</w:t>
       </w:r>
     </w:p>
     <w:p>
@@ -25330,7 +25293,69 @@
         <w:rPr>
           <w:color w:val="444444"/>
         </w:rPr>
-        <w:t>Your First YouTube Channel That Rocks</w:t>
+        <w:t xml:space="preserve">The Warning That Was Sent Too Late (The Relativistic Investigation Bureau, Book 2), Lothar J. Musiol writing as Spezala Genara Relavi (S.G.R.)</w:t>
+      </w:r>
+    </w:p>
+    <w:p>
+      <w:pPr>
+        <w:spacing w:after="20" w:line="240" w:lineRule="auto"/>
+        <w:jc w:val="center"/>
+      </w:pPr>
+      <w:r>
+        <w:rPr>
+          <w:color w:val="444444"/>
+        </w:rPr>
+        <w:t xml:space="preserve">Schrödinger’s Paperwork (Lolly Wren’s Curious Science Adventures, Book 1), Lothar J. Musiol writing as Quentin Edmund Darling (Q.E.D.)</w:t>
+      </w:r>
+    </w:p>
+    <w:p>
+      <w:pPr>
+        <w:spacing w:after="20" w:line="240" w:lineRule="auto"/>
+        <w:jc w:val="center"/>
+      </w:pPr>
+      <w:r>
+        <w:rPr>
+          <w:color w:val="444444"/>
+        </w:rPr>
+        <w:t xml:space="preserve">Protocol Flamingo (The Invasion Storybooks, Book 1), Lothar J. Musiol writing as George Herbert Fontaine</w:t>
+      </w:r>
+    </w:p>
+    <w:p>
+      <w:pPr>
+        <w:spacing w:after="20" w:line="240" w:lineRule="auto"/>
+        <w:jc w:val="center"/>
+      </w:pPr>
+      <w:r>
+        <w:rPr>
+          <w:color w:val="444444"/>
+        </w:rPr>
+        <w:t xml:space="preserve">In Love with Murder, Actually: A Comic Mystery, Lothar J. Musiol writing as Romuald Livingston</w:t>
+      </w:r>
+    </w:p>
+    <w:p>
+      <w:pPr>
+        <w:keepNext/>
+        <w:spacing w:before="160" w:after="40" w:line="240" w:lineRule="auto"/>
+        <w:jc w:val="center"/>
+      </w:pPr>
+      <w:r>
+        <w:rPr>
+          <w:b/>
+          <w:color w:val="444444"/>
+        </w:rPr>
+        <w:t xml:space="preserve">In German</w:t>
+      </w:r>
+    </w:p>
+    <w:p>
+      <w:pPr>
+        <w:spacing w:after="20" w:line="240" w:lineRule="auto"/>
+        <w:jc w:val="center"/>
+      </w:pPr>
+      <w:r>
+        <w:rPr>
+          <w:color w:val="444444"/>
+        </w:rPr>
+        <w:t xml:space="preserve">Auswandern – Ab in die USA, Kanada, Australien oder Neuseeland?</w:t>
       </w:r>
     </w:p>
     <w:sectPr>

--- a/Lolly Wren's Curious Science Adventures - SERIES/Book 2 - The Permitted Options/The_Permitted_Options_BOOK_2_REVISION_20261005.docx
+++ b/Lolly Wren's Curious Science Adventures - SERIES/Book 2 - The Permitted Options/The_Permitted_Options_BOOK_2_REVISION_20261005.docx
@@ -24854,6 +24854,57 @@
           <w:t>doi:10.1002/cpa.3160130102</w:t>
         </w:r>
       </w:hyperlink>
+    </w:p>
+    <w:p>
+      <w:pPr>
+        <w:pageBreakBefore/>
+        <w:spacing w:before="1440" w:line="240" w:lineRule="auto"/>
+        <w:jc w:val="center"/>
+      </w:pPr>
+      <w:r>
+        <w:rPr>
+          <w:b/>
+          <w:color w:val="444444"/>
+        </w:rPr>
+        <w:lastRenderedPageBreak/>
+        <w:t xml:space="preserve">About the Author</w:t>
+      </w:r>
+    </w:p>
+    <w:p>
+      <w:pPr>
+        <w:pStyle w:val="BodyText"/>
+      </w:pPr>
+      <w:r>
+        <w:t xml:space="preserve">Lothar J. Musiol is German by birth and American by choice, and he writes in British because he regards it as the most awkward American dialect. For exactly that reason he is a staunch aficionado of British films such as </w:t>
+      </w:r>
+      <w:r>
+        <w:rPr>
+          <w:i/>
+          <w:iCs/>
+        </w:rPr>
+        <w:t xml:space="preserve">Four Weddings and a Funeral</w:t>
+      </w:r>
+      <w:r>
+        <w:t xml:space="preserve">. The preposterous accent, however, was inspired by </w:t>
+      </w:r>
+      <w:r>
+        <w:rPr>
+          <w:i/>
+          <w:iCs/>
+        </w:rPr>
+        <w:t xml:space="preserve">Love Actually</w:t>
+      </w:r>
+      <w:r>
+        <w:t xml:space="preserve">, in which a daft sod named Colin Frissell flies to America and has a conversation in a bar before arriving at the true purpose of his travels. The author found that eye-opening and still hopes to get there one day, if he keeps up his admittedly naff British long enough.</w:t>
+      </w:r>
+    </w:p>
+    <w:p>
+      <w:pPr>
+        <w:pStyle w:val="BodyText"/>
+      </w:pPr>
+      <w:r>
+        <w:t xml:space="preserve">A graduate of Munich University of Applied Sciences, he spent more than forty years in the semiconductor industry, first at Germany’s largest company in the field, then at a string of American start-ups. Dual citizenship, put to its most sensible use, lets him split his time between San Clemente, California, and Passau, Bavaria, where Austria begins at the garden fence. The household includes one married daughter, one grumpy Teacup Pomeranian named Gucci, and eleven chickens, listed in order of seniority rather than volume.</w:t>
+      </w:r>
     </w:p>
     <w:p>
       <w:pPr>

--- a/Lolly Wren's Curious Science Adventures - SERIES/Book 2 - The Permitted Options/The_Permitted_Options_BOOK_2_REVISION_20261005.docx
+++ b/Lolly Wren's Curious Science Adventures - SERIES/Book 2 - The Permitted Options/The_Permitted_Options_BOOK_2_REVISION_20261005.docx
@@ -370,6 +370,244 @@
             <w:rStyle w:val="Hyperlink"/>
           </w:rPr>
           <w:t>For Curious Readers: The Lectures</w:t>
+        </w:r>
+      </w:hyperlink>
+    </w:p>
+    <w:p>
+      <w:pPr>
+        <w:pStyle w:val="FirstParagraph"/>
+        <w:spacing w:before="0" w:after="60"/>
+      </w:pPr>
+      <w:hyperlink w:anchor="lec00" w:history="1">
+        <w:r>
+          <w:rPr>
+            <w:rStyle w:val="Hyperlink"/>
+          </w:rPr>
+          <w:t xml:space="preserve">Lecture. Chapter One</w:t>
+        </w:r>
+      </w:hyperlink>
+    </w:p>
+    <w:p>
+      <w:pPr>
+        <w:pStyle w:val="FirstParagraph"/>
+        <w:spacing w:before="0" w:after="60"/>
+      </w:pPr>
+      <w:hyperlink w:anchor="lec01" w:history="1">
+        <w:r>
+          <w:rPr>
+            <w:rStyle w:val="Hyperlink"/>
+          </w:rPr>
+          <w:t xml:space="preserve">Lecture. Chapter Two</w:t>
+        </w:r>
+      </w:hyperlink>
+    </w:p>
+    <w:p>
+      <w:pPr>
+        <w:pStyle w:val="FirstParagraph"/>
+        <w:spacing w:before="0" w:after="60"/>
+      </w:pPr>
+      <w:hyperlink w:anchor="lec02" w:history="1">
+        <w:r>
+          <w:rPr>
+            <w:rStyle w:val="Hyperlink"/>
+          </w:rPr>
+          <w:t xml:space="preserve">Lecture. Chapter Three</w:t>
+        </w:r>
+      </w:hyperlink>
+    </w:p>
+    <w:p>
+      <w:pPr>
+        <w:pStyle w:val="FirstParagraph"/>
+        <w:spacing w:before="0" w:after="60"/>
+      </w:pPr>
+      <w:hyperlink w:anchor="lec03" w:history="1">
+        <w:r>
+          <w:rPr>
+            <w:rStyle w:val="Hyperlink"/>
+          </w:rPr>
+          <w:t xml:space="preserve">Lecture. Chapter Four</w:t>
+        </w:r>
+      </w:hyperlink>
+    </w:p>
+    <w:p>
+      <w:pPr>
+        <w:pStyle w:val="FirstParagraph"/>
+        <w:spacing w:before="0" w:after="60"/>
+      </w:pPr>
+      <w:hyperlink w:anchor="lec04" w:history="1">
+        <w:r>
+          <w:rPr>
+            <w:rStyle w:val="Hyperlink"/>
+          </w:rPr>
+          <w:t xml:space="preserve">Lecture. Chapters Five and Six</w:t>
+        </w:r>
+      </w:hyperlink>
+    </w:p>
+    <w:p>
+      <w:pPr>
+        <w:pStyle w:val="FirstParagraph"/>
+        <w:spacing w:before="0" w:after="60"/>
+      </w:pPr>
+      <w:hyperlink w:anchor="lec05" w:history="1">
+        <w:r>
+          <w:rPr>
+            <w:rStyle w:val="Hyperlink"/>
+          </w:rPr>
+          <w:t xml:space="preserve">Lecture. Chapter Seven</w:t>
+        </w:r>
+      </w:hyperlink>
+    </w:p>
+    <w:p>
+      <w:pPr>
+        <w:pStyle w:val="FirstParagraph"/>
+        <w:spacing w:before="0" w:after="60"/>
+      </w:pPr>
+      <w:hyperlink w:anchor="lec06" w:history="1">
+        <w:r>
+          <w:rPr>
+            <w:rStyle w:val="Hyperlink"/>
+          </w:rPr>
+          <w:t xml:space="preserve">Lecture. Chapter Eight</w:t>
+        </w:r>
+      </w:hyperlink>
+    </w:p>
+    <w:p>
+      <w:pPr>
+        <w:pStyle w:val="FirstParagraph"/>
+        <w:spacing w:before="0" w:after="60"/>
+      </w:pPr>
+      <w:hyperlink w:anchor="lec07" w:history="1">
+        <w:r>
+          <w:rPr>
+            <w:rStyle w:val="Hyperlink"/>
+          </w:rPr>
+          <w:t xml:space="preserve">Lecture. Chapter Nine</w:t>
+        </w:r>
+      </w:hyperlink>
+    </w:p>
+    <w:p>
+      <w:pPr>
+        <w:pStyle w:val="FirstParagraph"/>
+        <w:spacing w:before="0" w:after="60"/>
+      </w:pPr>
+      <w:hyperlink w:anchor="lec08" w:history="1">
+        <w:r>
+          <w:rPr>
+            <w:rStyle w:val="Hyperlink"/>
+          </w:rPr>
+          <w:t xml:space="preserve">Lecture. Chapter Ten</w:t>
+        </w:r>
+      </w:hyperlink>
+    </w:p>
+    <w:p>
+      <w:pPr>
+        <w:pStyle w:val="FirstParagraph"/>
+        <w:spacing w:before="0" w:after="60"/>
+      </w:pPr>
+      <w:hyperlink w:anchor="lec09" w:history="1">
+        <w:r>
+          <w:rPr>
+            <w:rStyle w:val="Hyperlink"/>
+          </w:rPr>
+          <w:t xml:space="preserve">Lecture. Chapter Eleven</w:t>
+        </w:r>
+      </w:hyperlink>
+    </w:p>
+    <w:p>
+      <w:pPr>
+        <w:pStyle w:val="FirstParagraph"/>
+        <w:spacing w:before="0" w:after="60"/>
+      </w:pPr>
+      <w:hyperlink w:anchor="lec10" w:history="1">
+        <w:r>
+          <w:rPr>
+            <w:rStyle w:val="Hyperlink"/>
+          </w:rPr>
+          <w:t xml:space="preserve">Lecture. Chapter Twelve</w:t>
+        </w:r>
+      </w:hyperlink>
+    </w:p>
+    <w:p>
+      <w:pPr>
+        <w:pStyle w:val="FirstParagraph"/>
+        <w:spacing w:before="0" w:after="60"/>
+      </w:pPr>
+      <w:hyperlink w:anchor="lec11" w:history="1">
+        <w:r>
+          <w:rPr>
+            <w:rStyle w:val="Hyperlink"/>
+          </w:rPr>
+          <w:t xml:space="preserve">Lecture. Chapter Thirteen</w:t>
+        </w:r>
+      </w:hyperlink>
+    </w:p>
+    <w:p>
+      <w:pPr>
+        <w:pStyle w:val="FirstParagraph"/>
+        <w:spacing w:before="0" w:after="60"/>
+      </w:pPr>
+      <w:hyperlink w:anchor="lec12" w:history="1">
+        <w:r>
+          <w:rPr>
+            <w:rStyle w:val="Hyperlink"/>
+          </w:rPr>
+          <w:t xml:space="preserve">Lecture. Chapter Fourteen</w:t>
+        </w:r>
+      </w:hyperlink>
+    </w:p>
+    <w:p>
+      <w:pPr>
+        <w:pStyle w:val="FirstParagraph"/>
+        <w:spacing w:before="0" w:after="60"/>
+      </w:pPr>
+      <w:hyperlink w:anchor="lec13" w:history="1">
+        <w:r>
+          <w:rPr>
+            <w:rStyle w:val="Hyperlink"/>
+          </w:rPr>
+          <w:t xml:space="preserve">Lecture. Chapter Fifteen</w:t>
+        </w:r>
+      </w:hyperlink>
+    </w:p>
+    <w:p>
+      <w:pPr>
+        <w:pStyle w:val="FirstParagraph"/>
+        <w:spacing w:before="0" w:after="60"/>
+      </w:pPr>
+      <w:hyperlink w:anchor="lec14" w:history="1">
+        <w:r>
+          <w:rPr>
+            <w:rStyle w:val="Hyperlink"/>
+          </w:rPr>
+          <w:t xml:space="preserve">Lecture. Chapters Sixteen and Seventeen</w:t>
+        </w:r>
+      </w:hyperlink>
+    </w:p>
+    <w:p>
+      <w:pPr>
+        <w:pStyle w:val="FirstParagraph"/>
+        <w:spacing w:before="0" w:after="60"/>
+      </w:pPr>
+      <w:hyperlink w:anchor="_TocAll0001" w:history="1">
+        <w:r>
+          <w:rPr>
+            <w:rStyle w:val="Hyperlink"/>
+          </w:rPr>
+          <w:t xml:space="preserve">Glossary</w:t>
+        </w:r>
+      </w:hyperlink>
+    </w:p>
+    <w:p>
+      <w:pPr>
+        <w:pStyle w:val="FirstParagraph"/>
+        <w:spacing w:before="0" w:after="60"/>
+      </w:pPr>
+      <w:hyperlink w:anchor="_TocAll0002" w:history="1">
+        <w:r>
+          <w:rPr>
+            <w:rStyle w:val="Hyperlink"/>
+          </w:rPr>
+          <w:t xml:space="preserve">Bibliography</w:t>
         </w:r>
       </w:hyperlink>
     </w:p>
@@ -24241,6 +24479,8 @@
         <w:pageBreakBefore/>
         <w:spacing w:after="80"/>
       </w:pPr>
+      <w:bookmarkStart w:id="133" w:name="_TocAll0001"/>
+      <w:bookmarkEnd w:id="133"/>
       <w:r>
         <w:rPr>
           <w:sz w:val="40"/>
@@ -24568,6 +24808,8 @@
         <w:pageBreakBefore/>
         <w:spacing w:after="80"/>
       </w:pPr>
+      <w:bookmarkStart w:id="134" w:name="_TocAll0002"/>
+      <w:bookmarkEnd w:id="134"/>
       <w:r>
         <w:rPr>
           <w:sz w:val="40"/>
@@ -24854,6 +25096,19 @@
           <w:t>doi:10.1002/cpa.3160130102</w:t>
         </w:r>
       </w:hyperlink>
+    </w:p>
+    <w:p>
+      <w:pPr>
+        <w:pStyle w:val="BodyText"/>
+        <w:pageBreakBefore/>
+      </w:pPr>
+      <w:r>
+        <w:rPr>
+          <w:i/>
+          <w:iCs/>
+        </w:rPr>
+        <w:t xml:space="preserve">If you enjoyed the story, a few words on Amazon would mean a great deal. It’s how other readers find their way here, and I read every one.</w:t>
+      </w:r>
     </w:p>
     <w:p>
       <w:pPr>

--- a/Lolly Wren's Curious Science Adventures - SERIES/Book 2 - The Permitted Options/The_Permitted_Options_BOOK_2_REVISION_20261005.docx
+++ b/Lolly Wren's Curious Science Adventures - SERIES/Book 2 - The Permitted Options/The_Permitted_Options_BOOK_2_REVISION_20261005.docx
@@ -24039,7 +24039,19 @@
         </w:numPr>
       </w:pPr>
       <w:r>
-        <w:t>Holding a throat open needs negative energy density, which violates the null energy condition (Morris and Thorne, 1988).</w:t>
+        <w:t>Holding a throat open needs negative energy density, which violates the null energy condition (</w:t>
+      </w:r>
+      <w:hyperlink w:anchor="bib_morris1988" w:history="1">
+        <w:r>
+          <w:rPr>
+            <w:color w:val="0563C1"/>
+            <w:u w:val="single"/>
+          </w:rPr>
+          <w:t>Morris and Thorne, 1988</w:t>
+        </w:r>
+      </w:hyperlink>
+      <w:r>
+        <w:t>).</w:t>
       </w:r>
     </w:p>
     <w:p>
@@ -24117,7 +24129,19 @@
         <w:t>The enemy is voltage.</w:t>
       </w:r>
       <w:r>
-        <w:t xml:space="preserve"> Two plates with a potential difference V between them attract electrostatically with a force ε₀AV² / (2d²). At a micrometre, with a square centimetre of plate, one millivolt gives about 4 × 10⁻¹⁰ newtons, a few tenths of a per cent of the Casimir force. Real metal surfaces carry contact potentials and patchy surface potentials of several millivolts or more (Speake and Trenkel, 2003), and every serious Casimir experiment applies a compensating voltage, sweeps it, and sits at the bottom of the resulting parabola where the electrostatic force is smallest. That is exactly the procedure van Casteel describes once the fault is found.</w:t>
+        <w:t xml:space="preserve"> Two plates with a potential difference V between them attract electrostatically with a force ε₀AV² / (2d²). At a micrometre, with a square centimetre of plate, one millivolt gives about 4 × 10⁻¹⁰ newtons, a few tenths of a per cent of the Casimir force. Real metal surfaces carry contact potentials and patchy surface potentials of several millivolts or more (</w:t>
+      </w:r>
+      <w:hyperlink w:anchor="bib_speake2003" w:history="1">
+        <w:r>
+          <w:rPr>
+            <w:color w:val="0563C1"/>
+            <w:u w:val="single"/>
+          </w:rPr>
+          <w:t>Speake and Trenkel, 2003</w:t>
+        </w:r>
+      </w:hyperlink>
+      <w:r>
+        <w:t>), and every serious Casimir experiment applies a compensating voltage, sweeps it, and sits at the bottom of the resulting parabola where the electrostatic force is smallest. That is exactly the procedure van Casteel describes once the fault is found.</w:t>
       </w:r>
     </w:p>
     <w:p>
@@ -24163,7 +24187,19 @@
         <w:t>Why there was no throat to find.</w:t>
       </w:r>
       <w:r>
-        <w:t xml:space="preserve"> Even before the bench, quantum field theory had made a walk-through wormhole very unlikely. Negative energy density is allowed, as the Casimir effect shows, but only within limits: the quantum inequalities of Ford and Roman bound how much negative energy can sit in a place and for how long, trading magnitude against duration. Applied to wormholes (Ford and Roman, 1996), they imply that a throat must be either microscopically small or held open by negative energy squeezed into a band absurdly thin compared with the throat. No single law forbids a traversable wormhole. All of them together make one look hopeless.</w:t>
+        <w:t xml:space="preserve"> Even before the bench, quantum field theory had made a walk-through wormhole very unlikely. Negative energy density is allowed, as the Casimir effect shows, but only within limits: the quantum inequalities of Ford and Roman bound how much negative energy can sit in a place and for how long, trading magnitude against duration. Applied to wormholes (</w:t>
+      </w:r>
+      <w:hyperlink w:anchor="bib_ford1996" w:history="1">
+        <w:r>
+          <w:rPr>
+            <w:color w:val="0563C1"/>
+            <w:u w:val="single"/>
+          </w:rPr>
+          <w:t>Ford and Roman, 1996</w:t>
+        </w:r>
+      </w:hyperlink>
+      <w:r>
+        <w:t>), they imply that a throat must be either microscopically small or held open by negative energy squeezed into a band absurdly thin compared with the throat. No single law forbids a traversable wormhole. All of them together make one look hopeless.</w:t>
       </w:r>
     </w:p>
     <w:p>
@@ -24862,44 +24898,19 @@
         <w:pStyle w:val="BodyText"/>
       </w:pPr>
       <w:r>
-        <w:t>Coleman, S., and De Luccia, F. (1980). Gravitational effects on and of vacuum decay. Physical Review D 21, 3305–3315. doi:10.1103/PhysRevD.21.3305</w:t>
-      </w:r>
-    </w:p>
-    <w:p>
-      <w:pPr>
-        <w:pStyle w:val="BodyText"/>
-        <w:spacing w:after="120"/>
-        <w:ind w:firstLine="0"/>
-      </w:pPr>
-      <w:r>
-        <w:t>Einstein, A. Letter to Max Born, 4 December 1926. Published in The Born–Einstein Letters.</w:t>
-      </w:r>
-    </w:p>
-    <w:p>
-      <w:pPr>
-        <w:pStyle w:val="BodyText"/>
-        <w:spacing w:after="120"/>
-        <w:ind w:firstLine="0"/>
-      </w:pPr>
-      <w:r>
-        <w:t xml:space="preserve">Einstein, A., Podolsky, B., and Rosen, N. (1935). Can quantum-mechanical description of physical reality be considered complete? Physical Review 47, 777–780. </w:t>
-      </w:r>
-      <w:hyperlink r:id="rId8">
+        <w:t xml:space="preserve">Coleman, S., and De Luccia, F. (1980). </w:t>
+      </w:r>
+      <w:hyperlink r:id="rIdL1" w:history="1">
         <w:r>
           <w:rPr>
             <w:color w:val="0563C1"/>
             <w:u w:val="single"/>
           </w:rPr>
-          <w:t>doi:10.1103/PhysRev.47.777</w:t>
+          <w:t>Gravitational effects on and of vacuum decay</w:t>
         </w:r>
       </w:hyperlink>
-    </w:p>
-    <w:p>
-      <w:pPr>
-        <w:pStyle w:val="BodyText"/>
-      </w:pPr>
-      <w:r>
-        <w:t>Esaki, L. (1958). New phenomenon in narrow germanium p-n junctions. Physical Review 109, 603–604. doi:10.1103/PhysRev.109.603</w:t>
+      <w:r>
+        <w:t>. Physical Review D 21, 3305–3315.</w:t>
       </w:r>
     </w:p>
     <w:p>
@@ -24909,7 +24920,7 @@
         <w:ind w:firstLine="0"/>
       </w:pPr>
       <w:r>
-        <w:t>Ford, L. H., and Roman, T. A. (1996). Quantum field theory constrains traversable wormhole geometries. Physical Review D 53, 5496–5507. doi:10.1103/PhysRevD.53.5496</w:t>
+        <w:t>Einstein, A. Letter to Max Born, 4 December 1926. Published in The Born–Einstein Letters.</w:t>
       </w:r>
     </w:p>
     <w:p>
@@ -24919,87 +24930,40 @@
         <w:ind w:firstLine="0"/>
       </w:pPr>
       <w:r>
-        <w:t xml:space="preserve">Fuller, R. W., and Wheeler, J. A. (1962). Causality and multiply connected space-time. Physical Review 128, 919–929. </w:t>
-      </w:r>
-      <w:hyperlink r:id="rId9">
+        <w:t xml:space="preserve">Einstein, A., Podolsky, B., and Rosen, N. (1935). </w:t>
+      </w:r>
+      <w:hyperlink r:id="rId8" w:history="1">
         <w:r>
           <w:rPr>
             <w:color w:val="0563C1"/>
             <w:u w:val="single"/>
           </w:rPr>
-          <w:t>doi:10.1103/PhysRev.128.919</w:t>
+          <w:t>Can quantum-mechanical description of physical reality be considered complete?</w:t>
         </w:r>
       </w:hyperlink>
-    </w:p>
-    <w:p>
-      <w:pPr>
-        <w:pStyle w:val="BodyText"/>
-        <w:spacing w:after="120"/>
-        <w:ind w:firstLine="0"/>
-      </w:pPr>
-      <w:r>
-        <w:t>Gödel, K. (1931). On formally undecidable propositions of Principia Mathematica and related systems. Monatshefte für Mathematik und Physik 38, 173–198.</w:t>
-      </w:r>
-    </w:p>
-    <w:p>
-      <w:pPr>
-        <w:pStyle w:val="BodyText"/>
-        <w:spacing w:after="120"/>
-        <w:ind w:firstLine="0"/>
-      </w:pPr>
-      <w:r>
-        <w:t>Hamming, R. W. (1980). The unreasonable effectiveness of mathematics. The American Mathematical Monthly 87, 81–90.</w:t>
-      </w:r>
-    </w:p>
-    <w:p>
-      <w:pPr>
-        <w:pStyle w:val="BodyText"/>
-        <w:spacing w:after="120"/>
-        <w:ind w:firstLine="0"/>
-      </w:pPr>
-      <w:r>
-        <w:lastRenderedPageBreak/>
-        <w:t>Hofstadter, D. (1979). Gödel, Escher, Bach: an Eternal Golden Braid. Basic Books.</w:t>
-      </w:r>
-    </w:p>
-    <w:p>
-      <w:pPr>
-        <w:pStyle w:val="BodyText"/>
-        <w:spacing w:after="120"/>
-        <w:ind w:firstLine="0"/>
-      </w:pPr>
-      <w:r>
-        <w:t>Kruskal, M. D. (1960). Maximal extension of Schwarzschild metric. Physical Review 119, 1743–1745.</w:t>
-      </w:r>
-    </w:p>
-    <w:p>
-      <w:pPr>
-        <w:pStyle w:val="BodyText"/>
-        <w:spacing w:after="120"/>
-        <w:ind w:firstLine="0"/>
-      </w:pPr>
-      <w:r>
-        <w:t>Lamoreaux, S. K. (1997). Demonstration of the Casimir force in the 0.6 to 6 μm range. Physical Review Letters 78, 5–8. doi:10.1103/PhysRevLett.78.5</w:t>
-      </w:r>
-    </w:p>
-    <w:p>
-      <w:pPr>
-        <w:pStyle w:val="BodyText"/>
-        <w:spacing w:after="120"/>
-        <w:ind w:firstLine="0"/>
-      </w:pPr>
-      <w:r>
-        <w:t xml:space="preserve">Landauer, R. (1961). Irreversibility and heat generation in the computing process. IBM Journal of Research and Development 5, 183–191. </w:t>
-      </w:r>
-      <w:hyperlink r:id="rId10">
+      <w:r>
+        <w:t xml:space="preserve"> Physical Review 47, 777–780.</w:t>
+      </w:r>
+    </w:p>
+    <w:p>
+      <w:pPr>
+        <w:pStyle w:val="BodyText"/>
+      </w:pPr>
+      <w:r>
+        <w:t xml:space="preserve">Esaki, L. (1958). </w:t>
+      </w:r>
+      <w:hyperlink r:id="rIdL2" w:history="1">
         <w:r>
           <w:rPr>
             <w:color w:val="0563C1"/>
             <w:u w:val="single"/>
           </w:rPr>
-          <w:t>doi:10.1147/rd.53.0183</w:t>
+          <w:t>New phenomenon in narrow germanium p-n junctions</w:t>
         </w:r>
       </w:hyperlink>
+      <w:r>
+        <w:t>. Physical Review 109, 603–604.</w:t>
+      </w:r>
     </w:p>
     <w:p>
       <w:pPr>
@@ -25007,26 +24971,23 @@
         <w:spacing w:after="120"/>
         <w:ind w:firstLine="0"/>
       </w:pPr>
-      <w:r>
-        <w:t xml:space="preserve">Morris, M. S., and Thorne, K. S. (1988). Wormholes in spacetime and their use for interstellar travel: a tool for teaching general relativity. American Journal of Physics 56, 395–412. </w:t>
-      </w:r>
-      <w:hyperlink r:id="rId11">
+      <w:bookmarkStart w:id="800003" w:name="bib_ford1996"/>
+      <w:r>
+        <w:t xml:space="preserve">Ford, L. H., and Roman, T. A. (1996). </w:t>
+      </w:r>
+      <w:hyperlink r:id="rIdL3" w:history="1">
         <w:r>
           <w:rPr>
             <w:color w:val="0563C1"/>
             <w:u w:val="single"/>
           </w:rPr>
-          <w:t>doi:10.1119/1.15620</w:t>
+          <w:t>Quantum field theory constrains traversable wormhole geometries</w:t>
         </w:r>
       </w:hyperlink>
-    </w:p>
-    <w:p>
-      <w:pPr>
-        <w:pStyle w:val="BodyText"/>
-      </w:pPr>
-      <w:r>
-        <w:t>Nash, J. (1951). Non-cooperative games. Annals of Mathematics 54, 286–295.</w:t>
-      </w:r>
+      <w:r>
+        <w:t>. Physical Review D 53, 5496–5507.</w:t>
+      </w:r>
+      <w:bookmarkEnd w:id="800003"/>
     </w:p>
     <w:p>
       <w:pPr>
@@ -25035,17 +24996,20 @@
         <w:ind w:firstLine="0"/>
       </w:pPr>
       <w:r>
-        <w:t xml:space="preserve">Page, D. N. (1993). Information in black hole radiation. Physical Review Letters 71, 3743–3746. </w:t>
-      </w:r>
-      <w:hyperlink r:id="rId12">
+        <w:t xml:space="preserve">Fuller, R. W., and Wheeler, J. A. (1962). </w:t>
+      </w:r>
+      <w:hyperlink r:id="rId9" w:history="1">
         <w:r>
           <w:rPr>
             <w:color w:val="0563C1"/>
             <w:u w:val="single"/>
           </w:rPr>
-          <w:t>doi:10.1103/PhysRevLett.71.3743</w:t>
+          <w:t>Causality and multiply connected space-time</w:t>
         </w:r>
       </w:hyperlink>
+      <w:r>
+        <w:t>. Physical Review 128, 919–929.</w:t>
+      </w:r>
     </w:p>
     <w:p>
       <w:pPr>
@@ -25054,7 +25018,7 @@
         <w:ind w:firstLine="0"/>
       </w:pPr>
       <w:r>
-        <w:t>Schwarzschild, K. (1916). On the gravitational field of a mass point according to Einstein’s theory. Sitzungsberichte der Königlich Preussischen Akademie der Wissenschaften, 189–196.</w:t>
+        <w:t>Gödel, K. (1931). On formally undecidable propositions of Principia Mathematica and related systems. Monatshefte für Mathematik und Physik 38, 173–198.</w:t>
       </w:r>
     </w:p>
     <w:p>
@@ -25064,7 +25028,7 @@
         <w:ind w:firstLine="0"/>
       </w:pPr>
       <w:r>
-        <w:t>Speake, C. C., and Trenkel, C. (2003). Forces between conducting surfaces due to spatial variations of surface potential. Physical Review Letters 90, 160403. doi:10.1103/PhysRevLett.90.160403</w:t>
+        <w:t>Hamming, R. W. (1980). The unreasonable effectiveness of mathematics. The American Mathematical Monthly 87, 81–90.</w:t>
       </w:r>
     </w:p>
     <w:p>
@@ -25074,7 +25038,8 @@
         <w:ind w:firstLine="0"/>
       </w:pPr>
       <w:r>
-        <w:t>Szekeres, G. (1960). On the singularities of a Riemannian manifold. Publicationes Mathematicae Debrecen 7, 285–301.</w:t>
+        <w:lastRenderedPageBreak/>
+        <w:t>Hofstadter, D. (1979). Gödel, Escher, Bach: an Eternal Golden Braid. Basic Books.</w:t>
       </w:r>
     </w:p>
     <w:p>
@@ -25084,18 +25049,173 @@
         <w:ind w:firstLine="0"/>
       </w:pPr>
       <w:r>
-        <w:lastRenderedPageBreak/>
-        <w:t xml:space="preserve">Wigner, E. P. (1960). The unreasonable effectiveness of mathematics in the natural sciences. Communications on Pure and Applied Mathematics 13, 1–14. </w:t>
-      </w:r>
-      <w:hyperlink r:id="rId13">
+        <w:t>Kruskal, M. D. (1960). Maximal extension of Schwarzschild metric. Physical Review 119, 1743–1745.</w:t>
+      </w:r>
+    </w:p>
+    <w:p>
+      <w:pPr>
+        <w:pStyle w:val="BodyText"/>
+        <w:spacing w:after="120"/>
+        <w:ind w:firstLine="0"/>
+      </w:pPr>
+      <w:r>
+        <w:t xml:space="preserve">Lamoreaux, S. K. (1997). </w:t>
+      </w:r>
+      <w:hyperlink r:id="rIdL4" w:history="1">
         <w:r>
           <w:rPr>
             <w:color w:val="0563C1"/>
             <w:u w:val="single"/>
           </w:rPr>
-          <w:t>doi:10.1002/cpa.3160130102</w:t>
+          <w:t>Demonstration of the Casimir force in the 0.6 to 6 μm range</w:t>
         </w:r>
       </w:hyperlink>
+      <w:r>
+        <w:t>. Physical Review Letters 78, 5–8.</w:t>
+      </w:r>
+    </w:p>
+    <w:p>
+      <w:pPr>
+        <w:pStyle w:val="BodyText"/>
+        <w:spacing w:after="120"/>
+        <w:ind w:firstLine="0"/>
+      </w:pPr>
+      <w:r>
+        <w:t xml:space="preserve">Landauer, R. (1961). </w:t>
+      </w:r>
+      <w:hyperlink r:id="rId10" w:history="1">
+        <w:r>
+          <w:rPr>
+            <w:color w:val="0563C1"/>
+            <w:u w:val="single"/>
+          </w:rPr>
+          <w:t>Irreversibility and heat generation in the computing process</w:t>
+        </w:r>
+      </w:hyperlink>
+      <w:r>
+        <w:t>. IBM Journal of Research and Development 5, 183–191.</w:t>
+      </w:r>
+    </w:p>
+    <w:p>
+      <w:pPr>
+        <w:pStyle w:val="BodyText"/>
+        <w:spacing w:after="120"/>
+        <w:ind w:firstLine="0"/>
+      </w:pPr>
+      <w:bookmarkStart w:id="800001" w:name="bib_morris1988"/>
+      <w:r>
+        <w:t xml:space="preserve">Morris, M. S., and Thorne, K. S. (1988). </w:t>
+      </w:r>
+      <w:hyperlink r:id="rId11" w:history="1">
+        <w:r>
+          <w:rPr>
+            <w:color w:val="0563C1"/>
+            <w:u w:val="single"/>
+          </w:rPr>
+          <w:t>Wormholes in spacetime and their use for interstellar travel: a tool for teaching general relativity</w:t>
+        </w:r>
+      </w:hyperlink>
+      <w:r>
+        <w:t>. American Journal of Physics 56, 395–412.</w:t>
+      </w:r>
+      <w:bookmarkEnd w:id="800001"/>
+    </w:p>
+    <w:p>
+      <w:pPr>
+        <w:pStyle w:val="BodyText"/>
+      </w:pPr>
+      <w:r>
+        <w:t>Nash, J. (1951). Non-cooperative games. Annals of Mathematics 54, 286–295.</w:t>
+      </w:r>
+    </w:p>
+    <w:p>
+      <w:pPr>
+        <w:pStyle w:val="BodyText"/>
+        <w:spacing w:after="120"/>
+        <w:ind w:firstLine="0"/>
+      </w:pPr>
+      <w:r>
+        <w:t xml:space="preserve">Page, D. N. (1993). </w:t>
+      </w:r>
+      <w:hyperlink r:id="rId12" w:history="1">
+        <w:r>
+          <w:rPr>
+            <w:color w:val="0563C1"/>
+            <w:u w:val="single"/>
+          </w:rPr>
+          <w:t>Information in black hole radiation</w:t>
+        </w:r>
+      </w:hyperlink>
+      <w:r>
+        <w:t>. Physical Review Letters 71, 3743–3746.</w:t>
+      </w:r>
+    </w:p>
+    <w:p>
+      <w:pPr>
+        <w:pStyle w:val="BodyText"/>
+        <w:spacing w:after="120"/>
+        <w:ind w:firstLine="0"/>
+      </w:pPr>
+      <w:r>
+        <w:t>Schwarzschild, K. (1916). On the gravitational field of a mass point according to Einstein’s theory. Sitzungsberichte der Königlich Preussischen Akademie der Wissenschaften, 189–196.</w:t>
+      </w:r>
+    </w:p>
+    <w:p>
+      <w:pPr>
+        <w:pStyle w:val="BodyText"/>
+        <w:spacing w:after="120"/>
+        <w:ind w:firstLine="0"/>
+      </w:pPr>
+      <w:bookmarkStart w:id="800002" w:name="bib_speake2003"/>
+      <w:r>
+        <w:t xml:space="preserve">Speake, C. C., and Trenkel, C. (2003). </w:t>
+      </w:r>
+      <w:hyperlink r:id="rIdL5" w:history="1">
+        <w:r>
+          <w:rPr>
+            <w:color w:val="0563C1"/>
+            <w:u w:val="single"/>
+          </w:rPr>
+          <w:t>Forces between conducting surfaces due to spatial variations of surface potential</w:t>
+        </w:r>
+      </w:hyperlink>
+      <w:r>
+        <w:t>. Physical Review Letters 90, 160403.</w:t>
+      </w:r>
+      <w:bookmarkEnd w:id="800002"/>
+    </w:p>
+    <w:p>
+      <w:pPr>
+        <w:pStyle w:val="BodyText"/>
+        <w:spacing w:after="120"/>
+        <w:ind w:firstLine="0"/>
+      </w:pPr>
+      <w:r>
+        <w:t>Szekeres, G. (1960). On the singularities of a Riemannian manifold. Publicationes Mathematicae Debrecen 7, 285–301.</w:t>
+      </w:r>
+    </w:p>
+    <w:p>
+      <w:pPr>
+        <w:pStyle w:val="BodyText"/>
+        <w:spacing w:after="120"/>
+        <w:ind w:firstLine="0"/>
+      </w:pPr>
+      <w:r>
+        <w:lastRenderedPageBreak/>
+        <w:t xml:space="preserve">Wigner, E. P. (1960). </w:t>
+      </w:r>
+      <w:hyperlink r:id="rId13" w:history="1">
+        <w:r>
+          <w:rPr>
+            <w:color w:val="0563C1"/>
+            <w:u w:val="single"/>
+          </w:rPr>
+          <w:t>The unreasonable effectiveness of mathematics in the natural sciences</w:t>
+        </w:r>
+      </w:hyperlink>
+      <w:r>
+        <w:t>. Communications on Pure and Applied Mathematics 13, 1–14.</w:t>
+      </w:r>
     </w:p>
     <w:p>
       <w:pPr>
@@ -25635,7 +25755,7 @@
         <w:rPr>
           <w:color w:val="444444"/>
         </w:rPr>
-        <w:t xml:space="preserve">In Love with Murder, Actually: A Comic Mystery, Lothar J. Musiol writing as Romuald Livingston</w:t>
+        <w:t>In Love with Murder, Actually: A Derailed Mystery in Provence, Lothar J. Musiol writing as Romuald Livingston</w:t>
       </w:r>
     </w:p>
     <w:p>

--- a/Lolly Wren's Curious Science Adventures - SERIES/Book 2 - The Permitted Options/The_Permitted_Options_BOOK_2_REVISION_20261005.docx
+++ b/Lolly Wren's Curious Science Adventures - SERIES/Book 2 - The Permitted Options/The_Permitted_Options_BOOK_2_REVISION_20261005.docx
@@ -608,6 +608,34 @@
             <w:rStyle w:val="Hyperlink"/>
           </w:rPr>
           <w:t xml:space="preserve">Bibliography</w:t>
+        </w:r>
+      </w:hyperlink>
+    </w:p>
+    <w:p>
+      <w:pPr>
+        <w:pStyle w:val="FirstParagraph"/>
+        <w:spacing w:before="0" w:after="60"/>
+      </w:pPr>
+      <w:hyperlink w:anchor="aboutAuthor" w:history="1">
+        <w:r>
+          <w:rPr>
+            <w:rStyle w:val="Hyperlink"/>
+          </w:rPr>
+          <w:t xml:space="preserve">About the Author</w:t>
+        </w:r>
+      </w:hyperlink>
+    </w:p>
+    <w:p>
+      <w:pPr>
+        <w:pStyle w:val="FirstParagraph"/>
+        <w:spacing w:before="0" w:after="60"/>
+      </w:pPr>
+      <w:hyperlink w:anchor="alsoBy" w:history="1">
+        <w:r>
+          <w:rPr>
+            <w:rStyle w:val="Hyperlink"/>
+          </w:rPr>
+          <w:t xml:space="preserve">Also by Lothar J. Musiol</w:t>
         </w:r>
       </w:hyperlink>
     </w:p>
@@ -19486,7 +19514,19 @@
         <w:t>The Casimir effect.</w:t>
       </w:r>
       <w:r>
-        <w:t xml:space="preserve"> Hendrik Casimir, working at Philips Research in 1948 on the practical question of why colloidal suspensions in industrial products behaved as they did, calculated what happens when two uncharged parallel conducting plates are placed very close together. Between the plates, only field modes with wavelengths fitting the cavity are permitted; outside, all modes are available. The mode density between the plates is therefore lower than outside, and so is the vacuum energy density. The result is an attractive force per unit area</w:t>
+        <w:t xml:space="preserve"> </w:t>
+      </w:r>
+      <w:hyperlink w:anchor="bib_casimir1948" w:history="1">
+        <w:r>
+          <w:rPr>
+            <w:color w:val="0563C1"/>
+            <w:u w:val="single"/>
+          </w:rPr>
+          <w:t xml:space="preserve">Hendrik Casimir</w:t>
+        </w:r>
+      </w:hyperlink>
+      <w:r>
+        <w:t xml:space="preserve">, working at Philips Research in 1948 on the practical question of why colloidal suspensions in industrial products behaved as they did, calculated what happens when two uncharged parallel conducting plates are placed very close together. Between the plates, only field modes with wavelengths fitting the cavity are permitted; outside, all modes are available. The mode density between the plates is therefore lower than outside, and so is the vacuum energy density. The result is an attractive force per unit area</w:t>
       </w:r>
     </w:p>
     <w:p>
@@ -19505,8 +19545,19 @@
         <w:t xml:space="preserve">falling off as the fourth power of separation — feeble at a micron, substantial at tens of nanometres, and a genuine engineering nuisance in microelectromechanical devices. It was </w:t>
       </w:r>
       <w:r>
-        <w:lastRenderedPageBreak/>
-        <w:t>measured decisively by Lamoreaux in 1997 and many times since.</w:t>
+        <w:t xml:space="preserve">measured decisively by </w:t>
+      </w:r>
+      <w:hyperlink w:anchor="bib_lamoreaux1997" w:history="1">
+        <w:r>
+          <w:rPr>
+            <w:color w:val="0563C1"/>
+            <w:u w:val="single"/>
+          </w:rPr>
+          <w:t xml:space="preserve">Lamoreaux in 1997</w:t>
+        </w:r>
+      </w:hyperlink>
+      <w:r>
+        <w:t xml:space="preserve"> and many times since.</w:t>
       </w:r>
     </w:p>
     <w:p>
@@ -19740,7 +19791,19 @@
         <w:t>What Einstein actually objected to.</w:t>
       </w:r>
       <w:r>
-        <w:t xml:space="preserve"> In a 1926 letter to Max Born he wrote that the theory “says a lot, but does not really bring us any closer to the secret of the ‘old one’. I, at any rate, am convinced that He is not playing at dice.” (That is the published English translation; the letter is dated 4 December 1926.) The remark is routinely misread as a mystic’s discomfort with randomness. His actual objection was methodological and rather dry: quantum mechanics yields probabilities, and Einstein held that a probability is what a theory offers when its description is </w:t>
+        <w:t xml:space="preserve"> In </w:t>
+      </w:r>
+      <w:hyperlink w:anchor="bib_einstein1926" w:history="1">
+        <w:r>
+          <w:rPr>
+            <w:color w:val="0563C1"/>
+            <w:u w:val="single"/>
+          </w:rPr>
+          <w:t xml:space="preserve">a 1926 letter to Max Born</w:t>
+        </w:r>
+      </w:hyperlink>
+      <w:r>
+        <w:t xml:space="preserve"> he wrote that the theory “says a lot, but does not really bring us any closer to the secret of the ‘old one’. I, at any rate, am convinced that He is not playing at dice.” (That is the published English translation; the letter is dated 4 December 1926.) The remark is routinely misread as a mystic’s discomfort with randomness. His actual objection was methodological and rather dry: quantum mechanics yields probabilities, and Einstein held that a probability is what a theory offers when its description is </w:t>
       </w:r>
       <w:r>
         <w:rPr>
@@ -19765,7 +19828,19 @@
         <w:t>Hidden variables, and where Einstein was wrong.</w:t>
       </w:r>
       <w:r>
-        <w:t xml:space="preserve"> The 1935 EPR paper argued that quantum mechanics must be incomplete on the grounds that one can predict with certainty the result of a distant measurement without disturbing the distant system — implying a pre-existing element of reality the formalism omits. The argument assumed </w:t>
+        <w:t xml:space="preserve"> </w:t>
+      </w:r>
+      <w:hyperlink w:anchor="bib_epr1935" w:history="1">
+        <w:r>
+          <w:rPr>
+            <w:color w:val="0563C1"/>
+            <w:u w:val="single"/>
+          </w:rPr>
+          <w:t xml:space="preserve">The 1935 EPR paper</w:t>
+        </w:r>
+      </w:hyperlink>
+      <w:r>
+        <w:t xml:space="preserve"> argued that quantum mechanics must be incomplete on the grounds that one can predict with certainty the result of a distant measurement without disturbing the distant system — implying a pre-existing element of reality the formalism omits. The argument assumed </w:t>
       </w:r>
       <w:r>
         <w:rPr>
@@ -20071,7 +20146,19 @@
         <w:t>The bound that starts it.</w:t>
       </w:r>
       <w:r>
-        <w:t xml:space="preserve"> Ordinary intuition says the information capacity of a region scales with its volume. Bekenstein’s 1972 work on black hole thermodynamics broke that. A black hole’s entropy is proportional not to its volume but to the </w:t>
+        <w:t xml:space="preserve"> Ordinary intuition says the information capacity of a region scales with its volume. </w:t>
+      </w:r>
+      <w:hyperlink w:anchor="bib_bekenstein1972" w:history="1">
+        <w:r>
+          <w:rPr>
+            <w:color w:val="0563C1"/>
+            <w:u w:val="single"/>
+          </w:rPr>
+          <w:t xml:space="preserve">Bekenstein’s 1972</w:t>
+        </w:r>
+      </w:hyperlink>
+      <w:r>
+        <w:t xml:space="preserve"> work on black hole thermodynamics broke that. A black hole’s entropy is proportional not to its volume but to the </w:t>
       </w:r>
       <w:r>
         <w:rPr>
@@ -20142,7 +20229,19 @@
         <w:t>AdS/CFT correspondence</w:t>
       </w:r>
       <w:r>
-        <w:t xml:space="preserve"> (Maldacena, 1997): a gravitational theory in a (d+1)-dimensional anti-de Sitter bulk is exactly dual to a conformal field theory without gravity on its d-dimensional </w:t>
+        <w:t xml:space="preserve"> (</w:t>
+      </w:r>
+      <w:hyperlink w:anchor="bib_maldacena1997" w:history="1">
+        <w:r>
+          <w:rPr>
+            <w:color w:val="0563C1"/>
+            <w:u w:val="single"/>
+          </w:rPr>
+          <w:t xml:space="preserve">Maldacena, 1997</w:t>
+        </w:r>
+      </w:hyperlink>
+      <w:r>
+        <w:t xml:space="preserve">): a gravitational theory in a (d+1)-dimensional anti-de Sitter bulk is exactly dual to a conformal field theory without gravity on its d-dimensional </w:t>
       </w:r>
       <w:r>
         <w:lastRenderedPageBreak/>
@@ -20422,7 +20521,19 @@
         <w:t>Complementarity.</w:t>
       </w:r>
       <w:r>
-        <w:t xml:space="preserve"> Susskind, Thorlacius and Uglum proposed in 1993 that the black hole information paradox dissolves if one abandons the assumption that a single global description must exist. To an outside observer, information never enters the hole; it is smeared on the stretched horizon and returns in the radiation. To an infalling observer, nothing special happens at the horizon and the interior is an ordinary place. Both accounts are internally consistent, and no observer can perform an experiment that compares them, because to check the outside account you must stay out, and to check the inside account you must go in and cannot report back. There is no contradiction because there is no vantage point from which to have one. This is the doctrine the Office of the President relies upon, and it is stated fairly in the chapter.</w:t>
+        <w:t xml:space="preserve"> </w:t>
+      </w:r>
+      <w:hyperlink w:anchor="bib_stu1993" w:history="1">
+        <w:r>
+          <w:rPr>
+            <w:color w:val="0563C1"/>
+            <w:u w:val="single"/>
+          </w:rPr>
+          <w:t xml:space="preserve">Susskind, Thorlacius and Uglum</w:t>
+        </w:r>
+      </w:hyperlink>
+      <w:r>
+        <w:t xml:space="preserve"> proposed in 1993 that the black hole information paradox dissolves if one abandons the assumption that a single global description must exist. To an outside observer, information never enters the hole; it is smeared on the stretched horizon and returns in the radiation. To an infalling observer, nothing special happens at the horizon and the interior is an ordinary place. Both accounts are internally consistent, and no observer can perform an experiment that compares them, because to check the outside account you must stay out, and to check the inside account you must go in and cannot report back. There is no contradiction because there is no vantage point from which to have one. This is the doctrine the Office of the President relies upon, and it is stated fairly in the chapter.</w:t>
       </w:r>
     </w:p>
     <w:p>
@@ -20437,7 +20548,19 @@
         <w:t>Why it fails: the firewall argument.</w:t>
       </w:r>
       <w:r>
-        <w:t xml:space="preserve"> In 2012 Almheiri, Marolf, Polchinski and Sully (AMPS) showed that the two accounts cannot be reconciled after all, and the reason is a theorem of quantum information: monogamy of entanglement. For the outside account to work, a late Hawking quantum must be maximally correlated with the radiation already emitted. For the infalling account to work — for the horizon to be an unremarkable region of empty space — that same quantum must be maximally correlated with its partner just inside. Monogamy forbids both:</w:t>
+        <w:t xml:space="preserve"> In 2012 </w:t>
+      </w:r>
+      <w:hyperlink w:anchor="bib_amps2012" w:history="1">
+        <w:r>
+          <w:rPr>
+            <w:color w:val="0563C1"/>
+            <w:u w:val="single"/>
+          </w:rPr>
+          <w:t xml:space="preserve">Almheiri, Marolf, Polchinski and Sully</w:t>
+        </w:r>
+      </w:hyperlink>
+      <w:r>
+        <w:t xml:space="preserve"> (AMPS) showed that the two accounts cannot be reconciled after all, and the reason is a theorem of quantum information: monogamy of entanglement. For the outside account to work, a late Hawking quantum must be maximally correlated with the radiation already emitted. For the infalling account to work — for the horizon to be an unremarkable region of empty space — that same quantum must be maximally correlated with its partner just inside. Monogamy forbids both:</w:t>
       </w:r>
     </w:p>
     <w:p>
@@ -20721,7 +20844,19 @@
         <w:t>The first incompleteness theorem.</w:t>
       </w:r>
       <w:r>
-        <w:t xml:space="preserve"> Gödel proved in 1931 that any consistent, effectively axiomatised formal system strong enough to express elementary arithmetic contains statements that are true but unprovable within it. The machinery is </w:t>
+        <w:t xml:space="preserve"> </w:t>
+      </w:r>
+      <w:hyperlink w:anchor="bib_godel1931" w:history="1">
+        <w:r>
+          <w:rPr>
+            <w:color w:val="0563C1"/>
+            <w:u w:val="single"/>
+          </w:rPr>
+          <w:t xml:space="preserve">Gödel proved in 1931</w:t>
+        </w:r>
+      </w:hyperlink>
+      <w:r>
+        <w:t xml:space="preserve"> that any consistent, effectively axiomatised formal system strong enough to express elementary arithmetic contains statements that are true but unprovable within it. The machinery is </w:t>
       </w:r>
       <w:r>
         <w:rPr>
@@ -20786,7 +20921,19 @@
         <w:t>Undecidability in physics, which is the chapter’s real weight.</w:t>
       </w:r>
       <w:r>
-        <w:t xml:space="preserve"> In 2015, Cubitt, Pérez-García and Wolf proved that the </w:t>
+        <w:t xml:space="preserve"> In 2015, </w:t>
+      </w:r>
+      <w:hyperlink w:anchor="bib_cubitt2015" w:history="1">
+        <w:r>
+          <w:rPr>
+            <w:color w:val="0563C1"/>
+            <w:u w:val="single"/>
+          </w:rPr>
+          <w:t xml:space="preserve">Cubitt, Pérez-García and Wolf</w:t>
+        </w:r>
+      </w:hyperlink>
+      <w:r>
+        <w:t xml:space="preserve"> proved that the </w:t>
       </w:r>
       <w:r>
         <w:rPr>
@@ -20839,7 +20986,19 @@
         <w:t>The Hofstadter strand.</w:t>
       </w:r>
       <w:r>
-        <w:t xml:space="preserve"> Gödel, Escher, Bach: an Eternal Golden Braid (Hofstadter, 1979) argues that Gödel’s self-reference, Escher’s impossible recursions — Drawing Hands, Print Gallery, the endlessly rising staircase — and Bach’s canons, especially the modulating canon that ascends through six keys and returns to its origin, are the same structure realised in logic, image and sound. Hofstadter calls the structure a </w:t>
+        <w:t xml:space="preserve"> Gödel, Escher, Bach: an Eternal Golden Braid (</w:t>
+      </w:r>
+      <w:hyperlink w:anchor="bib_hofstadter1979" w:history="1">
+        <w:r>
+          <w:rPr>
+            <w:color w:val="0563C1"/>
+            <w:u w:val="single"/>
+          </w:rPr>
+          <w:t xml:space="preserve">Hofstadter, 1979</w:t>
+        </w:r>
+      </w:hyperlink>
+      <w:r>
+        <w:t xml:space="preserve">) argues that Gödel’s self-reference, Escher’s impossible recursions — Drawing Hands, Print Gallery, the endlessly rising staircase — and Bach’s canons, especially the modulating canon that ascends through six keys and returns to its origin, are the same structure realised in logic, image and sound. Hofstadter calls the structure a </w:t>
       </w:r>
       <w:r>
         <w:rPr>
@@ -21001,7 +21160,19 @@
         <w:pStyle w:val="FirstParagraph"/>
       </w:pPr>
       <w:r>
-        <w:t>Chapter Eight brings in Nash equilibrium and the commons, nonlocal games as the operational face of Bell’s theorem, and the 2020 result that the value of such games is undecidable.</w:t>
+        <w:t xml:space="preserve">Chapter Eight brings in Nash equilibrium and the commons, nonlocal games as the operational face of Bell’s theorem, and the </w:t>
+      </w:r>
+      <w:hyperlink w:anchor="bib_ji2020" w:history="1">
+        <w:r>
+          <w:rPr>
+            <w:color w:val="0563C1"/>
+            <w:u w:val="single"/>
+          </w:rPr>
+          <w:t xml:space="preserve">2020 result</w:t>
+        </w:r>
+      </w:hyperlink>
+      <w:r>
+        <w:t xml:space="preserve"> that the value of such games is undecidable.</w:t>
       </w:r>
     </w:p>
     <w:p>
@@ -21016,7 +21187,19 @@
         <w:t>Equilibrium, and why the Programme was structurally doomed.</w:t>
       </w:r>
       <w:r>
-        <w:t xml:space="preserve"> Nash’s 1950 result, from a famously short doctoral thesis, established that every finite non-cooperative game has at least one point at which no player can improve by unilaterally changing strategy. For a public-good game with diffuse benefit and specific cost, non-contribution strictly dominates: whatever the others do, an individual member does better by withholding. The unique equilibrium is universal defection, and no malice is required to reach it. Nash is reported to have rated the embedding theorems (1954–56) above his game theory; they prove that any Riemannian manifold admits an isometric embedding into a Euclidean space of sufficient dimension — a curved intrinsic description is always available as a plain extrinsic one, which is why the chapter has him glance at the holography board.</w:t>
+        <w:t xml:space="preserve"> </w:t>
+      </w:r>
+      <w:hyperlink w:anchor="bib_nash1950" w:history="1">
+        <w:r>
+          <w:rPr>
+            <w:color w:val="0563C1"/>
+            <w:u w:val="single"/>
+          </w:rPr>
+          <w:t xml:space="preserve">Nash’s 1950 result</w:t>
+        </w:r>
+      </w:hyperlink>
+      <w:r>
+        <w:t xml:space="preserve">, from a famously short doctoral thesis, established that every finite non-cooperative game has at least one point at which no player can improve by unilaterally changing strategy. For a public-good game with diffuse benefit and specific cost, non-contribution strictly dominates: whatever the others do, an individual member does better by withholding. The unique equilibrium is universal defection, and no malice is required to reach it. Nash is reported to have rated the embedding theorems (1954–56) above his game theory; they prove that any Riemannian manifold admits an isometric embedding into a Euclidean space of sufficient dimension — a curved intrinsic description is always available as a plain extrinsic one, which is why the chapter has him glance at the holography board.</w:t>
       </w:r>
     </w:p>
     <w:p>
@@ -21213,7 +21396,19 @@
         <w:t>The Page curve, in passing.</w:t>
       </w:r>
       <w:r>
-        <w:t xml:space="preserve"> Ramanathan’s crossover is Page’s 1993 result: the entanglement entropy of radiation from an evaporating black hole rises while the interior still holds the record, peaks at the </w:t>
+        <w:t xml:space="preserve"> Ramanathan’s crossover is </w:t>
+      </w:r>
+      <w:hyperlink w:anchor="bib_page1993" w:history="1">
+        <w:r>
+          <w:rPr>
+            <w:color w:val="0563C1"/>
+            <w:u w:val="single"/>
+          </w:rPr>
+          <w:t xml:space="preserve">Page’s 1993 result</w:t>
+        </w:r>
+      </w:hyperlink>
+      <w:r>
+        <w:t xml:space="preserve">: the entanglement entropy of radiation from an evaporating black hole rises while the interior still holds the record, peaks at the </w:t>
       </w:r>
       <w:r>
         <w:rPr>
@@ -21381,7 +21576,19 @@
         </w:numPr>
       </w:pPr>
       <w:r>
-        <w:t>Kennard proved the real reason the same year: even a system nobody has touched, described by its wavefunction alone, satisfies Δx·Δp ≥ ħ/2 — a spread in position times a spread in momentum that can never fall below a fixed, tiny floor. Robertson widened this in 1929 to any two quantities that don’t commute. No microscope required. No disturbance required. It is a property of the wave, not a limit on the poking.</w:t>
+        <w:t xml:space="preserve">Kennard proved the real reason the same year: even a system nobody has touched, described by its wavefunction alone, satisfies Δx·Δp ≥ ħ/2 — a spread in position times a spread in momentum that can never fall below a fixed, tiny floor. </w:t>
+      </w:r>
+      <w:hyperlink w:anchor="bib_robertson1929" w:history="1">
+        <w:r>
+          <w:rPr>
+            <w:color w:val="0563C1"/>
+            <w:u w:val="single"/>
+          </w:rPr>
+          <w:t xml:space="preserve">Robertson widened this in 1929</w:t>
+        </w:r>
+      </w:hyperlink>
+      <w:r>
+        <w:t xml:space="preserve"> to any two quantities that don’t commute. No microscope required. No disturbance required. It is a property of the wave, not a limit on the poking.</w:t>
       </w:r>
     </w:p>
     <w:p>
@@ -21473,7 +21680,19 @@
         </w:numPr>
       </w:pPr>
       <w:r>
-        <w:t>The redundancy test has a human version, and it fails in a famous way. A memory is not a photocopy kept in a drawer. Each time it is recalled it is rebuilt, and it can absorb whatever is in the room at the rebuilding. In 1974 Elizabeth Loftus and John Palmer showed people a film of a car accident and asked how fast the cars were going when they “smashed into” each other. A week later, those given “smashed” were more than twice as likely as those given “hit” to remember broken glass. The film showed none. When large numbers of people share the same memory of something that never happened, which is now called the Mandela effect after the widespread false memory that Nelson Mandela died in prison in the 1980s, the agreement is not a large R_δ. The memories share causes: the same misleading cue, the same retold story, one another. Three hundred and eighty-six signatures that compared notes are, by Zurek’s test, much nearer one witness than three hundred and eighty-six.</w:t>
+        <w:t xml:space="preserve">The redundancy test has a human version, and it fails in a famous way. A memory is not a photocopy kept in a drawer. Each time it is recalled it is rebuilt, and it can absorb whatever is in the room at the rebuilding. In 1974 </w:t>
+      </w:r>
+      <w:hyperlink w:anchor="bib_loftus1974" w:history="1">
+        <w:r>
+          <w:rPr>
+            <w:color w:val="0563C1"/>
+            <w:u w:val="single"/>
+          </w:rPr>
+          <w:t xml:space="preserve">Elizabeth Loftus and John Palmer</w:t>
+        </w:r>
+      </w:hyperlink>
+      <w:r>
+        <w:t xml:space="preserve"> showed people a film of a car accident and asked how fast the cars were going when they “smashed into” each other. A week later, those given “smashed” were more than twice as likely as those given “hit” to remember broken glass. The film showed none. When large numbers of people share the same memory of something that never happened, which is now called the Mandela effect after the widespread false memory that Nelson Mandela died in prison in the 1980s, the agreement is not a large R_δ. The memories share causes: the same misleading cue, the same retold story, one another. Three hundred and eighty-six signatures that compared notes are, by Zurek’s test, much nearer one witness than three hundred and eighty-six.</w:t>
       </w:r>
     </w:p>
     <w:p>
@@ -21628,7 +21847,19 @@
         <w:t>Wigner’s puzzle.</w:t>
       </w:r>
       <w:r>
-        <w:t xml:space="preserve"> In “The Unreasonable Effectiveness of Mathematics in the Natural Sciences” (1960), Eugene Wigner argued that the applicability of mathematics to physics is a miracle we have no right to expect: concepts developed for internal mathematical reasons repeatedly turn out to be the precise language of physical law discovered much later. His examples are genuine — complex numbers becoming the arithmetic of amplitudes, Riemannian geometry becoming gravitation, group representation theory becoming the classification of particles, a subject to which Wigner himself contributed decisively.</w:t>
+        <w:t xml:space="preserve"> In “</w:t>
+      </w:r>
+      <w:hyperlink w:anchor="bib_wigner1960" w:history="1">
+        <w:r>
+          <w:rPr>
+            <w:color w:val="0563C1"/>
+            <w:u w:val="single"/>
+          </w:rPr>
+          <w:t xml:space="preserve">The Unreasonable Effectiveness of Mathematics in the Natural Sciences</w:t>
+        </w:r>
+      </w:hyperlink>
+      <w:r>
+        <w:t xml:space="preserve">” (1960), Eugene Wigner argued that the applicability of mathematics to physics is a miracle we have no right to expect: concepts developed for internal mathematical reasons repeatedly turn out to be the precise language of physical law discovered much later. His examples are genuine — complex numbers becoming the arithmetic of amplitudes, Riemannian geometry becoming gravitation, group representation theory becoming the classification of particles, a subject to which Wigner himself contributed decisively.</w:t>
       </w:r>
     </w:p>
     <w:p>
@@ -21643,7 +21874,19 @@
         <w:t>The counter-case, which the chapter states fairly.</w:t>
       </w:r>
       <w:r>
-        <w:t xml:space="preserve"> Richard Hamming’s 1980 reply, under the same title, offered four partial deflations: we see what we look for; we select the mathematics that fits and discard the rest; science addresses only a small subset of possible questions; and human cognition was itself shaped by the physics it describes. To these the chapter adds the </w:t>
+        <w:t xml:space="preserve"> Richard </w:t>
+      </w:r>
+      <w:hyperlink w:anchor="bib_hamming1980" w:history="1">
+        <w:r>
+          <w:rPr>
+            <w:color w:val="0563C1"/>
+            <w:u w:val="single"/>
+          </w:rPr>
+          <w:t xml:space="preserve">Hamming’s 1980 reply</w:t>
+        </w:r>
+      </w:hyperlink>
+      <w:r>
+        <w:t xml:space="preserve">, under the same title, offered four partial deflations: we see what we look for; we select the mathematics that fits and discard the rest; science addresses only a small subset of possible questions; and human cognition was itself shaped by the physics it describes. To these the chapter adds the </w:t>
       </w:r>
       <w:r>
         <w:rPr>
@@ -21764,7 +22007,19 @@
         <w:t>.</w:t>
       </w:r>
       <w:r>
-        <w:t xml:space="preserve"> Popescu and Rohrlich showed in 1994 that a hypothetical device — the PR box — achieves 4 while remaining perfectly consistent with relativistic causality, since it permits no transmission of information. Relativity does not select the quantum value.</w:t>
+        <w:t xml:space="preserve"> </w:t>
+      </w:r>
+      <w:hyperlink w:anchor="bib_pr1994" w:history="1">
+        <w:r>
+          <w:rPr>
+            <w:color w:val="0563C1"/>
+            <w:u w:val="single"/>
+          </w:rPr>
+          <w:t xml:space="preserve">Popescu and Rohrlich</w:t>
+        </w:r>
+      </w:hyperlink>
+      <w:r>
+        <w:t xml:space="preserve"> showed in 1994 that a hypothetical device — the PR box — achieves 4 while remaining perfectly consistent with relativistic causality, since it permits no transmission of information. Relativity does not select the quantum value.</w:t>
       </w:r>
     </w:p>
     <w:p>
@@ -21899,7 +22154,19 @@
         <w:pStyle w:val="BodyText"/>
       </w:pPr>
       <w:r>
-        <w:t xml:space="preserve">There is no ∂/∂t, no external parameter, and the wavefunction of the universe is stationary. This is the “problem of time” in quantum gravity, and Barbour’s position — presented in The End of Time (1999) — is that it is not a </w:t>
+        <w:t xml:space="preserve">There is no ∂/∂t, no external parameter, and the wavefunction of the universe is stationary. This is the “problem of time” in quantum gravity, and Barbour’s position — presented in </w:t>
+      </w:r>
+      <w:hyperlink w:anchor="bib_barbour1999" w:history="1">
+        <w:r>
+          <w:rPr>
+            <w:color w:val="0563C1"/>
+            <w:u w:val="single"/>
+          </w:rPr>
+          <w:t xml:space="preserve">The End of Time</w:t>
+        </w:r>
+      </w:hyperlink>
+      <w:r>
+        <w:t xml:space="preserve"> (1999) — is that it is not a </w:t>
       </w:r>
       <w:r>
         <w:lastRenderedPageBreak/>
@@ -21938,7 +22205,19 @@
         <w:t>Two forms that will not combine.</w:t>
       </w:r>
       <w:r>
-        <w:t xml:space="preserve"> Quantum theory and general relativity have each passed every test put to them, and they are used together all the time. GPS corrects atomic clocks, which run on quantum transitions, for the time dilation of general relativity. Hawking’s 1974 calculation put quantum fields on the curved spacetime of a black hole and found that black holes radiate. This semiclassical method works wherever gravity can be treated as a fixed classical background. It fails only where quantum effects and strong curvature matter together, at a singularity or at the earliest instant, and that is where the Wheeler–DeWitt equation is needed and where nobody yet has a tested theory.</w:t>
+        <w:t xml:space="preserve"> Quantum theory and general relativity have each passed every test put to them, and they are used together all the time. GPS corrects atomic clocks, which run on quantum transitions, for the time dilation of general relativity. </w:t>
+      </w:r>
+      <w:hyperlink w:anchor="bib_hawking1974" w:history="1">
+        <w:r>
+          <w:rPr>
+            <w:color w:val="0563C1"/>
+            <w:u w:val="single"/>
+          </w:rPr>
+          <w:t xml:space="preserve">Hawking’s 1974 calculation</w:t>
+        </w:r>
+      </w:hyperlink>
+      <w:r>
+        <w:t xml:space="preserve"> put quantum fields on the curved spacetime of a black hole and found that black holes radiate. This semiclassical method works wherever gravity can be treated as a fixed classical background. It fails only where quantum effects and strong curvature matter together, at a singularity or at the earliest instant, and that is where the Wheeler–DeWitt equation is needed and where nobody yet has a tested theory.</w:t>
       </w:r>
     </w:p>
     <w:p>
@@ -21996,7 +22275,19 @@
         <w:t>information causality</w:t>
       </w:r>
       <w:r>
-        <w:t xml:space="preserve"> (Pawłowski et al., 2009), an axiom limiting how much one party can learn about another’s data given a bounded message. It recovers Tsirelson’s bound exactly and is widely admired — but it is an adopted principle, not a derived one. Eugenius’s objection is therefore precise rather than rhetorical: a compliance scheme that reads a high correlation score as evidence of held entanglement is secure only if superquantum correlations are unavailable, and their unavailability rests on an axiom whose status in an edited vacuum nobody has established.</w:t>
+        <w:t xml:space="preserve"> (</w:t>
+      </w:r>
+      <w:hyperlink w:anchor="bib_pawlowski2009" w:history="1">
+        <w:r>
+          <w:rPr>
+            <w:color w:val="0563C1"/>
+            <w:u w:val="single"/>
+          </w:rPr>
+          <w:t xml:space="preserve">Pawłowski et al., 2009</w:t>
+        </w:r>
+      </w:hyperlink>
+      <w:r>
+        <w:t xml:space="preserve">), an axiom limiting how much one party can learn about another’s data given a bounded message. It recovers Tsirelson’s bound exactly and is widely admired — but it is an adopted principle, not a derived one. Eugenius’s objection is therefore precise rather than rhetorical: a compliance scheme that reads a high correlation score as evidence of held entanglement is secure only if superquantum correlations are unavailable, and their unavailability rests on an axiom whose status in an edited vacuum nobody has established.</w:t>
       </w:r>
     </w:p>
     <w:p>
@@ -22103,13 +22394,17 @@
       <w:r>
         <w:t xml:space="preserve"> The </w:t>
       </w:r>
-      <w:r>
-        <w:rPr>
-          <w:b/>
-          <w:bCs/>
-        </w:rPr>
-        <w:t>Page–Wootters</w:t>
-      </w:r>
+      <w:hyperlink w:anchor="bib_pagewootters1983" w:history="1">
+        <w:r>
+          <w:rPr>
+            <w:b/>
+            <w:bCs/>
+            <w:color w:val="0563C1"/>
+            <w:u w:val="single"/>
+          </w:rPr>
+          <w:t xml:space="preserve">Page–Wootters</w:t>
+        </w:r>
+      </w:hyperlink>
       <w:r>
         <w:t xml:space="preserve"> construction (1983) shows how to recover ordinary dynamics from a globally stationary state: partition the system into a clock and a remainder, and consider the remainder’s state </w:t>
       </w:r>
@@ -22121,7 +22416,19 @@
         <w:t>conditioned</w:t>
       </w:r>
       <w:r>
-        <w:t xml:space="preserve"> on the clock reading t. That conditional state satisfies the standard Schrödinger equation exactly. Time emerges as entanglement between clock and world rather than as a background parameter, and the scheme has been demonstrated in photonic simulations (Moreva et al., 2014). Barbour’s metaphysics is contested; this mechanism is not.</w:t>
+        <w:t xml:space="preserve"> on the clock reading t. That conditional state satisfies the standard Schrödinger equation exactly. Time emerges as entanglement between clock and world rather than as a background parameter, and the scheme has been demonstrated in photonic simulations (</w:t>
+      </w:r>
+      <w:hyperlink w:anchor="bib_moreva2014" w:history="1">
+        <w:r>
+          <w:rPr>
+            <w:color w:val="0563C1"/>
+            <w:u w:val="single"/>
+          </w:rPr>
+          <w:t xml:space="preserve">Moreva et al., 2014</w:t>
+        </w:r>
+      </w:hyperlink>
+      <w:r>
+        <w:t xml:space="preserve">). Barbour’s metaphysics is contested; this mechanism is not.</w:t>
       </w:r>
     </w:p>
     <w:p>
@@ -22817,8 +23124,17 @@
           <w:numId w:val="16"/>
         </w:numPr>
       </w:pPr>
-      <w:r>
-        <w:t>Weinberg’s 1987 anthropic bound on vacuum energy anticipated the 1998 measurement within one to two orders of magnitude.</w:t>
+      <w:hyperlink w:anchor="bib_weinberg1987" w:history="1">
+        <w:r>
+          <w:rPr>
+            <w:color w:val="0563C1"/>
+            <w:u w:val="single"/>
+          </w:rPr>
+          <w:t xml:space="preserve">Weinberg’s 1987</w:t>
+        </w:r>
+      </w:hyperlink>
+      <w:r>
+        <w:t xml:space="preserve"> anthropic bound on vacuum energy anticipated the 1998 measurement within one to two orders of magnitude.</w:t>
       </w:r>
     </w:p>
     <w:p>
@@ -23075,8 +23391,55 @@
         <w:t xml:space="preserve"> Maxwell’s 1867 sorting intelligence appears to produce order </w:t>
       </w:r>
       <w:r>
-        <w:lastRenderedPageBreak/>
-        <w:t>without work. Szilard’s 1929 single-molecule engine sharpened it to a rate: k_BT ln 2 of work extractable per bit of information about which side the molecule is on. Landauer (1961) located the compensating cost — not in measurement, but in erasure: resetting one bit of memory dissipates at least k_BT ln 2. Bennett (1982) completed the argument by showing measurement can in principle be performed reversibly, so the demon’s books balance only when it clears its memory. The Landauer bound has since been measured directly in single-particle systems (Bérut et al., 2012), and the demon run in reverse to convert information into work at the predicted efficiency (Toyabe et al., 2010).</w:t>
+        <w:t xml:space="preserve">without work. </w:t>
+      </w:r>
+      <w:hyperlink w:anchor="bib_szilard1929" w:history="1">
+        <w:r>
+          <w:rPr>
+            <w:color w:val="0563C1"/>
+            <w:u w:val="single"/>
+          </w:rPr>
+          <w:t xml:space="preserve">Szilard’s 1929</w:t>
+        </w:r>
+      </w:hyperlink>
+      <w:r>
+        <w:t xml:space="preserve"> single-molecule engine sharpened it to a rate: k_BT ln 2 of work extractable per bit of information about which side the molecule is on. </w:t>
+      </w:r>
+      <w:hyperlink w:anchor="bib_landauer1961" w:history="1">
+        <w:r>
+          <w:rPr>
+            <w:color w:val="0563C1"/>
+            <w:u w:val="single"/>
+          </w:rPr>
+          <w:t xml:space="preserve">Landauer (1961)</w:t>
+        </w:r>
+      </w:hyperlink>
+      <w:r>
+        <w:t xml:space="preserve"> located the compensating cost — not in measurement, but in erasure: resetting one bit of memory dissipates at least k_BT ln 2. </w:t>
+      </w:r>
+      <w:hyperlink w:anchor="bib_bennett1982" w:history="1">
+        <w:r>
+          <w:rPr>
+            <w:color w:val="0563C1"/>
+            <w:u w:val="single"/>
+          </w:rPr>
+          <w:t xml:space="preserve">Bennett (1982)</w:t>
+        </w:r>
+      </w:hyperlink>
+      <w:r>
+        <w:t xml:space="preserve"> completed the argument by showing measurement can in principle be performed reversibly, so the demon’s books balance only when it clears its memory. The Landauer bound has since been measured directly in single-particle systems (</w:t>
+      </w:r>
+      <w:hyperlink w:anchor="bib_berut2012" w:history="1">
+        <w:r>
+          <w:rPr>
+            <w:color w:val="0563C1"/>
+            <w:u w:val="single"/>
+          </w:rPr>
+          <w:t xml:space="preserve">Bérut et al., 2012</w:t>
+        </w:r>
+      </w:hyperlink>
+      <w:r>
+        <w:t xml:space="preserve">), and the demon run in reverse to convert information into work at the predicted efficiency (Toyabe et al., 2010).</w:t>
       </w:r>
     </w:p>
     <w:p>
@@ -23371,7 +23734,19 @@
         <w:t>Kochen–Specker.</w:t>
       </w:r>
       <w:r>
-        <w:t xml:space="preserve"> Kochen and Specker (building on Gleason and on an argument of Bell’s from 1966) proved that it is impossible to assign definite, pre-existing values to all quantum observables simultaneously in a way that respects their algebraic relations — specifically, that preserves functional relationships among commuting observables. The result is:</w:t>
+        <w:t xml:space="preserve"> </w:t>
+      </w:r>
+      <w:hyperlink w:anchor="bib_ks1967" w:history="1">
+        <w:r>
+          <w:rPr>
+            <w:color w:val="0563C1"/>
+            <w:u w:val="single"/>
+          </w:rPr>
+          <w:t xml:space="preserve">Kochen and Specker</w:t>
+        </w:r>
+      </w:hyperlink>
+      <w:r>
+        <w:t xml:space="preserve"> (building on Gleason and on an argument of Bell’s from 1966) proved that it is impossible to assign definite, pre-existing values to all quantum observables simultaneously in a way that respects their algebraic relations — specifically, that preserves functional relationships among commuting observables. The result is:</w:t>
       </w:r>
     </w:p>
     <w:p>
@@ -23478,7 +23853,19 @@
         <w:t>The Esaki (tunnel) diode.</w:t>
       </w:r>
       <w:r>
-        <w:t xml:space="preserve"> (Dr Arakawa is invented; the diode, its date and its inventor are not.) Leo Esaki, working at Sony (then Tokyo Tsushin Kogyo) in 1957, discovered that in an extremely heavily doped p-n junction — with a depletion region only a few nanometres wide — the forward current first rises, then falls as the voltage increases: a region of negative differential resistance that no thermionic or diffusion mechanism predicts. (The same junctions also conduct strongly under small reverse bias.) He correctly identified the cause as quantum mechanical tunnelling of electrons through the narrow potential barrier of the junction, with the current falling once the filled states on one side no longer line up with empty states on the other, work for which he shared the 1973 Nobel Prize in Physics with Ivar Giaever and Brian Josephson. Tunnel diodes remain in use for high-frequency oscillators and detectors precisely because tunnelling is a fast, direct quantum process with no classical transit time in the barrier region.</w:t>
+        <w:t xml:space="preserve"> (Dr Arakawa is invented; the diode, its date and its inventor are not.) </w:t>
+      </w:r>
+      <w:hyperlink w:anchor="bib_esaki1958" w:history="1">
+        <w:r>
+          <w:rPr>
+            <w:color w:val="0563C1"/>
+            <w:u w:val="single"/>
+          </w:rPr>
+          <w:t xml:space="preserve">Leo Esaki</w:t>
+        </w:r>
+      </w:hyperlink>
+      <w:r>
+        <w:t xml:space="preserve">, working at Sony (then Tokyo Tsushin Kogyo) in 1957, discovered that in an extremely heavily doped p-n junction — with a depletion region only a few nanometres wide — the forward current first rises, then falls as the voltage increases: a region of negative differential resistance that no thermionic or diffusion mechanism predicts. (The same junctions also conduct strongly under small reverse bias.) He correctly identified the cause as quantum mechanical tunnelling of electrons through the narrow potential barrier of the junction, with the current falling once the filled states on one side no longer line up with empty states on the other, work for which he shared the 1973 Nobel Prize in Physics with Ivar Giaever and Brian Josephson. Tunnel diodes remain in use for high-frequency oscillators and detectors precisely because tunnelling is a fast, direct quantum process with no classical transit time in the barrier region.</w:t>
       </w:r>
     </w:p>
     <w:p>
@@ -23893,7 +24280,19 @@
         <w:t>Schwarzschild’s actual history.</w:t>
       </w:r>
       <w:r>
-        <w:t xml:space="preserve"> Karl Schwarzschild, an astronomer serving as a German artillery lieutenant on the Eastern Front, found the first exact solution to Einstein’s field equations in December 1915, for the spacetime around a single non-rotating point mass — remarkable because Einstein himself had only produced an approximate solution weeks earlier. Schwarzschild sent his paper to Einstein, who presented it to the Prussian Academy of Sciences on his behalf. Schwarzschild died in May 1916 of pemphigus, an autoimmune disease, contracted at the front, having continued working on relativity between military duties until close to the end. The chapter’s device — a second, unsent portion of the correspondence — is invention; the man, the timeline, the disease, and the astonishing speed of the result are historical.</w:t>
+        <w:t xml:space="preserve"> Karl Schwarzschild, an astronomer serving as a German artillery lieutenant on the Eastern Front, found the </w:t>
+      </w:r>
+      <w:hyperlink w:anchor="bib_schwarzschild1916" w:history="1">
+        <w:r>
+          <w:rPr>
+            <w:color w:val="0563C1"/>
+            <w:u w:val="single"/>
+          </w:rPr>
+          <w:t xml:space="preserve">first exact solution to Einstein’s field equations</w:t>
+        </w:r>
+      </w:hyperlink>
+      <w:r>
+        <w:t xml:space="preserve"> in December 1915, for the spacetime around a single non-rotating point mass — remarkable because Einstein himself had only produced an approximate solution weeks earlier. Schwarzschild sent his paper to Einstein, who presented it to the Prussian Academy of Sciences on his behalf. Schwarzschild died in May 1916 of pemphigus, an autoimmune disease, contracted at the front, having continued working on relativity between military duties until close to the end. The chapter’s device — a second, unsent portion of the correspondence — is invention; the man, the timeline, the disease, and the astonishing speed of the result are historical.</w:t>
       </w:r>
     </w:p>
     <w:p>
@@ -23908,7 +24307,43 @@
         <w:t>What the solution actually contains.</w:t>
       </w:r>
       <w:r>
-        <w:t xml:space="preserve"> The Schwarzschild metric, in its original coordinates, appears to have a singularity at the Schwarzschild radius r_s = 2GM/c². This is a coordinate artefact, not a physical one — resolved by better coordinate choices (Eddington–Finkelstein, and fully by Kruskal and Szekeres independently in 1960). The maximally extended solution reveals the true global structure: two separate asymptotically flat regions, connected by a throat, joined at a single moment of symmetry. This is the Einstein–Rosen bridge, named for Einstein and Nathan Rosen’s 1935 paper recognising the same structure while attempting (unsuccessfully) to model particles as bridges. It is popularly called a wormhole.</w:t>
+        <w:t xml:space="preserve"> The Schwarzschild metric, in its original coordinates, appears to have a singularity at the Schwarzschild radius r_s = 2GM/c². This is a coordinate artefact, not a physical one — resolved by better coordinate choices (Eddington–Finkelstein, and fully by </w:t>
+      </w:r>
+      <w:hyperlink w:anchor="bib_kruskal1960" w:history="1">
+        <w:r>
+          <w:rPr>
+            <w:color w:val="0563C1"/>
+            <w:u w:val="single"/>
+          </w:rPr>
+          <w:t xml:space="preserve">Kruskal</w:t>
+        </w:r>
+      </w:hyperlink>
+      <w:r>
+        <w:t xml:space="preserve"> and </w:t>
+      </w:r>
+      <w:hyperlink w:anchor="bib_szekeres1960" w:history="1">
+        <w:r>
+          <w:rPr>
+            <w:color w:val="0563C1"/>
+            <w:u w:val="single"/>
+          </w:rPr>
+          <w:t xml:space="preserve">Szekeres</w:t>
+        </w:r>
+      </w:hyperlink>
+      <w:r>
+        <w:t xml:space="preserve"> independently in 1960). The maximally extended solution reveals the true global structure: two separate asymptotically flat regions, connected by a throat, joined at a single moment of symmetry. This is the Einstein–Rosen bridge, named for Einstein and </w:t>
+      </w:r>
+      <w:hyperlink w:anchor="bib_er1935" w:history="1">
+        <w:r>
+          <w:rPr>
+            <w:color w:val="0563C1"/>
+            <w:u w:val="single"/>
+          </w:rPr>
+          <w:t xml:space="preserve">Nathan Rosen’s 1935 paper</w:t>
+        </w:r>
+      </w:hyperlink>
+      <w:r>
+        <w:t xml:space="preserve"> recognising the same structure while attempting (unsuccessfully) to model particles as bridges. It is popularly called a wormhole.</w:t>
       </w:r>
     </w:p>
     <w:p>
@@ -23924,7 +24359,19 @@
         <w:t>Why it cannot be used.</w:t>
       </w:r>
       <w:r>
-        <w:t xml:space="preserve"> The Kruskal extension shows the throat pinching closed in a finite proper time, faster than any signal — let alone any traveller — could cross from one side to the other. The classical, uncharged, non-rotating Einstein–Rosen bridge is a genuine feature of the solved equations and is, simultaneously, provably non-traversable: it closes before anything gets through. This has been understood since Fuller and Wheeler’s 1962 analysis.</w:t>
+        <w:t xml:space="preserve"> The Kruskal extension shows the throat pinching closed in a finite proper time, faster than any signal — let alone any traveller — could cross from one side to the other. The classical, uncharged, non-rotating Einstein–Rosen bridge is a genuine feature of the solved equations and is, simultaneously, provably non-traversable: it closes before anything gets through. This has been understood since </w:t>
+      </w:r>
+      <w:hyperlink w:anchor="bib_fuller1962" w:history="1">
+        <w:r>
+          <w:rPr>
+            <w:color w:val="0563C1"/>
+            <w:u w:val="single"/>
+          </w:rPr>
+          <w:t xml:space="preserve">Fuller and Wheeler’s 1962 analysis</w:t>
+        </w:r>
+      </w:hyperlink>
+      <w:r>
+        <w:t xml:space="preserve">.</w:t>
       </w:r>
     </w:p>
     <w:p>
@@ -24115,7 +24562,31 @@
         <w:t>Measuring the Casimir force.</w:t>
       </w:r>
       <w:r>
-        <w:t xml:space="preserve"> For two ideal parallel mirrors a distance d apart, the Casimir pressure is π²ħc / (240 d⁴). At one micrometre that is about 1.3 millipascals, so a square centimetre of plate feels roughly a ten-millionth of a newton. Casimir predicted it in 1948. The first convincing measurements came half a century later: Lamoreaux (1997) used a torsion pendulum with a sphere and a plate between about 0.6 and 6 micrometres; Mohideen and Roy (1998) used an atomic-force microscope; Bressi and colleagues (2002) managed the much harder parallel-plate geometry. Real plates need corrections for finite conductivity, temperature and surface roughness, each worth a few per cent at these gaps.</w:t>
+        <w:t xml:space="preserve"> For two ideal parallel mirrors a distance d apart, the Casimir pressure is π²ħc / (240 d⁴). At one micrometre that is about 1.3 millipascals, so a square centimetre of plate feels roughly a ten-millionth of a newton. Casimir predicted it in 1948. The first convincing measurements came half a century later: Lamoreaux (1997) used a torsion pendulum with a sphere and a plate between about 0.6 and 6 micrometres; </w:t>
+      </w:r>
+      <w:hyperlink w:anchor="bib_mohideen1998" w:history="1">
+        <w:r>
+          <w:rPr>
+            <w:color w:val="0563C1"/>
+            <w:u w:val="single"/>
+          </w:rPr>
+          <w:t xml:space="preserve">Mohideen and Roy</w:t>
+        </w:r>
+      </w:hyperlink>
+      <w:r>
+        <w:t xml:space="preserve"> (1998) used an atomic-force microscope; </w:t>
+      </w:r>
+      <w:hyperlink w:anchor="bib_bressi2002" w:history="1">
+        <w:r>
+          <w:rPr>
+            <w:color w:val="0563C1"/>
+            <w:u w:val="single"/>
+          </w:rPr>
+          <w:t xml:space="preserve">Bressi and colleagues (2002)</w:t>
+        </w:r>
+      </w:hyperlink>
+      <w:r>
+        <w:t xml:space="preserve"> managed the much harder parallel-plate geometry. Real plates need corrections for finite conductivity, temperature and surface roughness, each worth a few per cent at these gaps.</w:t>
       </w:r>
     </w:p>
     <w:p>
@@ -24380,8 +24851,19 @@
         <w:t xml:space="preserve"> Miss Pike’s ledger is what computer scientists call an append-only or write-once record. Entries can </w:t>
       </w:r>
       <w:r>
-        <w:lastRenderedPageBreak/>
-        <w:t>be added and never changed, so its value as evidence comes from the fact that nobody can edit it afterwards, its keeper included. Modern versions chain each entry to a cryptographic hash of the one before, so that altering any entry breaks every later link; Certificate Transparency, the public log of web security certificates (RFC 6962, 2013), works this way. A bound book in ink is the same idea with a worse search function. The ledger, Jago’s docket and Tengelman’s letter are also three records held by people who never coordinated, which is Chapter Ten’s redundancy test turned round and applied to the Office.</w:t>
+        <w:t xml:space="preserve">be added and never changed, so its value as evidence comes from the fact that nobody can edit it afterwards, its keeper included. Modern versions chain each entry to a cryptographic hash of the one before, so that altering any entry breaks every later link; Certificate Transparency, the public log of web security certificates (</w:t>
+      </w:r>
+      <w:hyperlink w:anchor="bib_rfc6962" w:history="1">
+        <w:r>
+          <w:rPr>
+            <w:color w:val="0563C1"/>
+            <w:u w:val="single"/>
+          </w:rPr>
+          <w:t xml:space="preserve">RFC 6962</w:t>
+        </w:r>
+      </w:hyperlink>
+      <w:r>
+        <w:t xml:space="preserve">, 2013), works this way. A bound book in ink is the same idea with a worse search function. The ledger, Jago’s docket and Tengelman’s letter are also three records held by people who never coordinated, which is Chapter Ten’s redundancy test turned round and applied to the Office.</w:t>
       </w:r>
     </w:p>
     <w:p>
@@ -24870,18 +25352,23 @@
         <w:spacing w:after="120"/>
         <w:ind w:firstLine="0"/>
       </w:pPr>
-      <w:r>
-        <w:t xml:space="preserve">Almheiri, A., Marolf, D., Polchinski, J., and Sully, J. (2012). Black holes: complementarity or firewalls? </w:t>
-      </w:r>
-      <w:hyperlink r:id="rId7">
+      <w:bookmarkStart w:id="800004" w:name="bib_amps2012"/>
+      <w:r>
+        <w:t xml:space="preserve">Almheiri, A., Marolf, D., Polchinski, J., and Sully, J. (2012). </w:t>
+      </w:r>
+      <w:hyperlink r:id="rId7" w:history="1">
         <w:r>
           <w:rPr>
             <w:color w:val="0563C1"/>
             <w:u w:val="single"/>
           </w:rPr>
-          <w:t>arXiv:1207.3123</w:t>
+          <w:t xml:space="preserve">Black holes: complementarity or firewalls?</w:t>
         </w:r>
       </w:hyperlink>
+      <w:r>
+        <w:t xml:space="preserve"> Journal of High Energy Physics, 2013, 62; preprint 2012.</w:t>
+      </w:r>
+      <w:bookmarkEnd w:id="800004"/>
     </w:p>
     <w:p>
       <w:pPr>
@@ -24889,14 +25376,149 @@
         <w:spacing w:after="120"/>
         <w:ind w:firstLine="0"/>
       </w:pPr>
-      <w:r>
-        <w:t>Casimir, H. B. G. (1948). On the attraction between two perfectly conducting plates. Proceedings of the Koninklijke Nederlandse Akademie van Wetenschappen B51, 793–795.</w:t>
-      </w:r>
-    </w:p>
-    <w:p>
-      <w:pPr>
-        <w:pStyle w:val="BodyText"/>
-      </w:pPr>
+      <w:bookmarkStart w:id="800022" w:name="bib_barbour1999"/>
+      <w:r>
+        <w:t xml:space="preserve">Barbour, J. (1999). </w:t>
+      </w:r>
+      <w:hyperlink r:id="rId26" w:history="1">
+        <w:r>
+          <w:rPr>
+            <w:color w:val="0563C1"/>
+            <w:u w:val="single"/>
+          </w:rPr>
+          <w:t xml:space="preserve">The End of Time</w:t>
+        </w:r>
+      </w:hyperlink>
+      <w:r>
+        <w:t xml:space="preserve">. Weidenfeld &amp; Nicolson.</w:t>
+      </w:r>
+      <w:bookmarkEnd w:id="800022"/>
+    </w:p>
+    <w:p>
+      <w:pPr>
+        <w:pStyle w:val="BodyText"/>
+        <w:spacing w:after="120"/>
+        <w:ind w:firstLine="0"/>
+      </w:pPr>
+      <w:bookmarkStart w:id="800023" w:name="bib_bekenstein1972"/>
+      <w:r>
+        <w:t xml:space="preserve">Bekenstein, J. D. (1972). </w:t>
+      </w:r>
+      <w:hyperlink r:id="rId27" w:history="1">
+        <w:r>
+          <w:rPr>
+            <w:color w:val="0563C1"/>
+            <w:u w:val="single"/>
+          </w:rPr>
+          <w:t xml:space="preserve">Black holes and the second law</w:t>
+        </w:r>
+      </w:hyperlink>
+      <w:r>
+        <w:t xml:space="preserve">. Lettere al Nuovo Cimento 4, 737–740.</w:t>
+      </w:r>
+      <w:bookmarkEnd w:id="800023"/>
+    </w:p>
+    <w:p>
+      <w:pPr>
+        <w:pStyle w:val="BodyText"/>
+        <w:spacing w:after="120"/>
+        <w:ind w:firstLine="0"/>
+      </w:pPr>
+      <w:bookmarkStart w:id="800024" w:name="bib_bennett1982"/>
+      <w:r>
+        <w:t xml:space="preserve">Bennett, C. H. (1982). </w:t>
+      </w:r>
+      <w:hyperlink r:id="rId28" w:history="1">
+        <w:r>
+          <w:rPr>
+            <w:color w:val="0563C1"/>
+            <w:u w:val="single"/>
+          </w:rPr>
+          <w:t xml:space="preserve">The thermodynamics of computation: a review</w:t>
+        </w:r>
+      </w:hyperlink>
+      <w:r>
+        <w:t xml:space="preserve">. International Journal of Theoretical Physics 21, 905–940.</w:t>
+      </w:r>
+      <w:bookmarkEnd w:id="800024"/>
+    </w:p>
+    <w:p>
+      <w:pPr>
+        <w:pStyle w:val="BodyText"/>
+        <w:spacing w:after="120"/>
+        <w:ind w:firstLine="0"/>
+      </w:pPr>
+      <w:bookmarkStart w:id="800025" w:name="bib_berut2012"/>
+      <w:r>
+        <w:t xml:space="preserve">Bérut, A., Arakelyan, A., Petrosyan, A., Ciliberto, S., Dillenschneider, R., and Lutz, E. (2012). </w:t>
+      </w:r>
+      <w:hyperlink r:id="rId29" w:history="1">
+        <w:r>
+          <w:rPr>
+            <w:color w:val="0563C1"/>
+            <w:u w:val="single"/>
+          </w:rPr>
+          <w:t xml:space="preserve">Experimental verification of Landauer’s principle linking information and thermodynamics</w:t>
+        </w:r>
+      </w:hyperlink>
+      <w:r>
+        <w:t xml:space="preserve">. Nature 483, 187–189.</w:t>
+      </w:r>
+      <w:bookmarkEnd w:id="800025"/>
+    </w:p>
+    <w:p>
+      <w:pPr>
+        <w:pStyle w:val="BodyText"/>
+        <w:spacing w:after="120"/>
+        <w:ind w:firstLine="0"/>
+      </w:pPr>
+      <w:bookmarkStart w:id="800026" w:name="bib_bressi2002"/>
+      <w:r>
+        <w:t xml:space="preserve">Bressi, G., Carugno, G., Onofrio, R., and Ruoso, G. (2002). </w:t>
+      </w:r>
+      <w:hyperlink r:id="rId30" w:history="1">
+        <w:r>
+          <w:rPr>
+            <w:color w:val="0563C1"/>
+            <w:u w:val="single"/>
+          </w:rPr>
+          <w:t xml:space="preserve">Measurement of the Casimir force between parallel metallic surfaces</w:t>
+        </w:r>
+      </w:hyperlink>
+      <w:r>
+        <w:t xml:space="preserve">. Physical Review Letters 88, 041804.</w:t>
+      </w:r>
+      <w:bookmarkEnd w:id="800026"/>
+    </w:p>
+    <w:p>
+      <w:pPr>
+        <w:pStyle w:val="BodyText"/>
+        <w:spacing w:after="120"/>
+        <w:ind w:firstLine="0"/>
+      </w:pPr>
+      <w:bookmarkStart w:id="800005" w:name="bib_casimir1948"/>
+      <w:r>
+        <w:t xml:space="preserve">Casimir, H. B. G. (1948). </w:t>
+      </w:r>
+      <w:hyperlink r:id="rId18" w:history="1">
+        <w:r>
+          <w:rPr>
+            <w:color w:val="0563C1"/>
+            <w:u w:val="single"/>
+          </w:rPr>
+          <w:t xml:space="preserve">On the attraction between two perfectly conducting plates</w:t>
+        </w:r>
+      </w:hyperlink>
+      <w:r>
+        <w:t xml:space="preserve">. Proceedings of the Koninklijke Nederlandse Akademie van Wetenschappen B51, 793–795.</w:t>
+      </w:r>
+      <w:bookmarkEnd w:id="800005"/>
+    </w:p>
+    <w:p>
+      <w:pPr>
+        <w:pStyle w:val="BodyText"/>
+      </w:pPr>
+      <w:bookmarkStart w:id="800006" w:name="bib_coleman1980"/>
       <w:r>
         <w:t xml:space="preserve">Coleman, S., and De Luccia, F. (1980). </w:t>
       </w:r>
@@ -24912,6 +25534,7 @@
       <w:r>
         <w:t>. Physical Review D 21, 3305–3315.</w:t>
       </w:r>
+      <w:bookmarkEnd w:id="800006"/>
     </w:p>
     <w:p>
       <w:pPr>
@@ -24919,9 +25542,23 @@
         <w:spacing w:after="120"/>
         <w:ind w:firstLine="0"/>
       </w:pPr>
-      <w:r>
-        <w:t>Einstein, A. Letter to Max Born, 4 December 1926. Published in The Born–Einstein Letters.</w:t>
-      </w:r>
+      <w:bookmarkStart w:id="800027" w:name="bib_cubitt2015"/>
+      <w:r>
+        <w:t xml:space="preserve">Cubitt, T. S., Pérez-García, D., and Wolf, M. M. (2015). </w:t>
+      </w:r>
+      <w:hyperlink r:id="rId31" w:history="1">
+        <w:r>
+          <w:rPr>
+            <w:color w:val="0563C1"/>
+            <w:u w:val="single"/>
+          </w:rPr>
+          <w:t xml:space="preserve">Undecidability of the spectral gap</w:t>
+        </w:r>
+      </w:hyperlink>
+      <w:r>
+        <w:t xml:space="preserve">. Nature 528, 207–211.</w:t>
+      </w:r>
+      <w:bookmarkEnd w:id="800027"/>
     </w:p>
     <w:p>
       <w:pPr>
@@ -24929,6 +25566,55 @@
         <w:spacing w:after="120"/>
         <w:ind w:firstLine="0"/>
       </w:pPr>
+      <w:bookmarkStart w:id="800007" w:name="bib_einstein1926"/>
+      <w:r>
+        <w:t xml:space="preserve">Einstein, A. Letter to Max Born, 4 December 1926. Published in </w:t>
+      </w:r>
+      <w:hyperlink r:id="rId19" w:history="1">
+        <w:r>
+          <w:rPr>
+            <w:color w:val="0563C1"/>
+            <w:u w:val="single"/>
+          </w:rPr>
+          <w:t xml:space="preserve">The Born–Einstein Letters</w:t>
+        </w:r>
+      </w:hyperlink>
+      <w:r>
+        <w:t xml:space="preserve">.</w:t>
+      </w:r>
+      <w:bookmarkEnd w:id="800007"/>
+    </w:p>
+    <w:p>
+      <w:pPr>
+        <w:pStyle w:val="BodyText"/>
+        <w:spacing w:after="120"/>
+        <w:ind w:firstLine="0"/>
+      </w:pPr>
+      <w:bookmarkStart w:id="800028" w:name="bib_er1935"/>
+      <w:r>
+        <w:t xml:space="preserve">Einstein, A., and Rosen, N. (1935). </w:t>
+      </w:r>
+      <w:hyperlink r:id="rId32" w:history="1">
+        <w:r>
+          <w:rPr>
+            <w:color w:val="0563C1"/>
+            <w:u w:val="single"/>
+          </w:rPr>
+          <w:t xml:space="preserve">The particle problem in the general theory of relativity</w:t>
+        </w:r>
+      </w:hyperlink>
+      <w:r>
+        <w:t xml:space="preserve">. Physical Review 48, 73–77.</w:t>
+      </w:r>
+      <w:bookmarkEnd w:id="800028"/>
+    </w:p>
+    <w:p>
+      <w:pPr>
+        <w:pStyle w:val="BodyText"/>
+        <w:spacing w:after="120"/>
+        <w:ind w:firstLine="0"/>
+      </w:pPr>
+      <w:bookmarkStart w:id="800008" w:name="bib_epr1935"/>
       <w:r>
         <w:t xml:space="preserve">Einstein, A., Podolsky, B., and Rosen, N. (1935). </w:t>
       </w:r>
@@ -24944,11 +25630,13 @@
       <w:r>
         <w:t xml:space="preserve"> Physical Review 47, 777–780.</w:t>
       </w:r>
-    </w:p>
-    <w:p>
-      <w:pPr>
-        <w:pStyle w:val="BodyText"/>
-      </w:pPr>
+      <w:bookmarkEnd w:id="800008"/>
+    </w:p>
+    <w:p>
+      <w:pPr>
+        <w:pStyle w:val="BodyText"/>
+      </w:pPr>
+      <w:bookmarkStart w:id="800009" w:name="bib_esaki1958"/>
       <w:r>
         <w:t xml:space="preserve">Esaki, L. (1958). </w:t>
       </w:r>
@@ -24964,6 +25652,7 @@
       <w:r>
         <w:t>. Physical Review 109, 603–604.</w:t>
       </w:r>
+      <w:bookmarkEnd w:id="800009"/>
     </w:p>
     <w:p>
       <w:pPr>
@@ -24995,6 +25684,7 @@
         <w:spacing w:after="120"/>
         <w:ind w:firstLine="0"/>
       </w:pPr>
+      <w:bookmarkStart w:id="800010" w:name="bib_fuller1962"/>
       <w:r>
         <w:t xml:space="preserve">Fuller, R. W., and Wheeler, J. A. (1962). </w:t>
       </w:r>
@@ -25010,6 +25700,7 @@
       <w:r>
         <w:t>. Physical Review 128, 919–929.</w:t>
       </w:r>
+      <w:bookmarkEnd w:id="800010"/>
     </w:p>
     <w:p>
       <w:pPr>
@@ -25017,9 +25708,23 @@
         <w:spacing w:after="120"/>
         <w:ind w:firstLine="0"/>
       </w:pPr>
-      <w:r>
-        <w:t>Gödel, K. (1931). On formally undecidable propositions of Principia Mathematica and related systems. Monatshefte für Mathematik und Physik 38, 173–198.</w:t>
-      </w:r>
+      <w:bookmarkStart w:id="800011" w:name="bib_godel1931"/>
+      <w:r>
+        <w:t xml:space="preserve">Gödel, K. (1931). </w:t>
+      </w:r>
+      <w:hyperlink r:id="rId20" w:history="1">
+        <w:r>
+          <w:rPr>
+            <w:color w:val="0563C1"/>
+            <w:u w:val="single"/>
+          </w:rPr>
+          <w:t xml:space="preserve">On formally undecidable propositions of Principia Mathematica and related systems</w:t>
+        </w:r>
+      </w:hyperlink>
+      <w:r>
+        <w:t xml:space="preserve">. Monatshefte für Mathematik und Physik 38, 173–198.</w:t>
+      </w:r>
+      <w:bookmarkEnd w:id="800011"/>
     </w:p>
     <w:p>
       <w:pPr>
@@ -25027,9 +25732,23 @@
         <w:spacing w:after="120"/>
         <w:ind w:firstLine="0"/>
       </w:pPr>
-      <w:r>
-        <w:t>Hamming, R. W. (1980). The unreasonable effectiveness of mathematics. The American Mathematical Monthly 87, 81–90.</w:t>
-      </w:r>
+      <w:bookmarkStart w:id="800012" w:name="bib_hamming1980"/>
+      <w:r>
+        <w:t xml:space="preserve">Hamming, R. W. (1980). </w:t>
+      </w:r>
+      <w:hyperlink r:id="rId21" w:history="1">
+        <w:r>
+          <w:rPr>
+            <w:color w:val="0563C1"/>
+            <w:u w:val="single"/>
+          </w:rPr>
+          <w:t xml:space="preserve">The unreasonable effectiveness of mathematics</w:t>
+        </w:r>
+      </w:hyperlink>
+      <w:r>
+        <w:t xml:space="preserve">. The American Mathematical Monthly 87, 81–90.</w:t>
+      </w:r>
+      <w:bookmarkEnd w:id="800012"/>
     </w:p>
     <w:p>
       <w:pPr>
@@ -25037,10 +25756,23 @@
         <w:spacing w:after="120"/>
         <w:ind w:firstLine="0"/>
       </w:pPr>
-      <w:r>
-        <w:lastRenderedPageBreak/>
-        <w:t>Hofstadter, D. (1979). Gödel, Escher, Bach: an Eternal Golden Braid. Basic Books.</w:t>
-      </w:r>
+      <w:bookmarkStart w:id="800029" w:name="bib_hawking1974"/>
+      <w:r>
+        <w:t xml:space="preserve">Hawking, S. W. (1974). </w:t>
+      </w:r>
+      <w:hyperlink r:id="rId33" w:history="1">
+        <w:r>
+          <w:rPr>
+            <w:color w:val="0563C1"/>
+            <w:u w:val="single"/>
+          </w:rPr>
+          <w:t xml:space="preserve">Black hole explosions?</w:t>
+        </w:r>
+      </w:hyperlink>
+      <w:r>
+        <w:t xml:space="preserve"> Nature 248, 30–31.</w:t>
+      </w:r>
+      <w:bookmarkEnd w:id="800029"/>
     </w:p>
     <w:p>
       <w:pPr>
@@ -25048,9 +25780,23 @@
         <w:spacing w:after="120"/>
         <w:ind w:firstLine="0"/>
       </w:pPr>
-      <w:r>
-        <w:t>Kruskal, M. D. (1960). Maximal extension of Schwarzschild metric. Physical Review 119, 1743–1745.</w:t>
-      </w:r>
+      <w:bookmarkStart w:id="800013" w:name="bib_hofstadter1979"/>
+      <w:r>
+        <w:t xml:space="preserve">Hofstadter, D. (1979). </w:t>
+      </w:r>
+      <w:hyperlink r:id="rId22" w:history="1">
+        <w:r>
+          <w:rPr>
+            <w:color w:val="0563C1"/>
+            <w:u w:val="single"/>
+          </w:rPr>
+          <w:t xml:space="preserve">Gödel, Escher, Bach: an Eternal Golden Braid</w:t>
+        </w:r>
+      </w:hyperlink>
+      <w:r>
+        <w:t xml:space="preserve">. Basic Books.</w:t>
+      </w:r>
+      <w:bookmarkEnd w:id="800013"/>
     </w:p>
     <w:p>
       <w:pPr>
@@ -25058,6 +25804,79 @@
         <w:spacing w:after="120"/>
         <w:ind w:firstLine="0"/>
       </w:pPr>
+      <w:bookmarkStart w:id="800030" w:name="bib_ji2020"/>
+      <w:r>
+        <w:t xml:space="preserve">Ji, Z., Natarajan, A., Vidick, T., Wright, J., and Yuen, H. (2020). </w:t>
+      </w:r>
+      <w:hyperlink r:id="rId34" w:history="1">
+        <w:r>
+          <w:rPr>
+            <w:color w:val="0563C1"/>
+            <w:u w:val="single"/>
+          </w:rPr>
+          <w:t xml:space="preserve">MIP* = RE</w:t>
+        </w:r>
+      </w:hyperlink>
+      <w:r>
+        <w:t xml:space="preserve">. Preprint.</w:t>
+      </w:r>
+      <w:bookmarkEnd w:id="800030"/>
+    </w:p>
+    <w:p>
+      <w:pPr>
+        <w:pStyle w:val="BodyText"/>
+        <w:spacing w:after="120"/>
+        <w:ind w:firstLine="0"/>
+      </w:pPr>
+      <w:bookmarkStart w:id="800031" w:name="bib_ks1967"/>
+      <w:r>
+        <w:t xml:space="preserve">Kochen, S., and Specker, E. P. (1967). </w:t>
+      </w:r>
+      <w:hyperlink r:id="rId35" w:history="1">
+        <w:r>
+          <w:rPr>
+            <w:color w:val="0563C1"/>
+            <w:u w:val="single"/>
+          </w:rPr>
+          <w:t xml:space="preserve">The problem of hidden variables in quantum mechanics</w:t>
+        </w:r>
+      </w:hyperlink>
+      <w:r>
+        <w:t xml:space="preserve">. Journal of Mathematics and Mechanics 17, 59–87.</w:t>
+      </w:r>
+      <w:bookmarkEnd w:id="800031"/>
+    </w:p>
+    <w:p>
+      <w:pPr>
+        <w:pStyle w:val="BodyText"/>
+        <w:spacing w:after="120"/>
+        <w:ind w:firstLine="0"/>
+      </w:pPr>
+      <w:bookmarkStart w:id="800014" w:name="bib_kruskal1960"/>
+      <w:r>
+        <w:t xml:space="preserve">Kruskal, M. D. (1960). </w:t>
+      </w:r>
+      <w:hyperlink r:id="rId23" w:history="1">
+        <w:r>
+          <w:rPr>
+            <w:color w:val="0563C1"/>
+            <w:u w:val="single"/>
+          </w:rPr>
+          <w:t xml:space="preserve">Maximal extension of Schwarzschild metric</w:t>
+        </w:r>
+      </w:hyperlink>
+      <w:r>
+        <w:t xml:space="preserve">. Physical Review 119, 1743–1745.</w:t>
+      </w:r>
+      <w:bookmarkEnd w:id="800014"/>
+    </w:p>
+    <w:p>
+      <w:pPr>
+        <w:pStyle w:val="BodyText"/>
+        <w:spacing w:after="120"/>
+        <w:ind w:firstLine="0"/>
+      </w:pPr>
+      <w:bookmarkStart w:id="800015" w:name="bib_lamoreaux1997"/>
       <w:r>
         <w:t xml:space="preserve">Lamoreaux, S. K. (1997). </w:t>
       </w:r>
@@ -25073,6 +25892,7 @@
       <w:r>
         <w:t>. Physical Review Letters 78, 5–8.</w:t>
       </w:r>
+      <w:bookmarkEnd w:id="800015"/>
     </w:p>
     <w:p>
       <w:pPr>
@@ -25080,6 +25900,7 @@
         <w:spacing w:after="120"/>
         <w:ind w:firstLine="0"/>
       </w:pPr>
+      <w:bookmarkStart w:id="800016" w:name="bib_landauer1961"/>
       <w:r>
         <w:t xml:space="preserve">Landauer, R. (1961). </w:t>
       </w:r>
@@ -25095,6 +25916,127 @@
       <w:r>
         <w:t>. IBM Journal of Research and Development 5, 183–191.</w:t>
       </w:r>
+      <w:bookmarkEnd w:id="800016"/>
+    </w:p>
+    <w:p>
+      <w:pPr>
+        <w:pStyle w:val="BodyText"/>
+        <w:spacing w:after="120"/>
+        <w:ind w:firstLine="0"/>
+      </w:pPr>
+      <w:bookmarkStart w:id="800032" w:name="bib_rfc6962"/>
+      <w:r>
+        <w:t xml:space="preserve">Laurie, B., Langley, A., and Kasper, E. (2013). </w:t>
+      </w:r>
+      <w:hyperlink r:id="rId36" w:history="1">
+        <w:r>
+          <w:rPr>
+            <w:color w:val="0563C1"/>
+            <w:u w:val="single"/>
+          </w:rPr>
+          <w:t xml:space="preserve">Certificate Transparency</w:t>
+        </w:r>
+      </w:hyperlink>
+      <w:r>
+        <w:t xml:space="preserve">. RFC 6962, Internet Engineering Task Force.</w:t>
+      </w:r>
+      <w:bookmarkEnd w:id="800032"/>
+    </w:p>
+    <w:p>
+      <w:pPr>
+        <w:pStyle w:val="BodyText"/>
+        <w:spacing w:after="120"/>
+        <w:ind w:firstLine="0"/>
+      </w:pPr>
+      <w:bookmarkStart w:id="800033" w:name="bib_loftus1974"/>
+      <w:r>
+        <w:t xml:space="preserve">Loftus, E. F., and Palmer, J. C. (1974). </w:t>
+      </w:r>
+      <w:hyperlink r:id="rId37" w:history="1">
+        <w:r>
+          <w:rPr>
+            <w:color w:val="0563C1"/>
+            <w:u w:val="single"/>
+          </w:rPr>
+          <w:t xml:space="preserve">Reconstruction of automobile destruction: an example of the interaction between language and memory</w:t>
+        </w:r>
+      </w:hyperlink>
+      <w:r>
+        <w:t xml:space="preserve">80011-3). Journal of Verbal Learning and Verbal Behavior 13, 585–589.</w:t>
+      </w:r>
+      <w:bookmarkEnd w:id="800033"/>
+    </w:p>
+    <w:p>
+      <w:pPr>
+        <w:pStyle w:val="BodyText"/>
+        <w:spacing w:after="120"/>
+        <w:ind w:firstLine="0"/>
+      </w:pPr>
+      <w:bookmarkStart w:id="800034" w:name="bib_maldacena1997"/>
+      <w:r>
+        <w:t xml:space="preserve">Maldacena, J. (1997). </w:t>
+      </w:r>
+      <w:hyperlink r:id="rId38" w:history="1">
+        <w:r>
+          <w:rPr>
+            <w:color w:val="0563C1"/>
+            <w:u w:val="single"/>
+          </w:rPr>
+          <w:t xml:space="preserve">The large N limit of superconformal field theories and supergravity</w:t>
+        </w:r>
+      </w:hyperlink>
+      <w:r>
+        <w:t xml:space="preserve">. Advances in Theoretical and Mathematical Physics 2 (1998), 231–252.</w:t>
+      </w:r>
+      <w:bookmarkEnd w:id="800034"/>
+    </w:p>
+    <w:p>
+      <w:pPr>
+        <w:pStyle w:val="BodyText"/>
+        <w:spacing w:after="120"/>
+        <w:ind w:firstLine="0"/>
+      </w:pPr>
+      <w:bookmarkStart w:id="800035" w:name="bib_mohideen1998"/>
+      <w:r>
+        <w:t xml:space="preserve">Mohideen, U., and Roy, A. (1998). </w:t>
+      </w:r>
+      <w:hyperlink r:id="rId39" w:history="1">
+        <w:r>
+          <w:rPr>
+            <w:color w:val="0563C1"/>
+            <w:u w:val="single"/>
+          </w:rPr>
+          <w:t xml:space="preserve">Precision measurement of the Casimir force from 0.1 to 0.9 μm</w:t>
+        </w:r>
+      </w:hyperlink>
+      <w:r>
+        <w:t xml:space="preserve">. Physical Review Letters 81, 4549–4552.</w:t>
+      </w:r>
+      <w:bookmarkEnd w:id="800035"/>
+    </w:p>
+    <w:p>
+      <w:pPr>
+        <w:pStyle w:val="BodyText"/>
+        <w:spacing w:after="120"/>
+        <w:ind w:firstLine="0"/>
+      </w:pPr>
+      <w:bookmarkStart w:id="800036" w:name="bib_moreva2014"/>
+      <w:r>
+        <w:t xml:space="preserve">Moreva, E., Brida, G., Gramegna, M., Giovannetti, V., Maccone, L., and Genovese, M. (2014). </w:t>
+      </w:r>
+      <w:hyperlink r:id="rId40" w:history="1">
+        <w:r>
+          <w:rPr>
+            <w:color w:val="0563C1"/>
+            <w:u w:val="single"/>
+          </w:rPr>
+          <w:t xml:space="preserve">Time from quantum entanglement: an experimental illustration</w:t>
+        </w:r>
+      </w:hyperlink>
+      <w:r>
+        <w:t xml:space="preserve">. Physical Review A 89, 052122.</w:t>
+      </w:r>
+      <w:bookmarkEnd w:id="800036"/>
     </w:p>
     <w:p>
       <w:pPr>
@@ -25123,17 +26065,56 @@
     <w:p>
       <w:pPr>
         <w:pStyle w:val="BodyText"/>
-      </w:pPr>
-      <w:r>
-        <w:t>Nash, J. (1951). Non-cooperative games. Annals of Mathematics 54, 286–295.</w:t>
-      </w:r>
-    </w:p>
-    <w:p>
-      <w:pPr>
-        <w:pStyle w:val="BodyText"/>
         <w:spacing w:after="120"/>
         <w:ind w:firstLine="0"/>
       </w:pPr>
+      <w:bookmarkStart w:id="800037" w:name="bib_nash1950"/>
+      <w:r>
+        <w:t xml:space="preserve">Nash, J. (1950). </w:t>
+      </w:r>
+      <w:hyperlink r:id="rId41" w:history="1">
+        <w:r>
+          <w:rPr>
+            <w:color w:val="0563C1"/>
+            <w:u w:val="single"/>
+          </w:rPr>
+          <w:t xml:space="preserve">Equilibrium points in n-person games</w:t>
+        </w:r>
+      </w:hyperlink>
+      <w:r>
+        <w:t xml:space="preserve">. Proceedings of the National Academy of Sciences 36, 48–49.</w:t>
+      </w:r>
+      <w:bookmarkEnd w:id="800037"/>
+    </w:p>
+    <w:p>
+      <w:pPr>
+        <w:pStyle w:val="BodyText"/>
+      </w:pPr>
+      <w:bookmarkStart w:id="800017" w:name="bib_nash1951"/>
+      <w:r>
+        <w:t xml:space="preserve">Nash, J. (1951). </w:t>
+      </w:r>
+      <w:hyperlink r:id="rId24" w:history="1">
+        <w:r>
+          <w:rPr>
+            <w:color w:val="0563C1"/>
+            <w:u w:val="single"/>
+          </w:rPr>
+          <w:t xml:space="preserve">Non-cooperative games</w:t>
+        </w:r>
+      </w:hyperlink>
+      <w:r>
+        <w:t xml:space="preserve">. Annals of Mathematics 54, 286–295.</w:t>
+      </w:r>
+      <w:bookmarkEnd w:id="800017"/>
+    </w:p>
+    <w:p>
+      <w:pPr>
+        <w:pStyle w:val="BodyText"/>
+        <w:spacing w:after="120"/>
+        <w:ind w:firstLine="0"/>
+      </w:pPr>
+      <w:bookmarkStart w:id="800018" w:name="bib_page1993"/>
       <w:r>
         <w:t xml:space="preserve">Page, D. N. (1993). </w:t>
       </w:r>
@@ -25149,6 +26130,7 @@
       <w:r>
         <w:t>. Physical Review Letters 71, 3743–3746.</w:t>
       </w:r>
+      <w:bookmarkEnd w:id="800018"/>
     </w:p>
     <w:p>
       <w:pPr>
@@ -25156,9 +26138,119 @@
         <w:spacing w:after="120"/>
         <w:ind w:firstLine="0"/>
       </w:pPr>
-      <w:r>
-        <w:t>Schwarzschild, K. (1916). On the gravitational field of a mass point according to Einstein’s theory. Sitzungsberichte der Königlich Preussischen Akademie der Wissenschaften, 189–196.</w:t>
-      </w:r>
+      <w:bookmarkStart w:id="800038" w:name="bib_pagewootters1983"/>
+      <w:r>
+        <w:t xml:space="preserve">Page, D. N., and Wootters, W. K. (1983). </w:t>
+      </w:r>
+      <w:hyperlink r:id="rId42" w:history="1">
+        <w:r>
+          <w:rPr>
+            <w:color w:val="0563C1"/>
+            <w:u w:val="single"/>
+          </w:rPr>
+          <w:t xml:space="preserve">Evolution without evolution: dynamics described by stationary observables</w:t>
+        </w:r>
+      </w:hyperlink>
+      <w:r>
+        <w:t xml:space="preserve">. Physical Review D 27, 2885–2892.</w:t>
+      </w:r>
+      <w:bookmarkEnd w:id="800038"/>
+    </w:p>
+    <w:p>
+      <w:pPr>
+        <w:pStyle w:val="BodyText"/>
+        <w:spacing w:after="120"/>
+        <w:ind w:firstLine="0"/>
+      </w:pPr>
+      <w:bookmarkStart w:id="800039" w:name="bib_pawlowski2009"/>
+      <w:r>
+        <w:t xml:space="preserve">Pawłowski, M., Paterek, T., Kaszlikowski, D., Scarani, V., Winter, A., and Żukowski, M. (2009). </w:t>
+      </w:r>
+      <w:hyperlink r:id="rId43" w:history="1">
+        <w:r>
+          <w:rPr>
+            <w:color w:val="0563C1"/>
+            <w:u w:val="single"/>
+          </w:rPr>
+          <w:t xml:space="preserve">Information causality as a physical principle</w:t>
+        </w:r>
+      </w:hyperlink>
+      <w:r>
+        <w:t xml:space="preserve">. Nature 461, 1101–1104.</w:t>
+      </w:r>
+      <w:bookmarkEnd w:id="800039"/>
+    </w:p>
+    <w:p>
+      <w:pPr>
+        <w:pStyle w:val="BodyText"/>
+        <w:spacing w:after="120"/>
+        <w:ind w:firstLine="0"/>
+      </w:pPr>
+      <w:bookmarkStart w:id="800040" w:name="bib_pr1994"/>
+      <w:r>
+        <w:t xml:space="preserve">Popescu, S., and Rohrlich, D. (1994). </w:t>
+      </w:r>
+      <w:hyperlink r:id="rId44" w:history="1">
+        <w:r>
+          <w:rPr>
+            <w:color w:val="0563C1"/>
+            <w:u w:val="single"/>
+          </w:rPr>
+          <w:t xml:space="preserve">Quantum nonlocality as an axiom</w:t>
+        </w:r>
+      </w:hyperlink>
+      <w:r>
+        <w:t xml:space="preserve">. Foundations of Physics 24, 379–385.</w:t>
+      </w:r>
+      <w:bookmarkEnd w:id="800040"/>
+    </w:p>
+    <w:p>
+      <w:pPr>
+        <w:pStyle w:val="BodyText"/>
+        <w:spacing w:after="120"/>
+        <w:ind w:firstLine="0"/>
+      </w:pPr>
+      <w:bookmarkStart w:id="800041" w:name="bib_robertson1929"/>
+      <w:r>
+        <w:t xml:space="preserve">Robertson, H. P. (1929). </w:t>
+      </w:r>
+      <w:hyperlink r:id="rId45" w:history="1">
+        <w:r>
+          <w:rPr>
+            <w:color w:val="0563C1"/>
+            <w:u w:val="single"/>
+          </w:rPr>
+          <w:t xml:space="preserve">The uncertainty principle</w:t>
+        </w:r>
+      </w:hyperlink>
+      <w:r>
+        <w:t xml:space="preserve">. Physical Review 34, 163–164.</w:t>
+      </w:r>
+      <w:bookmarkEnd w:id="800041"/>
+    </w:p>
+    <w:p>
+      <w:pPr>
+        <w:pStyle w:val="BodyText"/>
+        <w:spacing w:after="120"/>
+        <w:ind w:firstLine="0"/>
+      </w:pPr>
+      <w:bookmarkStart w:id="800019" w:name="bib_schwarzschild1916"/>
+      <w:r>
+        <w:t xml:space="preserve">Schwarzschild, K. (1916). On the gravitational field of a mass point according to Einstein’s theory. Sitzungsberichte der Königlich Preussischen Akademie der Wissenschaften, 189–196. </w:t>
+      </w:r>
+      <w:hyperlink r:id="rId25" w:history="1">
+        <w:r>
+          <w:rPr>
+            <w:color w:val="0563C1"/>
+            <w:u w:val="single"/>
+          </w:rPr>
+          <w:t xml:space="preserve">English translation</w:t>
+        </w:r>
+      </w:hyperlink>
+      <w:r>
+        <w:t xml:space="preserve">, 1999.</w:t>
+      </w:r>
+      <w:bookmarkEnd w:id="800019"/>
     </w:p>
     <w:p>
       <w:pPr>
@@ -25190,9 +26282,23 @@
         <w:spacing w:after="120"/>
         <w:ind w:firstLine="0"/>
       </w:pPr>
-      <w:r>
-        <w:t>Szekeres, G. (1960). On the singularities of a Riemannian manifold. Publicationes Mathematicae Debrecen 7, 285–301.</w:t>
-      </w:r>
+      <w:bookmarkStart w:id="800042" w:name="bib_stu1993"/>
+      <w:r>
+        <w:t xml:space="preserve">Susskind, L., Thorlacius, L., and Uglum, J. (1993). </w:t>
+      </w:r>
+      <w:hyperlink r:id="rId46" w:history="1">
+        <w:r>
+          <w:rPr>
+            <w:color w:val="0563C1"/>
+            <w:u w:val="single"/>
+          </w:rPr>
+          <w:t xml:space="preserve">The stretched horizon and black hole complementarity</w:t>
+        </w:r>
+      </w:hyperlink>
+      <w:r>
+        <w:t xml:space="preserve">. Physical Review D 48, 3743–3761.</w:t>
+      </w:r>
+      <w:bookmarkEnd w:id="800042"/>
     </w:p>
     <w:p>
       <w:pPr>
@@ -25200,6 +26306,67 @@
         <w:spacing w:after="120"/>
         <w:ind w:firstLine="0"/>
       </w:pPr>
+      <w:bookmarkStart w:id="800020" w:name="bib_szekeres1960"/>
+      <w:r>
+        <w:t>Szekeres, G. (1960). On the singularities of a Riemannian manifold. Publicationes Mathematicae Debrecen 7, 285–301.</w:t>
+      </w:r>
+      <w:bookmarkEnd w:id="800020"/>
+    </w:p>
+    <w:p>
+      <w:pPr>
+        <w:pStyle w:val="BodyText"/>
+        <w:spacing w:after="120"/>
+        <w:ind w:firstLine="0"/>
+      </w:pPr>
+      <w:bookmarkStart w:id="800043" w:name="bib_szilard1929"/>
+      <w:r>
+        <w:t xml:space="preserve">Szilard, L. (1929). </w:t>
+      </w:r>
+      <w:hyperlink r:id="rId47" w:history="1">
+        <w:r>
+          <w:rPr>
+            <w:color w:val="0563C1"/>
+            <w:u w:val="single"/>
+          </w:rPr>
+          <w:t xml:space="preserve">On the decrease of entropy in a thermodynamic system by the intervention of intelligent beings</w:t>
+        </w:r>
+      </w:hyperlink>
+      <w:r>
+        <w:t xml:space="preserve">. Zeitschrift für Physik 53, 840–856.</w:t>
+      </w:r>
+      <w:bookmarkEnd w:id="800043"/>
+    </w:p>
+    <w:p>
+      <w:pPr>
+        <w:pStyle w:val="BodyText"/>
+        <w:spacing w:after="120"/>
+        <w:ind w:firstLine="0"/>
+      </w:pPr>
+      <w:bookmarkStart w:id="800044" w:name="bib_weinberg1987"/>
+      <w:r>
+        <w:t xml:space="preserve">Weinberg, S. (1987). </w:t>
+      </w:r>
+      <w:hyperlink r:id="rId48" w:history="1">
+        <w:r>
+          <w:rPr>
+            <w:color w:val="0563C1"/>
+            <w:u w:val="single"/>
+          </w:rPr>
+          <w:t xml:space="preserve">Anthropic bound on the cosmological constant</w:t>
+        </w:r>
+      </w:hyperlink>
+      <w:r>
+        <w:t xml:space="preserve">. Physical Review Letters 59, 2607–2610.</w:t>
+      </w:r>
+      <w:bookmarkEnd w:id="800044"/>
+    </w:p>
+    <w:p>
+      <w:pPr>
+        <w:pStyle w:val="BodyText"/>
+        <w:spacing w:after="120"/>
+        <w:ind w:firstLine="0"/>
+      </w:pPr>
+      <w:bookmarkStart w:id="800021" w:name="bib_wigner1960"/>
       <w:r>
         <w:lastRenderedPageBreak/>
         <w:t xml:space="preserve">Wigner, E. P. (1960). </w:t>
@@ -25216,6 +26383,7 @@
       <w:r>
         <w:t>. Communications on Pure and Applied Mathematics 13, 1–14.</w:t>
       </w:r>
+      <w:bookmarkEnd w:id="800021"/>
     </w:p>
     <w:p>
       <w:pPr>
@@ -25232,18 +26400,15 @@
     </w:p>
     <w:p>
       <w:pPr>
+        <w:pStyle w:val="Heading2"/>
         <w:pageBreakBefore/>
-        <w:spacing w:before="1440" w:line="240" w:lineRule="auto"/>
-        <w:jc w:val="center"/>
-      </w:pPr>
-      <w:r>
-        <w:rPr>
-          <w:b/>
-          <w:color w:val="444444"/>
-        </w:rPr>
+      </w:pPr>
+      <w:bookmarkStart w:id="800046" w:name="aboutAuthor"/>
+      <w:r>
         <w:lastRenderedPageBreak/>
         <w:t xml:space="preserve">About the Author</w:t>
       </w:r>
+      <w:bookmarkEnd w:id="800046"/>
     </w:p>
     <w:p>
       <w:pPr>
@@ -25283,18 +26448,15 @@
     </w:p>
     <w:p>
       <w:pPr>
+        <w:pStyle w:val="Heading2"/>
         <w:pageBreakBefore/>
-        <w:spacing w:before="1440" w:line="240" w:lineRule="auto"/>
-        <w:jc w:val="center"/>
-      </w:pPr>
-      <w:r>
-        <w:rPr>
-          <w:b/>
-          <w:color w:val="444444"/>
-        </w:rPr>
+      </w:pPr>
+      <w:bookmarkStart w:id="800045" w:name="alsoBy"/>
+      <w:r>
         <w:lastRenderedPageBreak/>
         <w:t>Also by Lothar J. Musiol</w:t>
       </w:r>
+      <w:bookmarkEnd w:id="800045"/>
     </w:p>
     <w:p>
       <w:pPr>

--- a/Lolly Wren's Curious Science Adventures - SERIES/Book 2 - The Permitted Options/The_Permitted_Options_BOOK_2_REVISION_20261005.docx
+++ b/Lolly Wren's Curious Science Adventures - SERIES/Book 2 - The Permitted Options/The_Permitted_Options_BOOK_2_REVISION_20261005.docx
@@ -26543,7 +26543,7 @@
         <w:rPr>
           <w:color w:val="444444"/>
         </w:rPr>
-        <w:t xml:space="preserve">Gravitation, Actually: A Short Book on Gravity</w:t>
+        <w:t xml:space="preserve">Gravity, Actually: Einstein’s Relativity in Plain Words: Falling, Time, Black Holes, and the Waves We Finally Heard</w:t>
       </w:r>
     </w:p>
     <w:p>

--- a/Lolly Wren's Curious Science Adventures - SERIES/Book 2 - The Permitted Options/The_Permitted_Options_BOOK_2_REVISION_20261005.docx
+++ b/Lolly Wren's Curious Science Adventures - SERIES/Book 2 - The Permitted Options/The_Permitted_Options_BOOK_2_REVISION_20261005.docx
@@ -1641,7 +1641,7 @@
         <w:pStyle w:val="BodyText"/>
       </w:pPr>
       <w:r>
-        <w:t>Inside, four men and a woman were conducting an argument with great courtesy. They had memorised one another’s positions and were now defending their own chiefly out of loyalty to the time already spent.</w:t>
+        <w:t>Inside, Dr Ramanathan and her colleagues were conducting an argument with great courtesy. They had memorised one another’s positions and were now defending their own chiefly out of loyalty to the time already spent.</w:t>
       </w:r>
     </w:p>
     <w:p>
@@ -1809,8 +1809,7 @@
         <w:pStyle w:val="BodyText"/>
       </w:pPr>
       <w:r>
-        <w:lastRenderedPageBreak/>
-        <w:t>Dr Ramanathan said, still not looking up from the trace, “There is also a residue underneath it that I cannot source. It sits at the edge of the noise floor and behaves as if it belonged to two files at once. I have been calling it noise, because the alternative is a paper.”</w:t>
+        <w:t>Dr Ramanathan set the cursor at the edge of the noise floor. “There is also a residue underneath it that I cannot source. It behaves as if it belonged to two files at once. I have been calling it noise, because the alternative is a paper.”</w:t>
       </w:r>
     </w:p>
     <w:p>
@@ -3287,7 +3286,7 @@
         <w:pStyle w:val="BodyText"/>
       </w:pPr>
       <w:r>
-        <w:t>“The price of nothing,” said Eilstein. “Same as your Dutchman. I began in January because in December I noticed I was getting less from ordinary business than I had been getting in the autumn, and by January I was certain, and by February I was frightened, and on the fourteenth of March at approximately two in the morning it stopped entirely for six hours, and I have been living on scraps ever since.” He turned his hands over. “Look at them. I carry eleven thousand years, and nothing that carried them has been thin since the Bronze Age.”</w:t>
+        <w:t>“The price of nothing,” said Eilstein. “Same as your engineer. I began in January because in December I noticed I was getting less from ordinary business than I had been getting in the autumn, and by January I was certain, and by February I was frightened, and on the fourteenth of March at approximately two in the morning it stopped entirely for six hours, and I have been living on scraps ever since.” He turned his hands over. “Look at them. I carry eleven thousand years, and nothing that carried them has been thin since the Bronze Age.”</w:t>
       </w:r>
     </w:p>
     <w:p>
@@ -3414,27 +3413,7 @@
         <w:pStyle w:val="BodyText"/>
       </w:pPr>
       <w:r>
-        <w:t xml:space="preserve">“I am an </w:t>
-      </w:r>
-      <w:r>
-        <w:rPr>
-          <w:i/>
-          <w:iCs/>
-        </w:rPr>
-        <w:t>informed</w:t>
-      </w:r>
-      <w:r>
-        <w:t xml:space="preserve"> Undead, and I am currently your instrument,” said Eilstein. “I am the only detector on this planet that responds to the thing you cannot measure. Your Dutchman’s balance sees the vacuum. Miss Pike’s traces see the barrier. Nobody sees the </w:t>
-      </w:r>
-      <w:r>
-        <w:rPr>
-          <w:i/>
-          <w:iCs/>
-        </w:rPr>
-        <w:t>waste</w:t>
-      </w:r>
-      <w:r>
-        <w:t>, because nobody has ever needed to, because waste has always simply happened. I see it. And on the fourteenth of March there was none.”</w:t>
+        <w:t>“I am an informed Undead, and I am currently your instrument,” said Eilstein. “I am the only detector on this planet that responds to the thing you cannot measure. Mr van Casteel’s balance sees the vacuum. Miss Pike’s traces see the barrier. Nobody sees the waste, because nobody has ever needed to, because waste has always simply happened. I see it. And on the fourteenth of March there was none.”</w:t>
       </w:r>
     </w:p>
     <w:p>
@@ -19485,7 +19464,7 @@
         <w:pStyle w:val="FirstParagraph"/>
       </w:pPr>
       <w:r>
-        <w:t>Chapter Two brings in the vacuum’s zero-point energy and the Casimir effect, which give Chapter One’s tunnelling a cause.</w:t>
+        <w:t>Chapter Two introduces vacuum zero-point energy and the Casimir effect. Neither is an established cause of quantum tunnelling; the novel links them through its speculative mechanism.</w:t>
       </w:r>
     </w:p>
     <w:p>
@@ -19499,7 +19478,7 @@
         <w:t>The vacuum is not empty.</w:t>
       </w:r>
       <w:r>
-        <w:t xml:space="preserve"> In quantum field theory the lowest-energy state of a field is not a state of nothing happening. Each field mode behaves like a harmonic oscillator, and a quantum oscillator retains a zero-point energy of ½ħω even in its ground state — a consequence of the uncertainty principle (Chapter Nine), since a mode at rest at exactly zero would be too well specified to be permitted. Summed over all modes, this gives empty space a nonzero energy density and a permanent background of fluctuation. This is not speculative: it shows up in the Lamb shift, in spontaneous emission, and in the anomalous magnetic moment of the electron, which is among the most precisely verified predictions in physics.</w:t>
+        <w:t xml:space="preserve"> In quantum field theory the lowest-energy state of a field is not a state of nothing happening. Each field mode behaves like a harmonic oscillator and retains a zero-point energy of one-half hbar omega in its ground state. Summing all modes requires renormalisation; it does not establish a directly measured absolute energy density of empty space. Vacuum-fluctuation calculations contribute to observed effects such as the Lamb shift and spontaneous emission; the anomalous magnetic moment is another precise QED test. These observations do not directly measure absolute vacuum energy.</w:t>
       </w:r>
     </w:p>
     <w:p>
@@ -19565,17 +19544,28 @@
         <w:pStyle w:val="BodyText"/>
       </w:pPr>
       <w:r>
-        <w:t xml:space="preserve">The conceptual content is what the chapter needs: </w:t>
+        <w:t>The Casimir effect shows that boundary conditions affect allowed field modes. The measured force reflects an energy difference between boundary configurations; it does not directly measure absolute vacuum energy.</w:t>
       </w:r>
       <w:r>
         <w:rPr>
           <w:b/>
           <w:bCs/>
         </w:rPr>
-        <w:t>the vacuum energy density in a region is not a fixed universal number but depends on the boundary conditions imposed on the fields there.</w:t>
-      </w:r>
-      <w:r>
-        <w:t xml:space="preserve"> Impose boundaries, and the local ground state becomes cheaper than the unbounded vacuum. The Casimir region has, in a precise and measurable sense, less nothing in it.</w:t>
+      </w:r>
+      <w:r/>
+    </w:p>
+    <w:p>
+      <w:pPr>
+        <w:pStyle w:val="BodyText"/>
+      </w:pPr>
+      <w:r>
+        <w:rPr>
+          <w:b/>
+        </w:rPr>
+        <w:t>Why a cheaper floor thins a barrier.</w:t>
+      </w:r>
+      <w:r>
+        <w:t xml:space="preserve"> Tunnelling probability depends exponentially on the barrier action. For a rectangular barrier, transmission includes exp(-2 k L), where k is proportional to sqrt(V0 - E). Changing the potential can alter that exponent, but shifting the energy reference alone does not necessarily change the physical barrier. The novel proposes that a small change in the vacuum floor alters the effective barrier. That is speculative; its numerical effect cannot be inferred from the Casimir effect alone.</w:t>
       </w:r>
     </w:p>
     <w:p>
@@ -19587,25 +19577,10 @@
           <w:b/>
           <w:bCs/>
         </w:rPr>
-        <w:t>Why a cheaper floor thins a barrier.</w:t>
-      </w:r>
-      <w:r>
-        <w:t xml:space="preserve"> Tunnelling probability depends exponentially on κL, where κ ∝ √(V₀ − E) — the gap between the barrier height and the energy available to the system (Chapter One). That gap is measured relative to the local ground state. Lower the floor outside a barrier while leaving the barrier region unchanged, and you alter the exponent; and because the dependence is exponential rather than linear, a fractional change too small to matter anywhere else can move a transmission probability by orders of magnitude. This is the chapter’s central inference, and it is the reason a departure of eleven parts in 10²² is not automatically negligible: exponents are unforgiving amplifiers of small changes.</w:t>
-      </w:r>
-    </w:p>
-    <w:p>
-      <w:pPr>
-        <w:pStyle w:val="BodyText"/>
-      </w:pPr>
-      <w:r>
-        <w:rPr>
-          <w:b/>
-          <w:bCs/>
-        </w:rPr>
         <w:t>What Chapter Two was actually showing you.</w:t>
       </w:r>
       <w:r>
-        <w:t xml:space="preserve"> Somebody had made the vacuum cheaper along one bearing, on purpose or not, and the fourteen were not chosen — they were simply standing in the part of the barrier that got thin first.</w:t>
+        <w:t xml:space="preserve"> Within the novel's speculative model, a lower vacuum floor changes the effective barrier, and the fourteen are caught where it thins first. Known Casimir effects do not establish this mechanism.</w:t>
       </w:r>
     </w:p>
     <w:p>
@@ -19669,7 +19644,7 @@
         </w:numPr>
       </w:pPr>
       <w:r>
-        <w:t>The vacuum energy density is also the great unsolved embarrassment of theoretical physics: naive quantum field theory estimates exceed the observed cosmological value by some 120 orders of magnitude. Any story premised on the vacuum being adjustable is standing on the field’s largest open wound, which is a feature rather than a problem.</w:t>
+        <w:t>The vacuum-energy discrepancy is a major unsolved problem in theoretical physics. Estimates using a Planck-scale cutoff differ from the observed cosmological value by roughly 120 orders of magnitude; the comparison depends on how the quantum-field estimate is defined.</w:t>
       </w:r>
     </w:p>
     <w:p>
@@ -19702,7 +19677,7 @@
         </w:numPr>
       </w:pPr>
       <w:r>
-        <w:t>The vacuum has an irreducible zero-point energy and is full of fluctuation; this is measured, not conjectured.</w:t>
+        <w:t>Quantum-field models assign zero-point energy to the vacuum, and vacuum fluctuations help explain observed effects. Those effects are measured; absolute vacuum energy has not been directly measured.</w:t>
       </w:r>
     </w:p>
     <w:p>
@@ -19714,7 +19689,7 @@
         </w:numPr>
       </w:pPr>
       <w:r>
-        <w:t>Boundary conditions change the local vacuum energy density — the Casimir effect makes nothing cheaper between plates, and the difference appears as force.</w:t>
+        <w:t>Boundary conditions change the allowed field modes and produce a measurable Casimir force. The force reflects an energy difference between configurations; it does not measure absolute vacuum energy.</w:t>
       </w:r>
     </w:p>
     <w:p>
@@ -19738,8 +19713,7 @@
         </w:numPr>
       </w:pPr>
       <w:r>
-        <w:lastRenderedPageBreak/>
-        <w:t>Therefore an almost unmeasurably small change in the vacuum can convert an impossible transition into an occasional one.</w:t>
+        <w:t>The novel's premise is that a change in the vacuum reshapes the effective barrier. Tunnelling rates depend exponentially on barrier action, so a change in the profile could affect the rate. Known Casimir effects do not demonstrate a planet-scale change or this mechanism.</w:t>
       </w:r>
     </w:p>
     <w:p>
@@ -19869,18 +19843,15 @@
         <w:t>The chapter’s actual test, and why it is not hand-waving.</w:t>
       </w:r>
       <w:r>
-        <w:t xml:space="preserve"> Eilstein does not assert determinism; he infers it from an observable. His claim is that a genuinely stochastic transition has a </w:t>
+        <w:t xml:space="preserve"> Eilstein does not claim to prove determinism. He infers it from an alleged observable cost: in his model, stochastic outcomes leave traces and determined outcomes do not. This is a premise of the novel, not a diagnostic established by Landauer’s principle.</w:t>
       </w:r>
       <w:r>
         <w:rPr>
           <w:i/>
           <w:iCs/>
         </w:rPr>
-        <w:t>cost</w:t>
-      </w:r>
-      <w:r>
-        <w:t xml:space="preserve"> — branches not taken, alternatives shed, entropy produced — whereas a determined transition, one in which nothing else could have occurred, sheds nothing. This is a real distinction with real physical shape:</w:t>
-      </w:r>
+      </w:r>
+      <w:r/>
     </w:p>
     <w:p>
       <w:pPr>
@@ -19893,22 +19864,11 @@
       <w:r>
         <w:rPr>
           <w:b/>
-          <w:bCs/>
-        </w:rPr>
-        <w:t>Landauer’s principle</w:t>
-      </w:r>
-      <w:r>
-        <w:t xml:space="preserve"> establishes that logically irreversible operations have a thermodynamic cost, dissipating at least k_BT ln 2 per bit erased. Selection </w:t>
-      </w:r>
-      <w:r>
-        <w:rPr>
-          <w:i/>
-          <w:iCs/>
-        </w:rPr>
-        <w:t>among</w:t>
-      </w:r>
-      <w:r>
-        <w:t xml:space="preserve"> live alternatives is exactly such an operation.</w:t>
+        </w:rPr>
+        <w:t>Landauer's principle</w:t>
+      </w:r>
+      <w:r>
+        <w:t xml:space="preserve"> sets a minimum heat cost of k_B T ln 2 for erasing one bit at temperature T under idealized conditions. The bound applies to erasure; it does not establish a universal thermodynamic cost for every physical outcome.</w:t>
       </w:r>
     </w:p>
     <w:p>
@@ -19920,15 +19880,15 @@
         </w:numPr>
       </w:pPr>
       <w:r>
-        <w:t>A transition with only one available final state is not a selection at all. There is nothing to discard and nothing to erase.</w:t>
-      </w:r>
-    </w:p>
-    <w:p>
-      <w:pPr>
-        <w:pStyle w:val="BodyText"/>
-      </w:pPr>
-      <w:r>
-        <w:t>So “no leavings” is not mysticism dressed as evidence; it is an entropy-accounting argument, and it descends directly from Eilstein’s rule in Book One — order is never free, and if nothing was paid, nothing was chosen.</w:t>
+        <w:t>In Eilstein’s model, a transition with one available final state counts as no selection. That is a story premise, not a thermodynamic result.</w:t>
+      </w:r>
+    </w:p>
+    <w:p>
+      <w:pPr>
+        <w:pStyle w:val="BodyText"/>
+      </w:pPr>
+      <w:r>
+        <w:t>So “no leavings” is Eilstein’s fictional inference. Landauer’s principle alone cannot show that an outcome was predetermined; measurement and erasure costs depend on the apparatus, protocol and thermodynamic state.</w:t>
       </w:r>
     </w:p>
     <w:p>
@@ -19943,32 +19903,23 @@
         <w:t>The tunnelling mechanism underneath.</w:t>
       </w:r>
       <w:r>
-        <w:t xml:space="preserve"> Chapter One established that transmission depends exponentially on the barrier. What Fainrose recognises here is the other side of that expression: a well confines a state only if the states it confines it </w:t>
+        <w:t xml:space="preserve"> This is the novel's speculative mechanism, not a result of standard quantum mechanics. Tunnelling rates depend on the actual potential barrier and particle energy; a change in the energy reference alone changes no physics. In the story, the register keeps fourteen superpositions over options that have ceased to exist. Fainrose interprets the mismatch as administrative confinement, then proposes that a six-hour change in the vacuum floor removed the remaining barrier. The distribution was not sampled, she argues; it was drained. That explanation belongs to the novel's model, not to established physics.</w:t>
       </w:r>
       <w:r>
         <w:rPr>
           <w:i/>
           <w:iCs/>
         </w:rPr>
-        <w:t>to</w:t>
-      </w:r>
-      <w:r>
-        <w:t xml:space="preserve"> are physically available. The register maintained fourteen superpositions over options that had ceased to exist — the file said two doors, and physically both were rock. In such a case the confinement is administrative rather than energetic, and the barrier separating the state from everything outside the </w:t>
-      </w:r>
-      <w:r>
-        <w:lastRenderedPageBreak/>
-        <w:t xml:space="preserve">register’s description is already vanishingly thin. A six-hour reduction in the vacuum floor did not push anyone. It simply removed the last resistance from the only fourteen states in the country that had nothing holding them up. The distribution of outcomes was not sampled; it was </w:t>
-      </w:r>
+      </w:r>
+      <w:r/>
+      <w:r/>
       <w:r>
         <w:rPr>
           <w:b/>
           <w:bCs/>
         </w:rPr>
-        <w:t>drained</w:t>
-      </w:r>
-      <w:r>
-        <w:t>.</w:t>
-      </w:r>
+      </w:r>
+      <w:r/>
     </w:p>
     <w:p>
       <w:pPr>
@@ -19982,18 +19933,15 @@
         <w:t>The caveat worth keeping.</w:t>
       </w:r>
       <w:r>
-        <w:t xml:space="preserve"> The chapter should not be read as settling the century-old question. It is entirely possible that quantum indeterminacy is fundamental and irreducible, and the mainstream view is that no hidden-variable completion is required. What Eilstein establishes is narrower and stronger for being narrow: </w:t>
+        <w:t xml:space="preserve"> The chapter does not settle whether quantum indeterminacy is fundamental; no accepted hidden-variable completion is required by the evidence. Within the story, Eilstein interprets fourteen records as evidence that the outcomes were fixed and that the reported 6.7% rate came from counting a population rather than examining its initial conditions. This is the characters' inference from fictional evidence, not a scientific demonstration of determinism.</w:t>
       </w:r>
       <w:r>
         <w:rPr>
           <w:i/>
           <w:iCs/>
         </w:rPr>
-        <w:t>in these fourteen cases</w:t>
-      </w:r>
-      <w:r>
-        <w:t>, the outcomes were fixed by the condition of the systems, and the appearance of a 6.7% incidence rate was an artefact of counting a population instead of reading it. That is a claim about fourteen files, not about God.</w:t>
-      </w:r>
+      </w:r>
+      <w:r/>
     </w:p>
     <w:p>
       <w:pPr>
@@ -20070,7 +20018,7 @@
         </w:numPr>
       </w:pPr>
       <w:r>
-        <w:t>Irreversible selection among live alternatives has a thermodynamic cost; a transition with only one possible outcome does not.</w:t>
+        <w:t>Landauer’s bound applies to logically irreversible erasure under stated conditions, not universally to every measurement or outcome. In the story, “no leavings” is an invented diagnostic, not an established test for determinism.</w:t>
       </w:r>
     </w:p>
     <w:p>
@@ -20082,7 +20030,7 @@
         </w:numPr>
       </w:pPr>
       <w:r>
-        <w:t>Absence of that cost is evidence that no selection occurred — determination, not chance.</w:t>
+        <w:t>Eilstein treats the absence of an erasure cost as evidence of determination. This is his fictional diagnostic, not a consequence of Landauer’s principle.</w:t>
       </w:r>
     </w:p>
     <w:p>
@@ -20184,52 +20132,21 @@
         <w:pStyle w:val="BodyText"/>
       </w:pPr>
       <w:r>
-        <w:t xml:space="preserve">one natural unit of entropy (one k_B) for every four Planck areas, which is one bit for every 4 ln 2 ≈ 2.8 Planck areas, where ℓ_P = √(ħG / c³) ≈ 1.6 × 10⁻³⁵ m. Since a black hole is the highest-entropy object that fits in a given region — try to exceed it and the region collapses into one — the area expression is not merely the capacity of black holes. It is the </w:t>
-      </w:r>
+        <w:t>A black hole's entropy scales with its horizon area. This result motivates holographic bounds for gravitating regions. Extending the bound to all space remains a theoretical principle, not an experimentally measured universal capacity.</w:t>
+      </w:r>
+    </w:p>
+    <w:p>
+      <w:pPr>
+        <w:pStyle w:val="BodyText"/>
+      </w:pPr>
       <w:r>
         <w:rPr>
           <w:b/>
-          <w:bCs/>
-        </w:rPr>
-        <w:t>capacity of space</w:t>
-      </w:r>
-      <w:r>
-        <w:t>. This is the holographic bound of ’t Hooft and Susskind, built on Bekenstein’s work and later sharpened by Bousso into a covariant statement about light-sheets that survives in cosmological settings.</w:t>
-      </w:r>
-    </w:p>
-    <w:p>
-      <w:pPr>
-        <w:pStyle w:val="BodyText"/>
-      </w:pPr>
-      <w:r>
-        <w:rPr>
-          <w:b/>
-          <w:bCs/>
         </w:rPr>
         <w:t>From a bound to a principle.</w:t>
       </w:r>
       <w:r>
-        <w:t xml:space="preserve"> ’t Hooft and Susskind took the further step: if everything that can be true inside a region fits on its boundary, the most economical reading is that the boundary description is not a summary but a </w:t>
-      </w:r>
-      <w:r>
-        <w:rPr>
-          <w:b/>
-          <w:bCs/>
-        </w:rPr>
-        <w:t>complete, equivalent</w:t>
-      </w:r>
-      <w:r>
-        <w:t xml:space="preserve"> account. The interior, with its three dimensions and its gravity, is that same information encoded in a form you can walk about in. The concrete realisation is the </w:t>
-      </w:r>
-      <w:r>
-        <w:rPr>
-          <w:b/>
-          <w:bCs/>
-        </w:rPr>
-        <w:t>AdS/CFT correspondence</w:t>
-      </w:r>
-      <w:r>
-        <w:t xml:space="preserve"> (</w:t>
+        <w:t xml:space="preserve"> 't Hooft and Susskind took a further theoretical step: if information in a region can be represented on its boundary, the boundary may provide a complete account. The interior and boundary are not interchangeable in every setting. In the AdS/CFT correspondence (</w:t>
       </w:r>
       <w:hyperlink w:anchor="bib_maldacena1997" w:history="1">
         <w:r>
@@ -20241,11 +20158,7 @@
         </w:r>
       </w:hyperlink>
       <w:r>
-        <w:t xml:space="preserve">): a gravitational theory in a (d+1)-dimensional anti-de Sitter bulk is exactly dual to a conformal field theory without gravity on its d-dimensional </w:t>
-      </w:r>
-      <w:r>
-        <w:lastRenderedPageBreak/>
-        <w:t>boundary. Two descriptions, one physics. Neither is the “real” one.</w:t>
+        <w:t>), a gravitational theory in a (d+1)-dimensional anti-de Sitter bulk is conjectured to be dual to a conformal field theory without gravity on its d-dimensional boundary. Within this conjecture, the descriptions are expected to yield equivalent physics; this does not establish which account is real.</w:t>
       </w:r>
     </w:p>
     <w:p>
@@ -20283,18 +20196,15 @@
         <w:t>The mechanism she proposes.</w:t>
       </w:r>
       <w:r>
-        <w:t xml:space="preserve"> Her physical claim — that the vacuum did not become cheaper but rather </w:t>
+        <w:t xml:space="preserve"> Her physical claim - that the vacuum became less subscribed - is speculative fiction. De Sitter horizon entropy and temperature are related to geometry, but no established theory predicts that locally reducing information on a screen changes local vacuum energy. The ramp-plateau-ramp profile is also invented.</w:t>
       </w:r>
       <w:r>
         <w:rPr>
           <w:b/>
           <w:bCs/>
         </w:rPr>
-        <w:t>less subscribed</w:t>
-      </w:r>
-      <w:r>
-        <w:t xml:space="preserve"> — is speculative fiction built on a real relationship. Vacuum energy and horizon entropy are not independent: in de Sitter space the horizon carries entropy S = A/4ℓ_P² and a temperature T = H/2π, and the cosmological constant, the horizon area, and the information capacity are locked together. A local reduction in the information written on a screen is, in that framework, a local change in what the vacuum costs. The ramp-plateau-ramp profile from Chapter Two is then not a wave traversing the region — it is the signature of a clear, a write, and a reconciliation, which is exactly why it has a duration and a symmetric shape rather than a dispersion.</w:t>
-      </w:r>
+      </w:r>
+      <w:r/>
     </w:p>
     <w:p>
       <w:pPr>
@@ -20308,21 +20218,29 @@
         <w:t>The entropy accounting.</w:t>
       </w:r>
       <w:r>
-        <w:t xml:space="preserve"> The chapter’s arithmetic is deliberately loose and says so — a factor of two, order 10⁵⁷ bits. The point is not the number but the argument: a pending state with two live options is a fat record, because it must encode both branches and every correlation with parties awaiting the answer. A pending state whose options have both become </w:t>
-      </w:r>
-      <w:r>
-        <w:lastRenderedPageBreak/>
-        <w:t xml:space="preserve">impossible encodes almost nothing. </w:t>
-      </w:r>
+        <w:t xml:space="preserve"> The proposed link between a pending state’s options, surface information and barrier height is the novel’s invented model, not a consequence of holographic entropy bounds.</w:t>
+      </w:r>
+      <w:r/>
       <w:r>
         <w:rPr>
           <w:b/>
           <w:bCs/>
         </w:rPr>
-        <w:t>The Ministry’s own sixteen months of tidy monthly returns thinned those fourteen records to near-minimal surface content</w:t>
-      </w:r>
-      <w:r>
-        <w:t>, which made them the cheapest area on the wall to clear. This is Eilstein’s rule from Book One arriving with a bill: the institution that promised to make things simple had moved the complexity somewhere it could not see, and something else read the receipt.</w:t>
+      </w:r>
+      <w:r/>
+    </w:p>
+    <w:p>
+      <w:pPr>
+        <w:pStyle w:val="BodyText"/>
+      </w:pPr>
+      <w:r>
+        <w:rPr>
+          <w:b/>
+        </w:rPr>
+        <w:t>The recommendation and its fictional physics.</w:t>
+      </w:r>
+      <w:r>
+        <w:t xml:space="preserve"> "Make everybody fat" is Mrs Kind's fictional recommendation. More recorded options or correlations are not known to physically harden a tunnelling barrier.</w:t>
       </w:r>
     </w:p>
     <w:p>
@@ -20334,74 +20252,50 @@
           <w:b/>
           <w:bCs/>
         </w:rPr>
-        <w:t>The defence, and why it is real physics as well as good ethics.</w:t>
-      </w:r>
-      <w:r>
-        <w:t xml:space="preserve"> “Make everybody fat” is Mrs Kind’s operational recommendation, and it follows from the same accounting. A record carrying live, reachable options has high surface content and high correlation with its environment, and is therefore both expensive to clear and — recalling Chapter One — separated from the outside of the register by a genuine barrier rather than an administrative one. Restoring a real option to a person is, in this framework, literally a hardening measure.</w:t>
-      </w:r>
-    </w:p>
-    <w:p>
-      <w:pPr>
-        <w:pStyle w:val="BodyText"/>
+        <w:t>What Chapter Four was actually showing you.</w:t>
+      </w:r>
+      <w:r>
+        <w:t xml:space="preserve"> Mrs Kind’s holiday was not a parlour trick. It was the same claim the department needed to hear about the fourteen: two descriptions, exactly as complete as each other, and a person insisting on asking which one is “the real one” is asking a question the physics has already declined to answer.</w:t>
+      </w:r>
+    </w:p>
+    <w:p>
+      <w:pPr>
+        <w:pStyle w:val="Heading3"/>
+        <w:spacing w:before="320"/>
+      </w:pPr>
+      <w:r>
+        <w:t>Going deeper</w:t>
+      </w:r>
+    </w:p>
+    <w:p>
+      <w:pPr>
+        <w:pStyle w:val="FirstParagraph"/>
       </w:pPr>
       <w:r>
         <w:rPr>
           <w:b/>
           <w:bCs/>
         </w:rPr>
-        <w:t>What Chapter Four was actually showing you.</w:t>
-      </w:r>
-      <w:r>
-        <w:t xml:space="preserve"> Mrs Kind’s holiday was not a parlour trick. It was the same claim the department needed to hear about the fourteen: two descriptions, exactly as complete as each other, and a person insisting on asking which one is “the real one” is asking a question the physics has already declined to answer.</w:t>
-      </w:r>
-    </w:p>
-    <w:p>
-      <w:pPr>
-        <w:pStyle w:val="Heading3"/>
-        <w:spacing w:before="320"/>
-      </w:pPr>
-      <w:r>
-        <w:t>Going deeper</w:t>
-      </w:r>
-    </w:p>
-    <w:p>
-      <w:pPr>
-        <w:pStyle w:val="FirstParagraph"/>
-      </w:pPr>
+        <w:t>What Eilstein is warning about.</w:t>
+      </w:r>
+      <w:r>
+        <w:t xml:space="preserve"> In specific holographic models, a unitary boundary theory provides theoretical evidence for unitary bulk evolution. This is not an experimental resolution for astrophysical black holes. Unitarity conserves information globally; it does not guarantee practical access to it.</w:t>
+      </w:r>
+      <w:r>
+        <w:rPr>
+          <w:i/>
+          <w:iCs/>
+        </w:rPr>
+      </w:r>
+      <w:r/>
       <w:r>
         <w:rPr>
           <w:b/>
           <w:bCs/>
         </w:rPr>
-        <w:t>What Eilstein is warning about.</w:t>
-      </w:r>
-      <w:r>
-        <w:t xml:space="preserve"> The holographic principle is the strongest available answer to the black hole information paradox: nothing is destroyed, because the interior was never independent of the surface. That is a genuine resolution and it is why Tengelman will be right in the newspapers. But unitarity guarantees only that information is </w:t>
-      </w:r>
-      <w:r>
-        <w:rPr>
-          <w:i/>
-          <w:iCs/>
-        </w:rPr>
-        <w:t>conserved</w:t>
-      </w:r>
-      <w:r>
-        <w:t xml:space="preserve">, not that it remains </w:t>
-      </w:r>
-      <w:r>
-        <w:rPr>
-          <w:b/>
-          <w:bCs/>
-        </w:rPr>
-        <w:t>accessible to you</w:t>
-      </w:r>
-      <w:r>
-        <w:t xml:space="preserve"> — and Eilstein’s testimony is that the fourteen produced no discarded branches at all, which is </w:t>
-      </w:r>
-      <w:r>
-        <w:lastRenderedPageBreak/>
-        <w:t>not the signature of destruction but of transfer. Conservation with a change of custody is the through-line of both books, and it is not a comfort.</w:t>
-      </w:r>
+      </w:r>
+      <w:r/>
+      <w:r/>
     </w:p>
     <w:p>
       <w:pPr>
@@ -20445,7 +20339,7 @@
         </w:numPr>
       </w:pPr>
       <w:r>
-        <w:t>The holographic principle, realised concretely in AdS/CFT, holds that a bulk with gravity and its boundary description without gravity are the same physics, not summary and original.</w:t>
+        <w:t>AdS/CFT is a conjectured duality studied in specific mathematical models; it is not experimentally established as a description of our universe.</w:t>
       </w:r>
     </w:p>
     <w:p>
@@ -20469,7 +20363,7 @@
         </w:numPr>
       </w:pPr>
       <w:r>
-        <w:t>Horizon entropy, vacuum energy, and the cosmological constant are linked, so what is written on a screen and what the vacuum costs are not independent quantities.</w:t>
+        <w:t>Horizon entropy and vacuum energy are related in specific theoretical settings. No established result supports the novel’s proposed local link between screen information and vacuum energy.</w:t>
       </w:r>
     </w:p>
     <w:p>
@@ -20516,7 +20410,6 @@
       <w:r>
         <w:rPr>
           <w:b/>
-          <w:bCs/>
         </w:rPr>
         <w:t>Complementarity.</w:t>
       </w:r>
@@ -20533,7 +20426,7 @@
         </w:r>
       </w:hyperlink>
       <w:r>
-        <w:t xml:space="preserve"> proposed in 1993 that the black hole information paradox dissolves if one abandons the assumption that a single global description must exist. To an outside observer, information never enters the hole; it is smeared on the stretched horizon and returns in the radiation. To an infalling observer, nothing special happens at the horizon and the interior is an ordinary place. Both accounts are internally consistent, and no observer can perform an experiment that compares them, because to check the outside account you must stay out, and to check the inside account you must go in and cannot report back. There is no contradiction because there is no vantage point from which to have one. This is the doctrine the Office of the President relies upon, and it is stated fairly in the chapter.</w:t>
+        <w:t xml:space="preserve"> proposed in 1993 that black-hole complementarity might address the information paradox by giving outside and infalling observers different accounts. In the proposal, an outside observer sees information encoded on a stretched horizon and returned in radiation; an infalling observer sees an ordinary horizon. The conjecture says no observer can compare both accounts. Its application to astrophysical black holes remains debated and has no experimental confirmation. This is the doctrine the Office of the President relies upon, and it is stated fairly in the chapter.</w:t>
       </w:r>
     </w:p>
     <w:p>
@@ -20543,12 +20436,11 @@
       <w:r>
         <w:rPr>
           <w:b/>
-          <w:bCs/>
-        </w:rPr>
-        <w:t>Why it fails: the firewall argument.</w:t>
-      </w:r>
-      <w:r>
-        <w:t xml:space="preserve"> In 2012 </w:t>
+        </w:rPr>
+        <w:t>The tension: the firewall argument.</w:t>
+      </w:r>
+      <w:r>
+        <w:t xml:space="preserve"> In 2012, </w:t>
       </w:r>
       <w:hyperlink w:anchor="bib_amps2012" w:history="1">
         <w:r>
@@ -20560,7 +20452,7 @@
         </w:r>
       </w:hyperlink>
       <w:r>
-        <w:t xml:space="preserve"> (AMPS) showed that the two accounts cannot be reconciled after all, and the reason is a theorem of quantum information: monogamy of entanglement. For the outside account to work, a late Hawking quantum must be maximally correlated with the radiation already emitted. For the infalling account to work — for the horizon to be an unremarkable region of empty space — that same quantum must be maximally correlated with its partner just inside. Monogamy forbids both:</w:t>
+        <w:t xml:space="preserve"> (AMPS) argued that several assumptions cannot all hold together; this is not an experimentally confirmed result. For the outside account to work, a late Hawking quantum must be maximally correlated with the radiation already emitted. For an infalling observer to encounter an unremarkable horizon, that quantum must also be correlated with its partner just inside. Monogamy of entanglement prevents both correlations from being maximal:</w:t>
       </w:r>
     </w:p>
     <w:p>
@@ -20587,7 +20479,7 @@
         <w:t>firewall</w:t>
       </w:r>
       <w:r>
-        <w:t>. The paradox remains unresolved; the leading candidates involve the entanglement wedge and the Page curve, and the field has not settled. What matters for the chapter is that Beatrix’s legal move is sound: complementarity’s promise that the two accounts may never be compared is exactly what monogamy destroys, and so the comparison is not forbidden but decisive, and a measured correlation deficit — S = 2.41 against a ceiling of 2 and a prediction of 2.8 — is physical evidence of loss rather than an artefact of choosing a description.</w:t>
+        <w:t>. The paradox remains unresolved. In specific semiclassical models, island and quantum-extremal-surface calculations reproduce Page-curve-like behavior for radiation entropy. These results are theoretical; their application to real astrophysical black holes remains unsettled. In the novel, Beatrix’s argument follows from the story’s premises. Its reported S = 2.41 reading is fictional: a real CHSH violation would test Bell-locality under stated assumptions, but would not by itself demonstrate black-hole information loss or a firewall. The value 2 sqrt 2 (about 2.828) is the ideal quantum maximum for CHSH, not a generic prediction.</w:t>
       </w:r>
     </w:p>
     <w:p>
@@ -20681,7 +20573,7 @@
         <w:pStyle w:val="BodyText"/>
       </w:pPr>
       <w:r>
-        <w:t>Because the rate is exponential in the barrier, stellar cores amplify any change in barrier conditions enormously. A fractional change of 10⁻²¹ in the vacuum floor is undetectable in a laboratory and unremarkable in a human life; run it through an exponential over 10⁵⁶ participating nuclei and it becomes a measurable perturbation in energy generation.</w:t>
+        <w:t>The exponential sensitivity of tunnelling is real. The proposed vacuum-floor change and its stellar effect belong to the novel’s invented mechanism; multiplying a hypothetical rate change by 10^56 nuclei does not establish a measurable change in stellar energy generation.</w:t>
       </w:r>
     </w:p>
     <w:p>
@@ -20744,7 +20636,7 @@
         </w:numPr>
       </w:pPr>
       <w:r>
-        <w:t>Complementarity resolves the information paradox by denying that any single observer can hold both the exterior and interior accounts.</w:t>
+        <w:t>Black hole complementarity is a proposed framework for reconciling exterior and interior accounts; whether it resolves the information paradox remains debated.</w:t>
       </w:r>
     </w:p>
     <w:p>
@@ -20756,7 +20648,7 @@
         </w:numPr>
       </w:pPr>
       <w:r>
-        <w:t>Monogamy of entanglement breaks that resolution: the same correlation would have to be spent twice, which implies a firewall at the horizon. The paradox is still open.</w:t>
+        <w:t>The AMPS argument uses entanglement monogamy to show that its assumptions cannot all hold together. A firewall is a possible implication, not an observed feature; the paradox remains open.</w:t>
       </w:r>
     </w:p>
     <w:p>
@@ -20852,11 +20744,11 @@
             <w:color w:val="0563C1"/>
             <w:u w:val="single"/>
           </w:rPr>
-          <w:t xml:space="preserve">Gödel proved in 1931</w:t>
+          <w:t xml:space="preserve">Gödel’s 1931 theorem</w:t>
         </w:r>
       </w:hyperlink>
       <w:r>
-        <w:t xml:space="preserve"> that any consistent, effectively axiomatised formal system strong enough to express elementary arithmetic contains statements that are true but unprovable within it. The machinery is </w:t>
+        <w:t xml:space="preserve"> shows that any consistent, effectively axiomatised system strong enough for arithmetic cannot decide every sentence in its language. The original proof required a stronger consistency condition; Rosser later showed that consistency alone suffices for an undecidable sentence. The familiar description ‘true but unprovable’ requires suitable soundness and interpretation in the standard model. The machinery is </w:t>
       </w:r>
       <w:r>
         <w:rPr>
@@ -20876,7 +20768,7 @@
         <w:t>diagonal lemma</w:t>
       </w:r>
       <w:r>
-        <w:t xml:space="preserve"> then permits construction of a sentence G asserting, in effect, “G is not provable in F”. If F proves G, F proves a falsehood. If F is sound, it cannot prove G — and G is therefore true. Adding G as an axiom does not help; the enlarged system generates a new such sentence. Incompleteness is a property of formal expressive power, not of any particular axiom set.</w:t>
+        <w:t xml:space="preserve"> then permits a sentence G asserting, in effect, that G is not provable in F. If F proves G, it can also verify that G has a proof, contradicting what G asserts; F would then be inconsistent. If F is sound, it cannot prove G, and G is true in the intended arithmetic model. Adding G as an axiom does not help; the enlarged system generates a new such sentence. Incompleteness is a property of formal expressive power, not of any particular axiom set.</w:t>
       </w:r>
     </w:p>
     <w:p>
@@ -21199,7 +21091,7 @@
         </w:r>
       </w:hyperlink>
       <w:r>
-        <w:t xml:space="preserve">, from a famously short doctoral thesis, established that every finite non-cooperative game has at least one point at which no player can improve by unilaterally changing strategy. For a public-good game with diffuse benefit and specific cost, non-contribution strictly dominates: whatever the others do, an individual member does better by withholding. The unique equilibrium is universal defection, and no malice is required to reach it. Nash is reported to have rated the embedding theorems (1954–56) above his game theory; they prove that any Riemannian manifold admits an isometric embedding into a Euclidean space of sufficient dimension — a curved intrinsic description is always available as a plain extrinsic one, which is why the chapter has him glance at the holography board.</w:t>
+        <w:t>, from a famously short doctoral thesis, established that every finite non-cooperative game has at least one equilibrium in mixed strategies. In a simple public-good game where each player pays a private cost to contribute but receives only a small share of the shared benefit, withholding can strictly dominate contribution; universal defection is then the unique equilibrium. Change the payoff structure and that conclusion can change. Nash’s 1954 embedding theorem showed that every smooth Riemannian manifold can be embedded isometrically in a Euclidean space of sufficiently high dimension. The chapter uses that result for an analogy between intrinsic and extrinsic descriptions.</w:t>
       </w:r>
     </w:p>
     <w:p>
@@ -21515,7 +21407,7 @@
         </w:numPr>
       </w:pPr>
       <w:r>
-        <w:t>The Page curve marks the point at which the outside becomes the more complete description of an evaporating object.</w:t>
+        <w:t>In unitary models of black-hole evaporation, the Page curve describes how the fine-grained entropy of the emitted radiation first rises and later falls. The turnover, called the Page time, marks when the radiation entropy reaches its maximum and begins to fall. It is a theoretical result, not a directly observed curve.</w:t>
       </w:r>
     </w:p>
     <w:p>
@@ -21616,7 +21508,7 @@
         </w:numPr>
       </w:pPr>
       <w:r>
-        <w:t>That is the zero-point energy Chapter Two owed you. Every mode of every field, everywhere, forever, sits at this minimum jitter — not because something is wrong with the vacuum, but because a perfectly still, perfectly silent mode is not a quiet version of the vacuum. It is a mathematical impossibility, in the same category as a four-sided triangle.</w:t>
+        <w:t>In quantum field theory, each field mode has a ground state with zero-point energy. "Jitter" is a useful image for the fluctuations associated with that state, not literal motion of empty space. The formal sum over all modes needs renormalisation; it does not by itself establish a measurable absolute energy density for the vacuum.</w:t>
       </w:r>
     </w:p>
     <w:p>
@@ -21640,7 +21532,7 @@
         </w:numPr>
       </w:pPr>
       <w:r>
-        <w:t>The answer is what Wojciech Zurek — building through the 1980s and 1990s on the einselection work that Chapter Ten takes up — named quantum Darwinism. An environment does not just destroy a system’s delicate superpositions. It also copies the surviving, robust information — the pointer states — into an enormous number of its own fragments: photons, air molecules, anything that has bounced off the object and gone its own way.</w:t>
+        <w:t>Quantum Darwinism is Zurek’s framework, developed from einselection work. It proposes that the environment does more than suppress interference between a system’s alternatives: interactions can leave redundant, partial records of robust pointer states in many environmental fragments, such as scattered photons or air molecules. This helps explain why some information about an object may be accessible to several observers. The copying language is an analogy for correlations, not literal duplication of a quantum state.</w:t>
       </w:r>
     </w:p>
     <w:p>
@@ -21668,7 +21560,7 @@
         </w:numPr>
       </w:pPr>
       <w:r>
-        <w:t>That number is what makes a record trustworthy without anybody vouching for it. Not one honest copy. Many copies, independently arrived at, that never coordinated — because coordination is exactly the one thing a forger can arrange cheaply, and independent redundancy is exactly the one thing a forger cannot.</w:t>
+        <w:t>In quantum Darwinism, redundant records can help explain why different observers obtain consistent information about a system. Redundancy alone does not prove that a record is true: copies may share a source, cue or intervention.</w:t>
       </w:r>
     </w:p>
     <w:p>
@@ -21704,11 +21596,10 @@
           <w:b/>
           <w:bCs/>
         </w:rPr>
-        <w:lastRenderedPageBreak/>
         <w:t>What Chapter Nine was actually showing you.</w:t>
       </w:r>
       <w:r>
-        <w:t xml:space="preserve"> Ramanathan’s redundancy argument and Fainrose’s covenant ruling are the same idea wearing two different coats. Sixty-five years of scrambling gave Four C’s radiation an enormous redundancy and no single owner, which is what let the department touch it without touching anyone. The fourteen-twelve covenant asked a single mode to have zero redundancy in the other direction — no jitter at all, not even one — which nothing in nature will ever grant. And an unaffiliated observer is neither a stranger nor a saint; they are simply a fragment of the world whose account was never coordinated with the department’s own, which is the one property a genuine record of anything has always needed and the one property this department had never before had to define out loud.</w:t>
+        <w:t xml:space="preserve"> The novel connects Ramanathan's redundancy argument with Fainrose's covenant ruling. It treats the Four C's radiation as a widely distributed record and the covenant's demand for a perfectly still mode as physically impossible in its model. An unaffiliated observer is a plot device for an independent check; in real experiments, independence must be established through the design and assumptions of the test.</w:t>
       </w:r>
     </w:p>
     <w:p>
@@ -21725,7 +21616,7 @@
         <w:pStyle w:val="FirstParagraph"/>
       </w:pPr>
       <w:r>
-        <w:t>The redundancy number R_δ has a precise operational meaning: it is close to the reciprocal of the smallest fraction f_δ of the environment that, sampled at random, reveals all but a sliver δ of the system’s classical information. Large R_δ means many small, independent fragments each nearly suffice on their own — the signature of objectivity. The framework has since been tested directly with photons scattered from simple objects, confirming that the redundancy predicted by the theory is the redundancy actually found sitting in the light. None of this arithmetic is needed to follow the rest of the book; it is needed only if you want to know exactly how confident “public” is allowed to be.</w:t>
+        <w:t>The redundancy number R_delta is close to the reciprocal of the smallest fraction f_delta of the environment that, sampled at random, reveals all but a fraction delta of a system's classical information. In suitable models, large R_delta means many fragments each carry nearly enough information to identify the system state. Experiments with photons scattered from simple objects have tested aspects of this framework; they do not establish that every public record is reliable.</w:t>
       </w:r>
     </w:p>
     <w:p>
@@ -21758,8 +21649,7 @@
         </w:numPr>
       </w:pPr>
       <w:r>
-        <w:lastRenderedPageBreak/>
-        <w:t>The same limit, applied to a field mode, is why empty space always has a residual jitter: the zero-point energy.</w:t>
+        <w:t>Applied to a field mode, the uncertainty relations help explain why its ground state retains zero-point energy; “jitter” is shorthand, not literal motion through empty space.</w:t>
       </w:r>
     </w:p>
     <w:p>
@@ -21771,7 +21661,7 @@
         </w:numPr>
       </w:pPr>
       <w:r>
-        <w:t>Objectivity is not honesty. It’s redundancy: the same fact, arrived at independently, in far more places than anyone could have coordinated.</w:t>
+        <w:t>Quantum Darwinism models how redundant environmental records can support objective, shared accounts of selected system properties. Redundancy is a proposed physical mechanism, not a general synonym for truth.</w:t>
       </w:r>
     </w:p>
     <w:p>
@@ -21783,7 +21673,7 @@
         </w:numPr>
       </w:pPr>
       <w:r>
-        <w:t>A record’s trustworthiness can be tested directly, without trusting whoever is holding it: ask how many uncoordinated copies exist.</w:t>
+        <w:t>To assess a record, ask how it was produced and whether its copies are genuinely independent; a large copy count alone cannot establish trustworthiness.</w:t>
       </w:r>
     </w:p>
     <w:p>
@@ -21795,7 +21685,7 @@
         </w:numPr>
       </w:pPr>
       <w:r>
-        <w:t>An unaffiliated observer is defined by the same test — no shared cause with the account they’re being asked to check.</w:t>
+        <w:t>For an observer to provide an independent check, the experiment must rule out relevant shared causes between the observer's evidence and the claim being tested.</w:t>
       </w:r>
     </w:p>
     <w:p>
@@ -21932,7 +21822,7 @@
         <w:t>effective field theory</w:t>
       </w:r>
       <w:r>
-        <w:t>: every successful theory is valid up to some scale and silent beyond it. Bell-type experiments confirm the quantum bound to great precision, but all of them are performed against an unperturbed vacuum. Extending the bound to a regime where the vacuum structure is itself being modified is an extrapolation, not a deduction.</w:t>
+        <w:t>: every successful theory is valid up to some scale and silent beyond it. Bell-type experiments test quantum correlations in regimes that do not include the novel’s proposed, planet-scale change to vacuum structure. Extending their conclusions to that fictional regime is an extrapolation, not a deduction.</w:t>
       </w:r>
     </w:p>
     <w:p>
@@ -22154,7 +22044,7 @@
         <w:pStyle w:val="BodyText"/>
       </w:pPr>
       <w:r>
-        <w:t xml:space="preserve">There is no ∂/∂t, no external parameter, and the wavefunction of the universe is stationary. This is the “problem of time” in quantum gravity, and Barbour’s position — presented in </w:t>
+        <w:t xml:space="preserve">The Wheeler-DeWitt equation has no external time parameter, and its wavefunction for the universe is stationary. This is the problem of time in quantum gravity. Julian Barbour argues in </w:t>
       </w:r>
       <w:hyperlink w:anchor="bib_barbour1999" w:history="1">
         <w:r>
@@ -22166,31 +22056,7 @@
         </w:r>
       </w:hyperlink>
       <w:r>
-        <w:t xml:space="preserve"> (1999) — is that it is not a </w:t>
-      </w:r>
-      <w:r>
-        <w:lastRenderedPageBreak/>
-        <w:t xml:space="preserve">problem but the answer: there exists a timeless configuration space (“Platonia”) whose points are relative arrangements of everything, and what we call the passage of time is a property of certain very special configurations, </w:t>
-      </w:r>
-      <w:r>
-        <w:rPr>
-          <w:b/>
-          <w:bCs/>
-        </w:rPr>
-        <w:t>time capsules</w:t>
-      </w:r>
-      <w:r>
-        <w:t xml:space="preserve">, which contain mutually consistent structures interpretable as records of other configurations. On this reading history is not something behind the records; history </w:t>
-      </w:r>
-      <w:r>
-        <w:rPr>
-          <w:i/>
-          <w:iCs/>
-        </w:rPr>
-        <w:t>is</w:t>
-      </w:r>
-      <w:r>
-        <w:t xml:space="preserve"> the consistency of the records.</w:t>
+        <w:t xml:space="preserve"> (1999) that time may emerge from a timeless configuration space he calls Platonia. Some configurations, or time capsules, contain consistent records that observers interpret as evidence of other configurations. On this reading, history is not stored behind the records; it is the consistency among them.</w:t>
       </w:r>
     </w:p>
     <w:p>
@@ -22299,53 +22165,41 @@
           <w:b/>
           <w:bCs/>
         </w:rPr>
-        <w:t>Decoherence and einselection, which is the chapter’s answer.</w:t>
-      </w:r>
-      <w:r>
-        <w:t xml:space="preserve"> A quantum system is never isolated; its environment continuously interacts with it, and the resulting entanglement destroys interference between most superpositions with extraordinary speed — for a dust grain a hundredth of a millimetre across, in ordinary air, on the order of 10⁻³⁰ seconds across its own width. The surviving states are not arbitrary. The interaction picks out a preferred basis: those states that are stable under monitoring and are copied redundantly into the environment rather than scrambled. Zurek named this </w:t>
+        <w:t>Decoherence and einselection, which are central to the chapter.</w:t>
+      </w:r>
+      <w:r>
+        <w:t xml:space="preserve"> Interactions with an environment entangle it with a quantum system and suppress interference between many superpositions. The rate depends on the system, environment and scale; it can be extremely fast for macroscopic objects in ordinary conditions. The interaction can select a preferred basis of robust states, called pointer states. Zurek named this process einselection (environment-induced superselection).</w:t>
       </w:r>
       <w:r>
         <w:rPr>
           <w:b/>
           <w:bCs/>
         </w:rPr>
-        <w:t>einselection</w:t>
-      </w:r>
-      <w:r>
-        <w:t xml:space="preserve"> (environment-induced superselection), and the selected states are </w:t>
-      </w:r>
+      </w:r>
+      <w:r/>
       <w:r>
         <w:rPr>
           <w:b/>
           <w:bCs/>
         </w:rPr>
-        <w:t>pointer states</w:t>
-      </w:r>
-      <w:r>
-        <w:t xml:space="preserve"> — position, charge, definite instrument readings.</w:t>
-      </w:r>
-    </w:p>
-    <w:p>
-      <w:pPr>
-        <w:pStyle w:val="BodyText"/>
-      </w:pPr>
-      <w:r>
-        <w:t xml:space="preserve">The consequence Ramanathan draws is a serious position and not merely a plot device. Pointer states are precisely those with robust, local, redundantly recordable — and therefore compressible and predictable — descriptions. </w:t>
+      </w:r>
+      <w:r/>
+    </w:p>
+    <w:p>
+      <w:pPr>
+        <w:pStyle w:val="BodyText"/>
+      </w:pPr>
+      <w:r>
+        <w:t>Ramanathan draws a further interpretive lesson. Quantum Darwinism proposes that robust pointer-state information can be recorded redundantly in the environment, allowing observers to access consistent accounts. This helps explain the emergence of classical-looking records in suitable models; it does not by itself solve every part of the measurement problem or prove that mathematical effectiveness follows from selection. The novel presents that broader connection as Ramanathan's argument.</w:t>
       </w:r>
       <w:r>
         <w:rPr>
           <w:b/>
           <w:bCs/>
         </w:rPr>
-        <w:t>Quantum Darwinism</w:t>
-      </w:r>
-      <w:r>
-        <w:t xml:space="preserve"> makes this explicit: what counts as objective classical reality is the small subset of information that many independent fragments of the environment agree upon. If the </w:t>
-      </w:r>
-      <w:r>
-        <w:lastRenderedPageBreak/>
-        <w:t>classical world is the output of such a sieve, then the effectiveness of mathematics is less miraculous, because everything mathematics could not have handled was removed before it reached the level at which we describe anything. Mathematics is effective on the residue, and the residue is defined by being describable.</w:t>
-      </w:r>
+      </w:r>
+      <w:r/>
+      <w:r/>
     </w:p>
     <w:p>
       <w:pPr>
@@ -22540,7 +22394,7 @@
         </w:numPr>
       </w:pPr>
       <w:r>
-        <w:t>Decoherence destroys superpositions on timescales as short as 10⁻³⁰ s and einselects pointer states — those redundantly recordable in the environment.</w:t>
+        <w:t>Decoherence can suppress interference rapidly, with the rate set by the system and its environment; einselection describes the selection of robust pointer states. Quantum Darwinism studies how some of those states leave redundant environmental records.</w:t>
       </w:r>
     </w:p>
     <w:p>
@@ -22957,11 +22811,9 @@
           <w:b/>
           <w:bCs/>
         </w:rPr>
-        <w:t>What Chapter Eleven was actually showing you.</w:t>
-      </w:r>
-      <w:r>
-        <w:t xml:space="preserve"> The Office’s cleverest trick was an anthropic one: correctly noting that any volume where observers exist must have had adequate conditions all along, and quietly not mentioning that this bounds only the past, never the future — exactly the gap Eugenius spent the rest of the chapter refusing to let them paper over.</w:t>
-      </w:r>
+        <w:t>What Chapter Eleven was actually showing you. The Office’s trick was to turn an observation-selection effect into a forecast. Conditions compatible with observers held up to now; that does not guarantee they will remain benign. Eugenius exposes the gap between a selection effect and a promise about the future.</w:t>
+      </w:r>
+      <w:r/>
     </w:p>
     <w:p>
       <w:pPr>
@@ -23518,7 +23370,7 @@
         <w:pStyle w:val="BodyText"/>
       </w:pPr>
       <w:r>
-        <w:t>where I is the mutual information between the agent’s record and the system. The extractable work is bounded by the correlation, and mutual information is a relation between two physical systems, not a property of marks on a medium. Consequently a genuinely correlated archive contains extractable work proportional to its information content, while a fabricated one — marks correlated with nothing — contains none at all. A work measurement therefore certifies how much correlation exists without revealing what it encodes, and cannot be defeated by forgery: producing the work requires producing the correlation, which requires having done the thing. This is a real property of information thermodynamics and it is the strongest tool the department has been handed since the case began.</w:t>
+        <w:t>The mutual information I relates the agent’s record to the system. Under the chapter’s idealised thermodynamic setup, correlations can change the work extractable from a memory-and-system pair. But mutual information alone does not guarantee a fixed amount of extractable work: the bound depends on the initial state, allowed operations, and reference system. The department’s proposed work test is a fictional extrapolation, not a general experimental certificate of an archive’s authenticity.</w:t>
       </w:r>
     </w:p>
     <w:p>
@@ -23621,7 +23473,7 @@
         </w:numPr>
       </w:pPr>
       <w:r>
-        <w:t>Maxwell’s demon is defeated not by the cost of measuring but by the cost of erasing: k_BT ln 2 per bit, per Landauer and Bennett, since measured in the laboratory.</w:t>
+        <w:t>In the standard isothermal reset of an equiprobable bit, Landauer’s principle gives a minimum heat cost of k_B T ln 2. Measurement itself need not carry that same cost; resetting the memory is logically irreversible. Laboratory demonstrations approach the bound under controlled conditions, while practical devices usually dissipate more.</w:t>
       </w:r>
     </w:p>
     <w:p>
@@ -23680,12 +23532,25 @@
       <w:r>
         <w:rPr>
           <w:b/>
-          <w:bCs/>
         </w:rPr>
         <w:t>The EPR argument.</w:t>
       </w:r>
       <w:r>
-        <w:t xml:space="preserve"> Einstein, Podolsky and Rosen (1935) proposed a criterion of reality: “If, without in any way disturbing a system, we can predict with certainty (i.e., with probability equal to unity) the value of a physical quantity, then there exists an element of physical reality corresponding to this physical quantity.” Applied to an entangled pair, a position measurement on one wing permits certain prediction of the distant particle’s position; a momentum measurement permits certain prediction of its momentum. Since either could have been chosen and neither disturbs the far particle, EPR concluded that both quantities are real, and that quantum mechanics — which cannot assign both — is incomplete.</w:t>
+        <w:t xml:space="preserve"> Einstein, Podolsky and Rosen (1935) proposed a criterion of reality: if a distant measurement result can be predicted with certainty, without mechanically disturbing the distant system, then that result corresponds to an element of physical reality. Applied to an entangled pair, a position measurement on one particle permits a certain prediction of the distant particle position. A momentum measurement permits a certain prediction of its momentum. Since either measurement could have been chosen, EPR concluded that both quantities are real and that quantum mechanics, which cannot assign both at once, is incomplete.</w:t>
+      </w:r>
+    </w:p>
+    <w:p>
+      <w:pPr>
+        <w:pStyle w:val="BodyText"/>
+      </w:pPr>
+      <w:r>
+        <w:rPr>
+          <w:b/>
+        </w:rPr>
+        <w:t>Bohr's reply.</w:t>
+      </w:r>
+      <w:r>
+        <w:t xml:space="preserve"> Bohr answered in Physical Review the same year, under the same title. He located the flaw in the phrase without in any way disturbing. He conceded that the distant system is not mechanically disturbed. Instead, the choice of measurement on the near particle determines the possible predictions about the distant system. A position arrangement and a momentum arrangement cannot be realised together. Results from one cannot simply be combined with results from the other as if they described one state of affairs. This is complementarity: some properties require mutually exclusive arrangements, and the object of description is the whole phenomenon, system plus apparatus. Bohr's prose is notoriously difficult, and scholars still dispute its meaning. The chapter's rule about benches is one defensible reading, chosen for its clear physical content.</w:t>
       </w:r>
     </w:p>
     <w:p>
@@ -23697,30 +23562,9 @@
           <w:b/>
           <w:bCs/>
         </w:rPr>
-        <w:t>Bohr’s reply.</w:t>
-      </w:r>
-      <w:r>
-        <w:t xml:space="preserve"> Bohr answered in Physical Review the same year, under the same title, and located the flaw in the phrase “without in any way disturbing.” He conceded there is no mechanical disturbance of the distant system. His claim is that the choice of measurement on the near wing determines “the very conditions which define the possible types of predictions regarding the future behaviour of the system.” The two experimental arrangements — one suited to position, one to momentum — are mutually exclusive as hardware, and results obtained under one may not be combined with results obtainable only under the other as if both described a single state of affairs. This is complementarity: certain pairs of properties, position and momentum, or interference and which-path information, require arrangements that cannot be realised </w:t>
-      </w:r>
-      <w:r>
-        <w:lastRenderedPageBreak/>
-        <w:t>together, and the object of description is the whole phenomenon — system plus apparatus — rather than a property of the system alone. Bohr’s presentation is notoriously difficult, and the obscurity of his prose has generated a century of dispute about exactly what he meant; the chapter’s characterisation of it as a rule about benches is a defensible reading and is the reading with the clearest physical content.</w:t>
-      </w:r>
-    </w:p>
-    <w:p>
-      <w:pPr>
-        <w:pStyle w:val="BodyText"/>
-      </w:pPr>
-      <w:r>
-        <w:rPr>
-          <w:b/>
-          <w:bCs/>
-        </w:rPr>
-        <w:t>The scorecard, which is frequently misreported.</w:t>
-      </w:r>
-      <w:r>
-        <w:t xml:space="preserve"> Bell’s theorem refuted local hidden variables — the assumption that outcomes are determined by properties carried along, without influence between wings. EPR assumed exactly that; Bohr did not. So Bell’s result told against Einstein’s position, not Bohr’s. What vindicated Bohr’s own claim came in 1967.</w:t>
-      </w:r>
+        <w:t>The scorecard, frequently misreported. Bell’s theorem shows that no theory satisfying Bell-locality can reproduce all quantum predictions. Experiments violating Bell inequalities therefore rule out that class of local hidden-variable models, given the experimental assumptions; they do not refute hidden variables in general. EPR argued from locality and completeness, while Bohr rejected EPR’s conclusion. Bell’s result challenges the local position Einstein defended. Kochen and Specker’s 1967 theorem later ruled out noncontextual value assignments under its assumptions; it did not simply prove Bohr right.</w:t>
+      </w:r>
+      <w:r/>
     </w:p>
     <w:p>
       <w:pPr>
@@ -23848,12 +23692,11 @@
       <w:r>
         <w:rPr>
           <w:b/>
-          <w:bCs/>
         </w:rPr>
         <w:t>The Esaki (tunnel) diode.</w:t>
       </w:r>
       <w:r>
-        <w:t xml:space="preserve"> (Dr Arakawa is invented; the diode, its date and its inventor are not.) </w:t>
+        <w:t xml:space="preserve"> (Dr Arakawa is invented; the diode, its date and inventor are not.) </w:t>
       </w:r>
       <w:hyperlink w:anchor="bib_esaki1958" w:history="1">
         <w:r>
@@ -23865,7 +23708,21 @@
         </w:r>
       </w:hyperlink>
       <w:r>
-        <w:t xml:space="preserve">, working at Sony (then Tokyo Tsushin Kogyo) in 1957, discovered that in an extremely heavily doped p-n junction — with a depletion region only a few nanometres wide — the forward current first rises, then falls as the voltage increases: a region of negative differential resistance that no thermionic or diffusion mechanism predicts. (The same junctions also conduct strongly under small reverse bias.) He correctly identified the cause as quantum mechanical tunnelling of electrons through the narrow potential barrier of the junction, with the current falling once the filled states on one side no longer line up with empty states on the other, work for which he shared the 1973 Nobel Prize in Physics with Ivar Giaever and Brian Josephson. Tunnel diodes remain in use for high-frequency oscillators and detectors precisely because tunnelling is a fast, direct quantum process with no classical transit time in the barrier region.</w:t>
+        <w:t>, working at Sony (then Tokyo Tsushin Kogyo), reported a heavily doped p-n junction in 1957. Its depletion region was only a few nanometres wide. As forward voltage increased, current first rose, then fell: the negative differential resistance for which tunnel diodes are known. Such junctions also conduct strongly under small reverse bias. Esaki attributed the effect to electrons tunnelling through the narrow potential barrier. Current falls when occupied states on one side no longer align with empty states on the other. He shared the 1973 Nobel Prize in Physics with Ivar Giaever and Brian Josephson. Tunnel diodes remain useful in high-frequency oscillators and detectors.</w:t>
+      </w:r>
+    </w:p>
+    <w:p>
+      <w:pPr>
+        <w:pStyle w:val="BodyText"/>
+      </w:pPr>
+      <w:r>
+        <w:rPr>
+          <w:b/>
+        </w:rPr>
+        <w:t>Why tunnelling does not borrow energy.</w:t>
+      </w:r>
+      <w:r>
+        <w:t xml:space="preserve"> A common but misleading gloss says a particle borrows energy to cross a barrier and pays it back afterwards. The chapter is right to reject this story: tunnelling does not require a temporary violation of energy conservation. For a particle incident on a finite potential barrier, the Schrodinger equation has a wavefunction that decays inside the classically forbidden region, where the potential exceeds the particle energy. If the barrier ends before the amplitude reaches zero, the wavefunction continues on the far side and there is a finite transmission probability. No classical path climbs over the barrier; the particle energy remains conserved.</w:t>
       </w:r>
     </w:p>
     <w:p>
@@ -23877,11 +23734,10 @@
           <w:b/>
           <w:bCs/>
         </w:rPr>
-        <w:lastRenderedPageBreak/>
-        <w:t>Why tunnelling is not “borrowing energy.”</w:t>
-      </w:r>
-      <w:r>
-        <w:t xml:space="preserve"> A common but misleading gloss on tunnelling invokes the energy–time uncertainty relation to suggest a particle “borrows” energy to surmount a barrier and “pays it back” afterwards. This is not the accepted mechanism and the chapter is right to have Esaki reject it. The correct picture, from solving the time-independent Schrödinger equation for a particle incident on a finite potential barrier, is that the wavefunction does not vanish at the barrier wall. Inside a classically forbidden region (where the potential exceeds the particle’s total energy), the wavefunction decays exponentially rather than oscillating, but it does not reach zero if the barrier is finite in width. If the barrier ends while the amplitude is still non-zero, the wavefunction resumes oscillating on the far side with reduced but non-zero amplitude — giving a non-zero transmission probability. The particle’s total energy never exceeds the barrier height at any point; there is no loan, because there is no classical trajectory to which energy conservation, moment to moment, needs to be applied. The amplitude simply already extends across both sides as the single, self-consistent solution to one equation.</w:t>
+        <w:t>What Chapter Thirteen was actually showing you.</w:t>
+      </w:r>
+      <w:r>
+        <w:t xml:space="preserve"> Drill's objection was not pedantry. The department combined a branch-structure finding with an outcome register collected under a different measurement context, then treated them as context-independent evidence. The Kochen-Specker theorem rules out that kind of noncontextual value assignment under its assumptions; it does not forbid combining experimental results in general.</w:t>
       </w:r>
     </w:p>
     <w:p>
@@ -23893,65 +23749,50 @@
           <w:b/>
           <w:bCs/>
         </w:rPr>
-        <w:t>What Chapter Thirteen was actually showing you.</w:t>
-      </w:r>
-      <w:r>
-        <w:t xml:space="preserve"> Drill’s objection to Chapter Three was not pedantry. Combining a branch-structure finding with a separately run outcome register was doing exactly what Kochen–Specker forbids — and rebuilding the argument the honest way made the department’s case against itself worse, not better.</w:t>
-      </w:r>
-    </w:p>
-    <w:p>
-      <w:pPr>
-        <w:pStyle w:val="BodyText"/>
+        <w:t>What the second half of Chapter Thirteen was showing you.</w:t>
+      </w:r>
+      <w:r>
+        <w:t xml:space="preserve"> Arakawa did not fly out to correct the department’s physics. He flew out because “a barrier is not a wall” turns out to be a legal claim as much as a physical one, and the fourteen’s crossing is only mysterious for exactly as long as somebody insists on treating the register’s barrier as absolute rather than checking it.</w:t>
+      </w:r>
+    </w:p>
+    <w:p>
+      <w:pPr>
+        <w:pStyle w:val="Heading3"/>
+        <w:spacing w:before="320"/>
+      </w:pPr>
+      <w:r>
+        <w:lastRenderedPageBreak/>
+        <w:t>Going deeper</w:t>
+      </w:r>
+    </w:p>
+    <w:p>
+      <w:pPr>
+        <w:pStyle w:val="FirstParagraph"/>
       </w:pPr>
       <w:r>
         <w:rPr>
           <w:b/>
           <w:bCs/>
         </w:rPr>
-        <w:t>What the second half of Chapter Thirteen was showing you.</w:t>
-      </w:r>
-      <w:r>
-        <w:t xml:space="preserve"> Arakawa did not fly out to correct the department’s physics. He flew out because “a barrier is not a wall” turns out to be a legal claim as much as a physical one, and the fourteen’s crossing is only mysterious for exactly as long as somebody insists on treating the register’s barrier as absolute rather than checking it.</w:t>
-      </w:r>
-    </w:p>
-    <w:p>
-      <w:pPr>
-        <w:pStyle w:val="Heading3"/>
-        <w:spacing w:before="320"/>
-      </w:pPr>
-      <w:r>
-        <w:lastRenderedPageBreak/>
-        <w:t>Going deeper</w:t>
-      </w:r>
-    </w:p>
-    <w:p>
-      <w:pPr>
-        <w:pStyle w:val="FirstParagraph"/>
+        <w:t>Two distinct complementarities.</w:t>
+      </w:r>
+      <w:r>
+        <w:t xml:space="preserve"> The chapter is careful about a real conflation. Bohr’s complementarity concerns mutually exclusive measurement arrangements and is a claim about how quantum phenomena must be described. Black hole complementarity (Susskind, Thorlacius and Uglum, 1993; Chapter Six) is a much stronger and more speculative conjecture: that the exterior and interior accounts of a horizon are each complete and may never be compared. The AMPS firewall argument, resting on monogamy of entanglement, tells against the latter. It leaves Bohr’s rule entirely untouched.</w:t>
+      </w:r>
+    </w:p>
+    <w:p>
+      <w:pPr>
+        <w:pStyle w:val="BodyText"/>
       </w:pPr>
       <w:r>
         <w:rPr>
           <w:b/>
           <w:bCs/>
         </w:rPr>
-        <w:t>Two distinct complementarities.</w:t>
-      </w:r>
-      <w:r>
-        <w:t xml:space="preserve"> The chapter is careful about a real conflation. Bohr’s complementarity concerns mutually exclusive measurement arrangements and is a claim about how quantum phenomena must be described. Black hole complementarity (Susskind, Thorlacius and Uglum, 1993; Chapter Six) is a much stronger and more speculative conjecture: that the exterior and interior accounts of a horizon are each complete and may never be compared. The AMPS firewall argument, resting on monogamy of entanglement, tells against the latter. It leaves Bohr’s rule entirely untouched.</w:t>
-      </w:r>
-    </w:p>
-    <w:p>
-      <w:pPr>
-        <w:pStyle w:val="BodyText"/>
-      </w:pPr>
-      <w:r>
-        <w:rPr>
-          <w:b/>
-          <w:bCs/>
-        </w:rPr>
         <w:t>Why the plot consequence follows.</w:t>
       </w:r>
       <w:r>
-        <w:t xml:space="preserve"> If a system’s properties are defined only relative to an arrangement, then the register that specified two permitted options was not a passive record of doors that existed; it was the apparatus that determined what counted as a door. That is a strictly stronger indictment than negligent monitoring, and it is the correct reading of contextuality applied to the book’s fiction. The remedy — characterising the uncharacterised instrument, so that both observations belong to one specified arrangement — is also the right methodological instinct, and its cost in the story is the point: an instrument that has never been calibrated is not evidence, and making it evidence means taking responsibility for everything it holds.</w:t>
+        <w:t xml:space="preserve"> In the novel's analogy, the register helps define which options count as available, so it is not a neutral record of pre-existing doors. That is a fictional application of contextuality, not a conclusion that measurement paperwork creates physical reality. The sound methodological lesson is narrower: characterize an instrument and specify its measurement context before treating its results as evidence.</w:t>
       </w:r>
     </w:p>
     <w:p>
@@ -24132,7 +23973,7 @@
         </w:numPr>
       </w:pPr>
       <w:r>
-        <w:t>Contextuality is experimentally confirmed and is now treated as a computational resource.</w:t>
+        <w:t>Experiments have observed violations of noncontextuality inequalities under stated assumptions; contextuality is also studied as a resource in quantum information.</w:t>
       </w:r>
     </w:p>
     <w:p>
@@ -24292,7 +24133,7 @@
         </w:r>
       </w:hyperlink>
       <w:r>
-        <w:t xml:space="preserve"> in December 1915, for the spacetime around a single non-rotating point mass — remarkable because Einstein himself had only produced an approximate solution weeks earlier. Schwarzschild sent his paper to Einstein, who presented it to the Prussian Academy of Sciences on his behalf. Schwarzschild died in May 1916 of pemphigus, an autoimmune disease, contracted at the front, having continued working on relativity between military duties until close to the end. The chapter’s device — a second, unsent portion of the correspondence — is invention; the man, the timeline, the disease, and the astonishing speed of the result are historical.</w:t>
+        <w:t xml:space="preserve"> in December 1915. It was static, spherically symmetric and valid in vacuum. In modern terms it describes the exterior spacetime of a non-rotating spherical mass; the original work did not present it as a black-hole solution. This was remarkable because Einstein himself had only produced an approximate solution. Schwarzschild sent his paper to Einstein, who presented it to the Prussian Academy of Sciences on his behalf. Schwarzschild died in May 1916 of pemphigus, an autoimmune disease, contracted at the front, having continued working on relativity between military duties until close to the end. The chapter’s device - a second, unsent portion of the correspondence - is invention; the man, the timeline, the disease, and the astonishing speed of the result are historical.</w:t>
       </w:r>
     </w:p>
     <w:p>
@@ -24410,12 +24251,9 @@
         <w:t>Traversability and exotic matter.</w:t>
       </w:r>
       <w:r>
-        <w:t xml:space="preserve"> Morris and Thorne (1988), motivated by a query from Carl Sagan for the novel Contact, showed what is required to hold a wormhole throat open long enough to be crossed: a source of negative energy density, violating the null energy condition that ordinary matter obeys. This is not a free assumption — it demands a real physical mechanism. The Casimir effect, the attractive force between closely spaced conducting plates arising from the modification of vacuum fluctuations, is the best-established real-world source of a negative energy density (already present in the story via Chapter Two and Hendrik van Casteel). The magnitudes achieved in laboratory Casimir setups are vastly too small to hold open anything but a subatomic wormhole for an imperceptible time, which is precisely the gap between “the correct sign exists in nature” and “a usable macroscopic bridge exists” that the chapter turns into its central tension. Traversable wormholes remain, at present, solidly theoretical: </w:t>
-      </w:r>
-      <w:r>
-        <w:lastRenderedPageBreak/>
-        <w:t>consistent with general relativity given exotic matter, but with no known astrophysical source of exotic matter at the required scale.</w:t>
-      </w:r>
+        <w:t xml:space="preserve"> Morris and Thorne (1988) showed that holding a wormhole throat open in classical general relativity requires a source that violates the null energy condition. Casimir experiments measure a force associated with boundary-dependent energy differences; interpreting this as negative energy density requires care. Known laboratory effects are far too small to support a macroscopic bridge. Traversable wormholes remain theoretical, with no known astrophysical source of the required stress-energy.</w:t>
+      </w:r>
+      <w:r/>
     </w:p>
     <w:p>
       <w:pPr>
@@ -24510,7 +24348,7 @@
         </w:numPr>
       </w:pPr>
       <w:r>
-        <w:t>The Casimir effect is a genuine, laboratory-confirmed source of negative energy density — but far too small in known configurations to hold open a macroscopic, usable bridge.</w:t>
+        <w:t>Casimir experiments measure a force associated with boundary-dependent energy differences. Those effects are far too small in known configurations to support a macroscopic, usable wormhole.</w:t>
       </w:r>
     </w:p>
     <w:p>

--- a/Lolly Wren's Curious Science Adventures - SERIES/Book 2 - The Permitted Options/The_Permitted_Options_BOOK_2_REVISION_20261005.docx
+++ b/Lolly Wren's Curious Science Adventures - SERIES/Book 2 - The Permitted Options/The_Permitted_Options_BOOK_2_REVISION_20261005.docx
@@ -100,6 +100,12 @@
           <w:szCs w:val="18"/>
         </w:rPr>
         <w:t>This is a work of fiction. Names, characters, departments, institutions and incidents are the product of the author’s imagination or are used fictitiously. Several characters are inspired by real physicists and carry altered names; their science is represented as faithfully as the story allows, and their private lives, dialogue and opinions are invented.</w:t>
+      </w:r>
+    </w:p>
+    <w:p>
+      <w:pPr/>
+      <w:r>
+        <w:t>No physics background is needed: the novel stands on its own. If it makes you curious, optional lectures and a glossary at the back explain the science and flag what remains unsettled.</w:t>
       </w:r>
     </w:p>
     <w:p>

--- a/Lolly Wren's Curious Science Adventures - SERIES/Book 2 - The Permitted Options/The_Permitted_Options_BOOK_2_REVISION_20261005.docx
+++ b/Lolly Wren's Curious Science Adventures - SERIES/Book 2 - The Permitted Options/The_Permitted_Options_BOOK_2_REVISION_20261005.docx
@@ -20786,10 +20786,10 @@
           <w:b/>
           <w:bCs/>
         </w:rPr>
-        <w:t>The second theorem</w:t>
-      </w:r>
-      <w:r>
-        <w:t>, which is the one Beatrix needs, says that no such system, if it is consistent, can prove that it is. F ⊬ Con(F). A body that certifies itself has, by that act, said nothing — and if it insists, the insistence is evidence against it.</w:t>
+        <w:t>The second incompleteness theorem</w:t>
+      </w:r>
+      <w:r>
+        <w:t> says that, under the usual conditions, a consistent, effectively axiomatised system capable of arithmetic cannot prove its own consistency: F ⊬ Con(F). A body that certifies itself has, by that act, said nothing — and if it insists, the insistence is evidence against it.</w:t>
       </w:r>
     </w:p>
     <w:p>
@@ -20860,7 +20860,7 @@
         <w:t>What Chapter Seven was actually showing you.</w:t>
       </w:r>
       <w:r>
-        <w:t xml:space="preserve"> The Counsel’s paralysis was not a failure of nerve. A single self-referential motion had frozen it exactly the way Gödel’s sentence freezes a formal system — and the department had just spent an entire chapter accidentally re-proving the exact offence Book One prosecuted.</w:t>
+        <w:t xml:space="preserve"> The Counsel’s paralysis was not a failure of nerve. A single self-referential motion had produced a Gödel-shaped resemblance: each available answer presupposed the point under dispute, and the department had spent an entire chapter accidentally re-enacting the exact offence Book One prosecuted.</w:t>
       </w:r>
     </w:p>
     <w:p>
@@ -20939,7 +20939,7 @@
         <w:t>The connecting principle.</w:t>
       </w:r>
       <w:r>
-        <w:t xml:space="preserve"> Stadthof’s single usable sentence — that a system rich enough to describe itself cannot reach certain truths from the inside, and that the only remedy is external verification, obtained by asking — ties the series’ devices together: the invitation clause that constrains Eilstein, the holographic requirement of a boundary description, the Programme’s function as a hundred centuries of outside looking, and Mavis-9’s refusal to certify herself. The final strand is biographical and true: Gödel, whose second theorem forbids a system to certify itself from inside, died of inanition in 1978 because he would eat only food his wife had tasted, and she was hospitalised.</w:t>
+        <w:t xml:space="preserve"> Stadthof’s single usable sentence — that a system rich enough to describe itself cannot reach certain truths from the inside, and that the only remedy is external verification, obtained by asking — ties the series’ devices together: the invitation clause that constrains Eilstein, the holographic requirement of a boundary description, the Programme’s function as a hundred centuries of outside looking, and Mavis-9’s refusal to certify herself. The final strand is biographical and true: Gödel, whose second incompleteness theorem shows that a consistent, effectively axiomatised system capable of arithmetic cannot prove its own consistency under the usual formalisation, died of inanition in 1978 after refusing food his wife had not tasted while she was hospitalised.</w:t>
       </w:r>
     </w:p>
     <w:p>
@@ -21316,7 +21316,7 @@
         <w:t>Page time</w:t>
       </w:r>
       <w:r>
-        <w:t xml:space="preserve"> when roughly half the entropy has been emitted, and thereafter falls as the outside becomes the more complete description. Recovering that curve from gravity — via replica wormholes and entanglement islands, from 2019 onward — is the strongest current evidence that evaporation is unitary. It matters here because the Page time is </w:t>
+        <w:t xml:space="preserve"> when roughly half the entropy has been emitted, and thereafter falls as the outside becomes the more complete description. Recovering that curve in controlled gravitational models — via replica wormholes and entanglement islands, in work beginning in 2019 — is important theoretical evidence that those models can describe unitary evaporation; it is not an observation of an astrophysical black hole. It matters here because the Page time is </w:t>
       </w:r>
       <w:r>
         <w:lastRenderedPageBreak/>

--- a/Lolly Wren's Curious Science Adventures - SERIES/Book 2 - The Permitted Options/The_Permitted_Options_BOOK_2_REVISION_20261005.docx
+++ b/Lolly Wren's Curious Science Adventures - SERIES/Book 2 - The Permitted Options/The_Permitted_Options_BOOK_2_REVISION_20261005.docx
@@ -12161,11 +12161,9 @@
         <w:t>His question, which I cannot answer: if</w:t>
       </w:r>
       <w:r>
-        <w:br/>
         <w:t xml:space="preserve"> an outsider’s certificate is good, may he still require an invitation? He</w:t>
       </w:r>
       <w:r>
-        <w:br/>
         <w:t xml:space="preserve"> meant it plainly.</w:t>
       </w:r>
     </w:p>
@@ -18891,7 +18889,6 @@
         <w:t>Gideon is in the doorway with breakfast and a knuckle he will claim is nothing. He found the fault in Cumbria. He was on the stair in March. He has not asked me to call either of those things by a larger name. Dad</w:t>
       </w:r>
       <w:r>
-        <w:br/>
         <w:t xml:space="preserve"> is in the Garden Room with the window. I sat up with him last night and nothing happened, and I am writing that down because it is the most important nothing in this notebook.</w:t>
       </w:r>
     </w:p>

--- a/Lolly Wren's Curious Science Adventures - SERIES/Book 2 - The Permitted Options/The_Permitted_Options_BOOK_2_REVISION_20261005.docx
+++ b/Lolly Wren's Curious Science Adventures - SERIES/Book 2 - The Permitted Options/The_Permitted_Options_BOOK_2_REVISION_20261005.docx
@@ -26785,6 +26785,48 @@
           <w:color w:val="444444"/>
         </w:rPr>
         <w:t xml:space="preserve">Auswandern – Ab in die USA, Kanada, Australien oder Neuseeland?</w:t>
+      </w:r>
+    </w:p>
+    <w:p>
+      <w:pPr>
+        <w:keepLines/>
+        <w:pageBreakBefore/>
+        <w:spacing w:before="0" w:after="0"/>
+        <w:jc w:val="center"/>
+      </w:pPr>
+      <w:r>
+        <w:drawing>
+          <wp:inline xmlns:a="http://schemas.openxmlformats.org/drawingml/2006/main" xmlns:pic="http://schemas.openxmlformats.org/drawingml/2006/picture">
+            <wp:extent cx="4160520" cy="6656832"/>
+            <wp:docPr id="1" name="Picture 1" descr="Back cover panel describing the case of fourteen people and Ellen Prosper, with reader comparison, character notes, author name, and series description." title="Back cover"/>
+            <wp:cNvGraphicFramePr>
+              <a:graphicFrameLocks noChangeAspect="1"/>
+            </wp:cNvGraphicFramePr>
+            <a:graphic>
+              <a:graphicData uri="http://schemas.openxmlformats.org/drawingml/2006/picture">
+                <pic:pic>
+                  <pic:nvPicPr>
+                    <pic:cNvPr id="0" name="KINDLE_BACK_COVER_2560.jpg"/>
+                    <pic:cNvPicPr/>
+                  </pic:nvPicPr>
+                  <pic:blipFill>
+                    <a:blip r:embed="rId49"/>
+                    <a:stretch>
+                      <a:fillRect/>
+                    </a:stretch>
+                  </pic:blipFill>
+                  <pic:spPr>
+                    <a:xfrm>
+                      <a:off x="0" y="0"/>
+                      <a:ext cx="4160520" cy="6656832"/>
+                    </a:xfrm>
+                    <a:prstGeom prst="rect"/>
+                  </pic:spPr>
+                </pic:pic>
+              </a:graphicData>
+            </a:graphic>
+          </wp:inline>
+        </w:drawing>
       </w:r>
     </w:p>
     <w:sectPr>

--- a/Lolly Wren's Curious Science Adventures - SERIES/Book 2 - The Permitted Options/The_Permitted_Options_BOOK_2_REVISION_20261005.docx
+++ b/Lolly Wren's Curious Science Adventures - SERIES/Book 2 - The Permitted Options/The_Permitted_Options_BOOK_2_REVISION_20261005.docx
@@ -2,6 +2,53 @@
 <file path=word/document.xml><?xml version="1.0" encoding="utf-8"?>
 <w:document xmlns:wpc="http://schemas.microsoft.com/office/word/2010/wordprocessingCanvas" xmlns:cx="http://schemas.microsoft.com/office/drawing/2014/chartex" xmlns:cx1="http://schemas.microsoft.com/office/drawing/2015/9/8/chartex" xmlns:cx2="http://schemas.microsoft.com/office/drawing/2015/10/21/chartex" xmlns:cx3="http://schemas.microsoft.com/office/drawing/2016/5/9/chartex" xmlns:cx4="http://schemas.microsoft.com/office/drawing/2016/5/10/chartex" xmlns:cx5="http://schemas.microsoft.com/office/drawing/2016/5/11/chartex" xmlns:cx6="http://schemas.microsoft.com/office/drawing/2016/5/12/chartex" xmlns:cx7="http://schemas.microsoft.com/office/drawing/2016/5/13/chartex" xmlns:cx8="http://schemas.microsoft.com/office/drawing/2016/5/14/chartex" xmlns:mc="http://schemas.openxmlformats.org/markup-compatibility/2006" xmlns:aink="http://schemas.microsoft.com/office/drawing/2016/ink" xmlns:am3d="http://schemas.microsoft.com/office/drawing/2017/model3d" xmlns:o="urn:schemas-microsoft-com:office:office" xmlns:oel="http://schemas.microsoft.com/office/2019/extlst" xmlns:r="http://schemas.openxmlformats.org/officeDocument/2006/relationships" xmlns:m="http://schemas.openxmlformats.org/officeDocument/2006/math" xmlns:v="urn:schemas-microsoft-com:vml" xmlns:wp14="http://schemas.microsoft.com/office/word/2010/wordprocessingDrawing" xmlns:wp="http://schemas.openxmlformats.org/drawingml/2006/wordprocessingDrawing" xmlns:w10="urn:schemas-microsoft-com:office:word" xmlns:w="http://schemas.openxmlformats.org/wordprocessingml/2006/main" xmlns:w14="http://schemas.microsoft.com/office/word/2010/wordml" xmlns:w15="http://schemas.microsoft.com/office/word/2012/wordml" xmlns:w16cex="http://schemas.microsoft.com/office/word/2018/wordml/cex" xmlns:w16cid="http://schemas.microsoft.com/office/word/2016/wordml/cid" xmlns:w16="http://schemas.microsoft.com/office/word/2018/wordml" xmlns:w16du="http://schemas.microsoft.com/office/word/2023/wordml/word16du" xmlns:w16sdtdh="http://schemas.microsoft.com/office/word/2020/wordml/sdtdatahash" xmlns:w16sdtfl="http://schemas.microsoft.com/office/word/2024/wordml/sdtformatlock" xmlns:w16se="http://schemas.microsoft.com/office/word/2015/wordml/symex" xmlns:wpg="http://schemas.microsoft.com/office/word/2010/wordprocessingGroup" xmlns:wpi="http://schemas.microsoft.com/office/word/2010/wordprocessingInk" xmlns:wne="http://schemas.microsoft.com/office/word/2006/wordml" xmlns:wps="http://schemas.microsoft.com/office/word/2010/wordprocessingShape" mc:Ignorable="w14 w15 w16se w16cid w16 w16cex w16sdtdh w16sdtfl w16du wp14">
   <w:body>
+    <w:p>
+      <w:pPr>
+        <w:sectPr>
+          <w:type w:val="nextPage"/>
+          <w:headerReference w:type="default" r:id="rId14"/>
+          <w:footerReference w:type="default" r:id="rId15"/>
+          <w:pgSz w:w="8640" w:h="12960"/>
+          <w:pgMar w:top="1037" w:right="1008" w:bottom="1037" w:left="1080" w:header="504" w:footer="504" w:gutter="0"/>
+          <w:cols w:space="720"/>
+          <w:titlePg/>
+        </w:sectPr>
+      </w:pPr>
+      <w:r>
+        <w:drawing>
+          <wp:inline xmlns:a="http://schemas.openxmlformats.org/drawingml/2006/main" xmlns:pic="http://schemas.openxmlformats.org/drawingml/2006/picture">
+            <wp:extent cx="4160520" cy="6656832"/>
+            <wp:docPr id="2" name="Picture 2" title="Front cover" descr="Front cover for The Permitted Options: a Ministry departures board lists permitted destinations, Ellen’s file, a green notebook, and the series mark."/>
+            <wp:cNvGraphicFramePr>
+              <a:graphicFrameLocks noChangeAspect="1"/>
+            </wp:cNvGraphicFramePr>
+            <a:graphic>
+              <a:graphicData uri="http://schemas.openxmlformats.org/drawingml/2006/picture">
+                <pic:pic>
+                  <pic:nvPicPr>
+                    <pic:cNvPr id="0" name="KINDLE_COVER_FINAL_2560.jpg"/>
+                    <pic:cNvPicPr/>
+                  </pic:nvPicPr>
+                  <pic:blipFill>
+                    <a:blip r:embed="rId50"/>
+                    <a:stretch>
+                      <a:fillRect/>
+                    </a:stretch>
+                  </pic:blipFill>
+                  <pic:spPr>
+                    <a:xfrm>
+                      <a:off x="0" y="0"/>
+                      <a:ext cx="4160520" cy="6656832"/>
+                    </a:xfrm>
+                    <a:prstGeom prst="rect"/>
+                  </pic:spPr>
+                </pic:pic>
+              </a:graphicData>
+            </a:graphic>
+          </wp:inline>
+        </w:drawing>
+      </w:r>
+    </w:p>
     <w:p>
       <w:pPr>
         <w:pStyle w:val="Title"/>
@@ -100,6 +147,12 @@
           <w:szCs w:val="18"/>
         </w:rPr>
         <w:t>This is a work of fiction. Names, characters, departments, institutions and incidents are the product of the author’s imagination or are used fictitiously. Several characters are inspired by real physicists and carry altered names; their science is represented as faithfully as the story allows, and their private lives, dialogue and opinions are invented.</w:t>
+      </w:r>
+    </w:p>
+    <w:p>
+      <w:pPr/>
+      <w:r>
+        <w:t>No physics background or earlier book is needed: this novel stands on its own. If it makes you curious, optional lectures and a glossary at the back explain the science and flag what remains unsettled.</w:t>
       </w:r>
     </w:p>
     <w:p>
@@ -12155,11 +12208,9 @@
         <w:t>His question, which I cannot answer: if</w:t>
       </w:r>
       <w:r>
-        <w:br/>
         <w:t xml:space="preserve"> an outsider’s certificate is good, may he still require an invitation? He</w:t>
       </w:r>
       <w:r>
-        <w:br/>
         <w:t xml:space="preserve"> meant it plainly.</w:t>
       </w:r>
     </w:p>
@@ -18885,7 +18936,6 @@
         <w:t>Gideon is in the doorway with breakfast and a knuckle he will claim is nothing. He found the fault in Cumbria. He was on the stair in March. He has not asked me to call either of those things by a larger name. Dad</w:t>
       </w:r>
       <w:r>
-        <w:br/>
         <w:t xml:space="preserve"> is in the Garden Room with the window. I sat up with him last night and nothing happened, and I am writing that down because it is the most important nothing in this notebook.</w:t>
       </w:r>
     </w:p>
@@ -19278,6 +19328,50 @@
       </w:r>
     </w:p>
     <w:p>
+      <w:r>
+        <w:drawing>
+          <wp:inline xmlns:a="http://schemas.openxmlformats.org/drawingml/2006/main" xmlns:pic="http://schemas.openxmlformats.org/drawingml/2006/picture">
+            <wp:extent cx="4160520" cy="2288286"/>
+            <wp:docPr id="3" name="Picture 3" title="Diagram Quantum Tunnelling" descr="Figure 1. A finite barrier: the wave amplitude decays within the classically forbidden region but remains non-zero beyond it."/>
+            <wp:cNvGraphicFramePr>
+              <a:graphicFrameLocks noChangeAspect="1"/>
+            </wp:cNvGraphicFramePr>
+            <a:graphic>
+              <a:graphicData uri="http://schemas.openxmlformats.org/drawingml/2006/picture">
+                <pic:pic>
+                  <pic:nvPicPr>
+                    <pic:cNvPr id="0" name="diagram_quantum_tunnelling.png"/>
+                    <pic:cNvPicPr/>
+                  </pic:nvPicPr>
+                  <pic:blipFill>
+                    <a:blip r:embed="rId51"/>
+                    <a:stretch>
+                      <a:fillRect/>
+                    </a:stretch>
+                  </pic:blipFill>
+                  <pic:spPr>
+                    <a:xfrm>
+                      <a:off x="0" y="0"/>
+                      <a:ext cx="4160520" cy="2288286"/>
+                    </a:xfrm>
+                    <a:prstGeom prst="rect"/>
+                  </pic:spPr>
+                </pic:pic>
+              </a:graphicData>
+            </a:graphic>
+          </wp:inline>
+        </w:drawing>
+      </w:r>
+    </w:p>
+    <w:p>
+      <w:pPr>
+        <w:pStyle w:val="Caption"/>
+      </w:pPr>
+      <w:r>
+        <w:t>Figure 1. A finite barrier: the wave amplitude decays within the classically forbidden region but remains non-zero beyond it.</w:t>
+      </w:r>
+    </w:p>
+    <w:p>
       <w:pPr>
         <w:pStyle w:val="BodyText"/>
       </w:pPr>
@@ -19540,6 +19634,50 @@
       </w:r>
     </w:p>
     <w:p>
+      <w:r>
+        <w:drawing>
+          <wp:inline xmlns:a="http://schemas.openxmlformats.org/drawingml/2006/main" xmlns:pic="http://schemas.openxmlformats.org/drawingml/2006/picture">
+            <wp:extent cx="4160520" cy="2288286"/>
+            <wp:docPr id="4" name="Picture 4" title="Diagram Casimir Plates" descr="Figure 2. Conducting plates restrict the field modes that fit between them; the resulting Casimir force is attractive. The mode sketch does not depict absolute vacuum energy."/>
+            <wp:cNvGraphicFramePr>
+              <a:graphicFrameLocks noChangeAspect="1"/>
+            </wp:cNvGraphicFramePr>
+            <a:graphic>
+              <a:graphicData uri="http://schemas.openxmlformats.org/drawingml/2006/picture">
+                <pic:pic>
+                  <pic:nvPicPr>
+                    <pic:cNvPr id="0" name="diagram_casimir_plates.png"/>
+                    <pic:cNvPicPr/>
+                  </pic:nvPicPr>
+                  <pic:blipFill>
+                    <a:blip r:embed="rId52"/>
+                    <a:stretch>
+                      <a:fillRect/>
+                    </a:stretch>
+                  </pic:blipFill>
+                  <pic:spPr>
+                    <a:xfrm>
+                      <a:off x="0" y="0"/>
+                      <a:ext cx="4160520" cy="2288286"/>
+                    </a:xfrm>
+                    <a:prstGeom prst="rect"/>
+                  </pic:spPr>
+                </pic:pic>
+              </a:graphicData>
+            </a:graphic>
+          </wp:inline>
+        </w:drawing>
+      </w:r>
+    </w:p>
+    <w:p>
+      <w:pPr>
+        <w:pStyle w:val="Caption"/>
+      </w:pPr>
+      <w:r>
+        <w:t>Figure 2. Conducting plates restrict the field modes that fit between them; the resulting Casimir force is attractive. The mode sketch does not depict absolute vacuum energy.</w:t>
+      </w:r>
+    </w:p>
+    <w:p>
       <w:pPr>
         <w:pStyle w:val="BodyText"/>
       </w:pPr>
@@ -20780,10 +20918,10 @@
           <w:b/>
           <w:bCs/>
         </w:rPr>
-        <w:t>The second theorem</w:t>
-      </w:r>
-      <w:r>
-        <w:t>, which is the one Beatrix needs, says that no such system, if it is consistent, can prove that it is. F ⊬ Con(F). A body that certifies itself has, by that act, said nothing — and if it insists, the insistence is evidence against it.</w:t>
+        <w:t>The second incompleteness theorem</w:t>
+      </w:r>
+      <w:r>
+        <w:t> says that, under the usual conditions, a consistent, effectively axiomatised system capable of arithmetic cannot prove its own consistency: F ⊬ Con(F). A body that certifies itself has, by that act, said nothing — and if it insists, the insistence is evidence against it.</w:t>
       </w:r>
     </w:p>
     <w:p>
@@ -20854,7 +20992,7 @@
         <w:t>What Chapter Seven was actually showing you.</w:t>
       </w:r>
       <w:r>
-        <w:t xml:space="preserve"> The Counsel’s paralysis was not a failure of nerve. A single self-referential motion had frozen it exactly the way Gödel’s sentence freezes a formal system — and the department had just spent an entire chapter accidentally re-proving the exact offence Book One prosecuted.</w:t>
+        <w:t xml:space="preserve"> The Counsel’s paralysis was not a failure of nerve. A single self-referential motion had produced a Gödel-shaped resemblance: each available answer presupposed the point under dispute, and the department had spent an entire chapter accidentally re-enacting the exact offence Book One prosecuted.</w:t>
       </w:r>
     </w:p>
     <w:p>
@@ -20933,7 +21071,7 @@
         <w:t>The connecting principle.</w:t>
       </w:r>
       <w:r>
-        <w:t xml:space="preserve"> Stadthof’s single usable sentence — that a system rich enough to describe itself cannot reach certain truths from the inside, and that the only remedy is external verification, obtained by asking — ties the series’ devices together: the invitation clause that constrains Eilstein, the holographic requirement of a boundary description, the Programme’s function as a hundred centuries of outside looking, and Mavis-9’s refusal to certify herself. The final strand is biographical and true: Gödel, whose second theorem forbids a system to certify itself from inside, died of inanition in 1978 because he would eat only food his wife had tasted, and she was hospitalised.</w:t>
+        <w:t xml:space="preserve"> Stadthof’s single usable sentence — that a system rich enough to describe itself cannot reach certain truths from the inside, and that the only remedy is external verification, obtained by asking — ties the series’ devices together: the invitation clause that constrains Eilstein, the holographic requirement of a boundary description, the Programme’s function as a hundred centuries of outside looking, and Mavis-9’s refusal to certify herself. The final strand is biographical and true: Gödel, whose second incompleteness theorem shows that a consistent, effectively axiomatised system capable of arithmetic cannot prove its own consistency under the usual formalisation, died of inanition in 1978 after refusing food his wife had not tasted while she was hospitalised.</w:t>
       </w:r>
     </w:p>
     <w:p>
@@ -21310,7 +21448,7 @@
         <w:t>Page time</w:t>
       </w:r>
       <w:r>
-        <w:t xml:space="preserve"> when roughly half the entropy has been emitted, and thereafter falls as the outside becomes the more complete description. Recovering that curve from gravity — via replica wormholes and entanglement islands, from 2019 onward — is the strongest current evidence that evaporation is unitary. It matters here because the Page time is </w:t>
+        <w:t xml:space="preserve"> when roughly half the entropy has been emitted, and thereafter falls as the outside becomes the more complete description. Recovering that curve in controlled gravitational models — via replica wormholes and entanglement islands, in work beginning in 2019 — is important theoretical evidence that those models can describe unitary evaporation; it is not an observation of an astrophysical black hole. It matters here because the Page time is </w:t>
       </w:r>
       <w:r>
         <w:lastRenderedPageBreak/>
@@ -24216,6 +24354,50 @@
       </w:r>
     </w:p>
     <w:p>
+      <w:r>
+        <w:drawing>
+          <wp:inline xmlns:a="http://schemas.openxmlformats.org/drawingml/2006/main" xmlns:pic="http://schemas.openxmlformats.org/drawingml/2006/picture">
+            <wp:extent cx="4160520" cy="2288286"/>
+            <wp:docPr id="5" name="Picture 5" title="Diagram Einstein Rosen Bridge" descr="Figure 3. A spatial slice of the Einstein–Rosen bridge has two exterior regions joined at a throat; the throat pinches off before any causal signal can cross."/>
+            <wp:cNvGraphicFramePr>
+              <a:graphicFrameLocks noChangeAspect="1"/>
+            </wp:cNvGraphicFramePr>
+            <a:graphic>
+              <a:graphicData uri="http://schemas.openxmlformats.org/drawingml/2006/picture">
+                <pic:pic>
+                  <pic:nvPicPr>
+                    <pic:cNvPr id="0" name="diagram_einstein_rosen_bridge.png"/>
+                    <pic:cNvPicPr/>
+                  </pic:nvPicPr>
+                  <pic:blipFill>
+                    <a:blip r:embed="rId53"/>
+                    <a:stretch>
+                      <a:fillRect/>
+                    </a:stretch>
+                  </pic:blipFill>
+                  <pic:spPr>
+                    <a:xfrm>
+                      <a:off x="0" y="0"/>
+                      <a:ext cx="4160520" cy="2288286"/>
+                    </a:xfrm>
+                    <a:prstGeom prst="rect"/>
+                  </pic:spPr>
+                </pic:pic>
+              </a:graphicData>
+            </a:graphic>
+          </wp:inline>
+        </w:drawing>
+      </w:r>
+    </w:p>
+    <w:p>
+      <w:pPr>
+        <w:pStyle w:val="Caption"/>
+      </w:pPr>
+      <w:r>
+        <w:t>Figure 3. A spatial slice of the Einstein–Rosen bridge has two exterior regions joined at a throat; the throat pinches off before any causal signal can cross.</w:t>
+      </w:r>
+    </w:p>
+    <w:p>
       <w:pPr>
         <w:pStyle w:val="BodyText"/>
       </w:pPr>
@@ -26784,6 +26966,48 @@
         <w:t xml:space="preserve">Auswandern – Ab in die USA, Kanada, Australien oder Neuseeland?</w:t>
       </w:r>
     </w:p>
+    <w:p>
+      <w:pPr>
+        <w:keepLines/>
+        <w:pageBreakBefore/>
+        <w:spacing w:before="0" w:after="0"/>
+        <w:jc w:val="center"/>
+      </w:pPr>
+      <w:r>
+        <w:drawing>
+          <wp:inline xmlns:a="http://schemas.openxmlformats.org/drawingml/2006/main" xmlns:pic="http://schemas.openxmlformats.org/drawingml/2006/picture">
+            <wp:extent cx="4160520" cy="6656832"/>
+            <wp:docPr id="1" name="Picture 1" descr="Back cover panel describing the case of fourteen people and Ellen Prosper, with reader comparison, character notes, author name, and series description." title="Back cover"/>
+            <wp:cNvGraphicFramePr>
+              <a:graphicFrameLocks noChangeAspect="1"/>
+            </wp:cNvGraphicFramePr>
+            <a:graphic>
+              <a:graphicData uri="http://schemas.openxmlformats.org/drawingml/2006/picture">
+                <pic:pic>
+                  <pic:nvPicPr>
+                    <pic:cNvPr id="0" name="KINDLE_BACK_COVER_2560.jpg"/>
+                    <pic:cNvPicPr/>
+                  </pic:nvPicPr>
+                  <pic:blipFill>
+                    <a:blip r:embed="rId49"/>
+                    <a:stretch>
+                      <a:fillRect/>
+                    </a:stretch>
+                  </pic:blipFill>
+                  <pic:spPr>
+                    <a:xfrm>
+                      <a:off x="0" y="0"/>
+                      <a:ext cx="4160520" cy="6656832"/>
+                    </a:xfrm>
+                    <a:prstGeom prst="rect"/>
+                  </pic:spPr>
+                </pic:pic>
+              </a:graphicData>
+            </a:graphic>
+          </wp:inline>
+        </w:drawing>
+      </w:r>
+    </w:p>
     <w:sectPr>
       <w:headerReference w:type="default" r:id="rId14"/>
       <w:footerReference w:type="default" r:id="rId15"/>
@@ -26791,6 +27015,7 @@
       <w:pgMar w:top="1037" w:right="1008" w:bottom="1037" w:left="1080" w:header="504" w:footer="504" w:gutter="0"/>
       <w:cols w:space="720"/>
       <w:titlePg/>
+      <w:pgNumType w:start="0"/>
     </w:sectPr>
   </w:body>
 </w:document>

--- a/Lolly Wren's Curious Science Adventures - SERIES/Book 2 - The Permitted Options/The_Permitted_Options_BOOK_2_REVISION_20261005.docx
+++ b/Lolly Wren's Curious Science Adventures - SERIES/Book 2 - The Permitted Options/The_Permitted_Options_BOOK_2_REVISION_20261005.docx
@@ -9257,49 +9257,49 @@
         <w:pStyle w:val="BodyText"/>
       </w:pPr>
       <w:r>
-        <w:t>“Consider a game between two players who cannot communicate,” he said. “They are separated. Each receives a question — a bit, say, chosen at random by a referee — and each must answer. They win or lose according to a rule that depends on both questions and both answers. They may agree any strategy in advance. They may carry any notes, any tables, any shared random numbers. They simply may not talk once the questions are asked.</w:t>
-      </w:r>
-    </w:p>
-    <w:p>
-      <w:pPr>
-        <w:pStyle w:val="BodyText"/>
-      </w:pPr>
-      <w:r>
-        <w:t>“There is a best possible classical strategy, and you can compute it, and for the simplest such game it wins seventy-five per cent of the time. That is a theorem. It is not a matter of cleverness. Seventy-five per cent is the ceiling for any pair of players who share only ordinary information, however much of it, however cunningly arranged.</w:t>
-      </w:r>
-    </w:p>
-    <w:p>
-      <w:pPr>
-        <w:pStyle w:val="BodyText"/>
-      </w:pPr>
-      <w:r>
-        <w:t xml:space="preserve">“Now give them a pair of correlated particles beforehand. Nothing else changes. They still cannot communicate — and I want to be exact, because this is where everybody goes wrong: they </w:t>
+        <w:t xml:space="preserve">“Two players cannot communicate. A referee gives each a random bit; each answers. A shared rule decides whether they win. They may plan beforehand and share notes, tables, even random numbers, but once the questions arrive, they cannot talk.”</w:t>
+      </w:r>
+    </w:p>
+    <w:p>
+      <w:pPr>
+        <w:pStyle w:val="BodyText"/>
+      </w:pPr>
+      <w:r>
+        <w:t xml:space="preserve">“For the simplest such game, the best classical strategy wins three rounds in four. That ceiling is a theorem, not a judgement on anyone’s cleverness.”</w:t>
+      </w:r>
+    </w:p>
+    <w:p>
+      <w:pPr>
+        <w:pStyle w:val="BodyText"/>
+      </w:pPr>
+      <w:r>
+        <w:t xml:space="preserve">“Give them a pair of entangled particles beforehand. They still </w:t>
       </w:r>
       <w:r>
         <w:rPr>
           <w:i/>
           <w:iCs/>
         </w:rPr>
-        <w:t>cannot</w:t>
-      </w:r>
-      <w:r>
-        <w:t xml:space="preserve"> signal, not one bit, the correlation transmits nothing, you could not send a message with it if your life depended on it.” He paused. “And they win eighty-five per cent of the time.”</w:t>
-      </w:r>
-    </w:p>
-    <w:p>
-      <w:pPr>
-        <w:pStyle w:val="BodyText"/>
-      </w:pPr>
-      <w:r>
-        <w:t>Stadthof, who had come in on his Thursday and stayed for a Tuesday, said, “Which is Bellboy’s number.”</w:t>
-      </w:r>
-    </w:p>
-    <w:p>
-      <w:pPr>
-        <w:pStyle w:val="BodyText"/>
-      </w:pPr>
-      <w:r>
-        <w:t>“It is Bellboy’s number wearing different clothes,” said Fainrose. “Two point eight against a ceiling of two.”</w:t>
+        <w:t xml:space="preserve">cannot</w:t>
+      </w:r>
+      <w:r>
+        <w:t xml:space="preserve"> signal—not one bit. You could not send a message with the correlation if your life depended on it. Yet they win about eighty-five per cent of the time.”</w:t>
+      </w:r>
+    </w:p>
+    <w:p>
+      <w:pPr>
+        <w:pStyle w:val="BodyText"/>
+      </w:pPr>
+      <w:r>
+        <w:t xml:space="preserve">Stadthof, who had come in on his Thursday and stayed for a Tuesday, said, “Which is Bellboy’s number.”</w:t>
+      </w:r>
+    </w:p>
+    <w:p>
+      <w:pPr>
+        <w:pStyle w:val="BodyText"/>
+      </w:pPr>
+      <w:r>
+        <w:t xml:space="preserve">“It is Bellboy’s number in a different scoring system,” said Fainrose. “Two point eight against a classical ceiling of two: the same quantum advantage as seventy-five against about eighty-five per cent.”</w:t>
       </w:r>
     </w:p>
     <w:p>
@@ -9308,25 +9308,25 @@
       </w:pPr>
       <w:r>
         <w:lastRenderedPageBreak/>
-        <w:t xml:space="preserve">“Yes. Same content, different clothes, and the clothes matter.” Nashville leaned forward. “Because as a </w:t>
-      </w:r>
-      <w:r>
-        <w:rPr>
-          <w:i/>
-        </w:rPr>
-        <w:t>game</w:t>
-      </w:r>
-      <w:r>
-        <w:t xml:space="preserve"> you can see what it is </w:t>
-      </w:r>
-      <w:r>
-        <w:rPr>
-          <w:i/>
-        </w:rPr>
-        <w:t>for</w:t>
-      </w:r>
-      <w:r>
-        <w:t>. It lets separated parties who cannot communicate, and do not trust one another, coordinate better than any agreement could arrange. And in some games the gap is total. There is a little three-by-three grid with parity rules where the best classical play wins eight times in nine, and shared correlation wins every time. With certainty. No arrangement of notes and dice achieves it.”</w:t>
+        <w:t xml:space="preserve">“Exactly. The </w:t>
+      </w:r>
+      <w:r>
+        <w:rPr>
+          <w:i/>
+        </w:rPr>
+        <w:t xml:space="preserve">game</w:t>
+      </w:r>
+      <w:r>
+        <w:t xml:space="preserve"> makes the advantage concrete,” said Nashville, leaning forward. “It lets separated parties who cannot communicate or trust one another coordinate better than any agreement could arrange. In the three-by-three grid with parity rules, classical players can win no more than eight times in nine; shared quantum correlations let them win all nine, every time. No notes or shared dice can do that.”</w:t>
+      </w:r>
+      <w:r>
+        <w:rPr>
+          <w:i/>
+        </w:rPr>
+        <w:t xml:space="preserve"/>
+      </w:r>
+      <w:r>
+        <w:t xml:space="preserve"/>
       </w:r>
     </w:p>
     <w:p>
@@ -11053,27 +11053,27 @@
         <w:pStyle w:val="BodyText"/>
       </w:pPr>
       <w:r>
-        <w:t xml:space="preserve">“Every experiment that has ever confirmed your ceiling — and there are thousands, and they are excellent, and I believe every one of them — was performed against a </w:t>
+        <w:t xml:space="preserve">“Every experiment confirming your ceiling—and there are thousands, excellent ones, all of which I believe—was run against a </w:t>
       </w:r>
       <w:r>
         <w:rPr>
           <w:b/>
           <w:bCs/>
         </w:rPr>
-        <w:t>fixed background</w:t>
-      </w:r>
-      <w:r>
-        <w:t xml:space="preserve">. The vacuum stayed where it was. Nobody had lowered the price of nothing by eleven parts in ten to the twenty-second while the apparatus was running.” He tapped the sheet. “You have discovered that the background is an </w:t>
+        <w:t xml:space="preserve">fixed background</w:t>
+      </w:r>
+      <w:r>
+        <w:t xml:space="preserve">. Nobody had lowered the price of nothing by eleven parts in ten to the twenty-second while the apparatus was running.” He tapped the sheet. “You have discovered that the background can </w:t>
       </w:r>
       <w:r>
         <w:rPr>
           <w:i/>
           <w:iCs/>
         </w:rPr>
-        <w:t>editable quantity</w:t>
-      </w:r>
-      <w:r>
-        <w:t>. And you have then gone on to build an enforcement mechanism whose entire security rests on a bound derived by assuming it is not.”</w:t>
+        <w:t xml:space="preserve">change</w:t>
+      </w:r>
+      <w:r>
+        <w:t xml:space="preserve">. Now your enforcement mechanism rests on a bound derived from assuming it cannot.”</w:t>
       </w:r>
     </w:p>
     <w:p>
